--- a/drafts/vu/2025-07-u/02-СР-положення ризи.docx
+++ b/drafts/vu/2025-07-u/02-СР-положення ризи.docx
@@ -79,12 +79,291 @@
           <w:sz w:val="24"/>
           <w:szCs w:val="24"/>
         </w:rPr>
+        <w:t>Священик:</w:t>
+      </w:r>
+      <w:r>
+        <w:rPr>
+          <w:rFonts w:ascii="Times New Roman" w:hAnsi="Times New Roman" w:cs="Times New Roman"/>
+          <w:color w:val="000000"/>
+          <w:sz w:val="24"/>
+          <w:szCs w:val="24"/>
+        </w:rPr>
+        <w:t xml:space="preserve"> </w:t>
+      </w:r>
+      <w:r>
+        <w:rPr>
+          <w:rFonts w:ascii="Times New Roman" w:hAnsi="Times New Roman" w:cs="Times New Roman"/>
+          <w:sz w:val="24"/>
+          <w:szCs w:val="24"/>
+        </w:rPr>
+        <w:t>Благословенний Бог наш завжди, нині і повсякчас, і на віки віків.</w:t>
+      </w:r>
+    </w:p>
+    <w:p>
+      <w:pPr>
+        <w:spacing w:after="120"/>
+        <w:jc w:val="both"/>
+        <w:rPr>
+          <w:rFonts w:ascii="Times New Roman" w:hAnsi="Times New Roman" w:cs="Times New Roman"/>
+          <w:sz w:val="24"/>
+          <w:szCs w:val="24"/>
+        </w:rPr>
+      </w:pPr>
+      <w:r>
+        <w:rPr>
+          <w:rFonts w:ascii="Times New Roman" w:hAnsi="Times New Roman" w:cs="Times New Roman"/>
+          <w:i/>
+          <w:color w:val="FF0000"/>
+          <w:sz w:val="24"/>
+          <w:szCs w:val="24"/>
+        </w:rPr>
+        <w:t>Вірні:</w:t>
+      </w:r>
+      <w:r>
+        <w:rPr>
+          <w:rFonts w:ascii="Times New Roman" w:hAnsi="Times New Roman" w:cs="Times New Roman"/>
+          <w:color w:val="FF0000"/>
+          <w:sz w:val="24"/>
+          <w:szCs w:val="24"/>
+        </w:rPr>
+        <w:t xml:space="preserve"> </w:t>
+      </w:r>
+      <w:r>
+        <w:rPr>
+          <w:rFonts w:ascii="Times New Roman" w:hAnsi="Times New Roman" w:cs="Times New Roman"/>
+          <w:sz w:val="24"/>
+          <w:szCs w:val="24"/>
+        </w:rPr>
+        <w:t>Амінь. Слава тобі, Боже наш, слава тобі.</w:t>
+      </w:r>
+    </w:p>
+    <w:p>
+      <w:pPr>
+        <w:spacing w:after="120"/>
+      </w:pPr>
+      <w:r>
+        <w:rPr>
+          <w:rFonts w:ascii="Times New Roman" w:hAnsi="Times New Roman"/>
+          <w:sz w:val="24"/>
+        </w:rPr>
+        <w:t>Ца́рю небе́сний, утіши́телю, Ду́ше íстини,* що всю́ди єси́ і все наповня́єш,* скарбни́це благ і життя́ пода́телю,* прийди́, і всели́ся в нас,* і очи́сти нас від уся́кої скве́рни,* і спаси́, благи́й, ду́ші на́ші.</w:t>
+      </w:r>
+    </w:p>
+    <w:p>
+      <w:pPr>
+        <w:spacing w:after="120"/>
+        <w:jc w:val="both"/>
+        <w:rPr>
+          <w:rFonts w:ascii="Times New Roman" w:hAnsi="Times New Roman" w:cs="Times New Roman"/>
+          <w:sz w:val="24"/>
+          <w:szCs w:val="24"/>
+        </w:rPr>
+      </w:pPr>
+      <w:r>
+        <w:rPr>
+          <w:rFonts w:ascii="Times New Roman" w:hAnsi="Times New Roman" w:cs="Times New Roman"/>
+          <w:sz w:val="24"/>
+          <w:szCs w:val="24"/>
+        </w:rPr>
+        <w:t xml:space="preserve">Святий Боже, святий Кріпкий, святий Безсмертний, помилуй нас </w:t>
+      </w:r>
+      <w:r>
+        <w:rPr>
+          <w:rFonts w:ascii="Times New Roman" w:hAnsi="Times New Roman" w:cs="Times New Roman"/>
+          <w:i/>
+          <w:color w:val="FF0000"/>
+          <w:sz w:val="24"/>
+          <w:szCs w:val="24"/>
+        </w:rPr>
+        <w:t>(3 р.)</w:t>
+      </w:r>
+      <w:r>
+        <w:rPr>
+          <w:rFonts w:ascii="Times New Roman" w:hAnsi="Times New Roman" w:cs="Times New Roman"/>
+          <w:i/>
+          <w:sz w:val="24"/>
+          <w:szCs w:val="24"/>
+        </w:rPr>
+        <w:t>.</w:t>
+      </w:r>
+    </w:p>
+    <w:p>
+      <w:pPr>
+        <w:spacing w:after="120"/>
+        <w:jc w:val="both"/>
+        <w:rPr>
+          <w:rFonts w:ascii="Times New Roman" w:hAnsi="Times New Roman" w:cs="Times New Roman"/>
+          <w:sz w:val="24"/>
+          <w:szCs w:val="24"/>
+        </w:rPr>
+      </w:pPr>
+      <w:r>
+        <w:rPr>
+          <w:rFonts w:ascii="Times New Roman" w:hAnsi="Times New Roman" w:cs="Times New Roman"/>
+          <w:sz w:val="24"/>
+          <w:szCs w:val="24"/>
+        </w:rPr>
+        <w:t>Слава Отцю, і Сину, і Святому Духові,* і нині і повсякчас, і на віки віків. Амінь.</w:t>
+      </w:r>
+    </w:p>
+    <w:p>
+      <w:pPr>
+        <w:spacing w:after="120"/>
+        <w:jc w:val="both"/>
+        <w:rPr>
+          <w:rFonts w:ascii="Times New Roman" w:hAnsi="Times New Roman" w:cs="Times New Roman"/>
+          <w:sz w:val="24"/>
+          <w:szCs w:val="24"/>
+        </w:rPr>
+      </w:pPr>
+      <w:r>
+        <w:rPr>
+          <w:rFonts w:ascii="Times New Roman" w:hAnsi="Times New Roman" w:cs="Times New Roman"/>
+          <w:sz w:val="24"/>
+          <w:szCs w:val="24"/>
+        </w:rPr>
+        <w:t>Пресвята Тройце, помилуй нас;* Господи, очисти гріхи наші;* Владико, прости беззаконня наші;* Святий, завітай і зціли немочі наші імени твого ради.</w:t>
+      </w:r>
+    </w:p>
+    <w:p>
+      <w:pPr>
+        <w:spacing w:after="120"/>
+        <w:jc w:val="both"/>
+        <w:rPr>
+          <w:rFonts w:ascii="Times New Roman" w:hAnsi="Times New Roman" w:cs="Times New Roman"/>
+          <w:i/>
+          <w:sz w:val="24"/>
+          <w:szCs w:val="24"/>
+        </w:rPr>
+      </w:pPr>
+      <w:r>
+        <w:rPr>
+          <w:rFonts w:ascii="Times New Roman" w:hAnsi="Times New Roman" w:cs="Times New Roman"/>
+          <w:sz w:val="24"/>
+          <w:szCs w:val="24"/>
+        </w:rPr>
+        <w:t xml:space="preserve">Господи, помилуй </w:t>
+      </w:r>
+      <w:r>
+        <w:rPr>
+          <w:rFonts w:ascii="Times New Roman" w:hAnsi="Times New Roman" w:cs="Times New Roman"/>
+          <w:i/>
+          <w:color w:val="FF0000"/>
+          <w:sz w:val="24"/>
+          <w:szCs w:val="24"/>
+        </w:rPr>
+        <w:t>(3 р.)</w:t>
+      </w:r>
+      <w:r>
+        <w:rPr>
+          <w:rFonts w:ascii="Times New Roman" w:hAnsi="Times New Roman" w:cs="Times New Roman"/>
+          <w:i/>
+          <w:sz w:val="24"/>
+          <w:szCs w:val="24"/>
+        </w:rPr>
+        <w:t>.</w:t>
+      </w:r>
+    </w:p>
+    <w:p>
+      <w:pPr>
+        <w:spacing w:after="120"/>
+        <w:jc w:val="both"/>
+        <w:rPr>
+          <w:rFonts w:ascii="Times New Roman" w:hAnsi="Times New Roman" w:cs="Times New Roman"/>
+          <w:sz w:val="24"/>
+          <w:szCs w:val="24"/>
+        </w:rPr>
+      </w:pPr>
+      <w:r>
+        <w:rPr>
+          <w:rFonts w:ascii="Times New Roman" w:hAnsi="Times New Roman" w:cs="Times New Roman"/>
+          <w:sz w:val="24"/>
+          <w:szCs w:val="24"/>
+        </w:rPr>
+        <w:t>Слава Отцю, і Сину, і Святому Духові. І</w:t>
+      </w:r>
+      <w:r>
+        <w:rPr>
+          <w:rFonts w:ascii="Times New Roman" w:hAnsi="Times New Roman" w:cs="Times New Roman"/>
+          <w:b/>
+          <w:sz w:val="24"/>
+          <w:szCs w:val="24"/>
+        </w:rPr>
+        <w:t xml:space="preserve"> </w:t>
+      </w:r>
+      <w:r>
+        <w:rPr>
+          <w:rFonts w:ascii="Times New Roman" w:hAnsi="Times New Roman" w:cs="Times New Roman"/>
+          <w:sz w:val="24"/>
+          <w:szCs w:val="24"/>
+        </w:rPr>
+        <w:t>нині і повсякчас, і на віки віків. Амінь.</w:t>
+      </w:r>
+    </w:p>
+    <w:p>
+      <w:pPr>
+        <w:spacing w:after="120"/>
+        <w:jc w:val="both"/>
+        <w:rPr>
+          <w:rFonts w:ascii="Times New Roman" w:hAnsi="Times New Roman" w:cs="Times New Roman"/>
+          <w:sz w:val="24"/>
+          <w:szCs w:val="24"/>
+        </w:rPr>
+      </w:pPr>
+      <w:r>
+        <w:rPr>
+          <w:rFonts w:ascii="Times New Roman" w:hAnsi="Times New Roman" w:cs="Times New Roman"/>
+          <w:sz w:val="24"/>
+          <w:szCs w:val="24"/>
+        </w:rPr>
+        <w:t>Отче наш, що єси на небесах,* нехай святиться ім’я твоє,* нехай прийде царство твоє,* нехай буде воля твоя, як на небі, так і на землі.* Хліб наш насущний дай нам сьогодні,* і прости нам провини наші,* як і ми прощаємо винуватцям нашим,* і не введи нас у спокусу,* але визволи нас від лукавого.</w:t>
+      </w:r>
+    </w:p>
+    <w:p>
+      <w:pPr>
+        <w:spacing w:after="120"/>
+      </w:pPr>
+      <w:r>
+        <w:rPr>
+          <w:rFonts w:ascii="Times New Roman" w:hAnsi="Times New Roman"/>
+          <w:i/>
+          <w:color w:val="FF0000"/>
+          <w:sz w:val="24"/>
+        </w:rPr>
         <w:t>Священник:</w:t>
       </w:r>
       <w:r>
         <w:rPr>
-          <w:rFonts w:ascii="Times New Roman" w:hAnsi="Times New Roman" w:cs="Times New Roman"/>
-          <w:color w:val="000000"/>
+          <w:rFonts w:ascii="Times New Roman" w:hAnsi="Times New Roman"/>
+          <w:sz w:val="24"/>
+        </w:rPr>
+        <w:t xml:space="preserve"> Бо Твоє є царство, і сила, і слава, Отця, і Сина, і Святого Духа, нині, і повсякчас, і на віки віків.</w:t>
+      </w:r>
+    </w:p>
+    <w:p>
+      <w:pPr>
+        <w:spacing w:after="120"/>
+        <w:jc w:val="both"/>
+        <w:rPr>
+          <w:rFonts w:ascii="Times New Roman" w:hAnsi="Times New Roman" w:cs="Times New Roman"/>
+          <w:sz w:val="24"/>
+          <w:szCs w:val="24"/>
+        </w:rPr>
+      </w:pPr>
+      <w:r>
+        <w:rPr>
+          <w:rFonts w:ascii="Times New Roman" w:hAnsi="Times New Roman" w:cs="Times New Roman"/>
+          <w:i/>
+          <w:color w:val="FF0000"/>
+          <w:sz w:val="24"/>
+          <w:szCs w:val="24"/>
+        </w:rPr>
+        <w:t>Вірні:</w:t>
+      </w:r>
+      <w:r>
+        <w:rPr>
+          <w:rFonts w:ascii="Times New Roman" w:hAnsi="Times New Roman" w:cs="Times New Roman"/>
+          <w:color w:val="FF0000"/>
           <w:sz w:val="24"/>
           <w:szCs w:val="24"/>
         </w:rPr>
@@ -96,263 +375,119 @@
           <w:sz w:val="24"/>
           <w:szCs w:val="24"/>
         </w:rPr>
-        <w:t>Благословенний Бог наш завжди, нині і повсякчас, і на віки віків.</w:t>
-      </w:r>
-    </w:p>
-    <w:p>
-      <w:pPr>
-        <w:spacing w:after="120"/>
-      </w:pPr>
-      <w:r>
-        <w:rPr>
-          <w:rFonts w:ascii="Times New Roman" w:hAnsi="Times New Roman"/>
-          <w:i/>
-          <w:color w:val="FF0000"/>
-          <w:sz w:val="24"/>
-        </w:rPr>
-        <w:t>Вірні:</w:t>
-      </w:r>
-      <w:r>
-        <w:rPr>
-          <w:rFonts w:ascii="Times New Roman" w:hAnsi="Times New Roman"/>
-          <w:color w:val="FF0000"/>
-          <w:sz w:val="24"/>
+        <w:t xml:space="preserve">Амінь. Господи, помилуй </w:t>
+      </w:r>
+      <w:r>
+        <w:rPr>
+          <w:rFonts w:ascii="Times New Roman" w:hAnsi="Times New Roman" w:cs="Times New Roman"/>
+          <w:i/>
+          <w:color w:val="FF0000"/>
+          <w:sz w:val="24"/>
+          <w:szCs w:val="24"/>
+        </w:rPr>
+        <w:t>(12 р.)</w:t>
+      </w:r>
+      <w:r>
+        <w:rPr>
+          <w:rFonts w:ascii="Times New Roman" w:hAnsi="Times New Roman" w:cs="Times New Roman"/>
+          <w:i/>
+          <w:sz w:val="24"/>
+          <w:szCs w:val="24"/>
+        </w:rPr>
+        <w:t>.</w:t>
+      </w:r>
+    </w:p>
+    <w:p>
+      <w:pPr>
+        <w:spacing w:after="120"/>
+        <w:jc w:val="both"/>
+        <w:rPr>
+          <w:rFonts w:ascii="Times New Roman" w:hAnsi="Times New Roman" w:cs="Times New Roman"/>
+          <w:sz w:val="24"/>
+          <w:szCs w:val="24"/>
+        </w:rPr>
+      </w:pPr>
+      <w:r>
+        <w:rPr>
+          <w:rFonts w:ascii="Times New Roman" w:hAnsi="Times New Roman" w:cs="Times New Roman"/>
+          <w:sz w:val="24"/>
+          <w:szCs w:val="24"/>
+        </w:rPr>
+        <w:t>Слава Отцю, і Сину, і Святому Духові:* І</w:t>
+      </w:r>
+      <w:r>
+        <w:rPr>
+          <w:rFonts w:ascii="Times New Roman" w:hAnsi="Times New Roman" w:cs="Times New Roman"/>
+          <w:b/>
+          <w:sz w:val="24"/>
+          <w:szCs w:val="24"/>
         </w:rPr>
         <w:t xml:space="preserve"> </w:t>
       </w:r>
       <w:r>
         <w:rPr>
-          <w:rFonts w:ascii="Times New Roman" w:hAnsi="Times New Roman"/>
-          <w:sz w:val="24"/>
-        </w:rPr>
-        <w:t>Амі́нь.</w:t>
-      </w:r>
-    </w:p>
-    <w:p>
-      <w:pPr>
-        <w:spacing w:after="120"/>
-      </w:pPr>
-      <w:r>
-        <w:rPr>
-          <w:rFonts w:ascii="Times New Roman" w:hAnsi="Times New Roman"/>
-          <w:sz w:val="24"/>
-        </w:rPr>
-        <w:t>Сла́ва Тобі́, Бо́же наш, сла́ва Тобі́.</w:t>
-      </w:r>
-    </w:p>
-    <w:p>
-      <w:pPr>
-        <w:spacing w:after="120"/>
-      </w:pPr>
-      <w:r>
-        <w:rPr>
-          <w:rFonts w:ascii="Times New Roman" w:hAnsi="Times New Roman"/>
-          <w:sz w:val="24"/>
-        </w:rPr>
-        <w:t>Ца́рю небе́сний, утіши́телю, Ду́ше íстини,* що всю́ди єси́ і все наповня́єш,* скарбни́це благ і життя́ пода́телю,* прийди́, і всели́ся в нас,* і очи́сти нас від уся́кої скве́рни,* і спаси́, благи́й, ду́ші на́ші.</w:t>
-      </w:r>
-    </w:p>
-    <w:p>
-      <w:pPr>
-        <w:spacing w:after="120"/>
-      </w:pPr>
-      <w:r>
-        <w:rPr>
-          <w:rFonts w:ascii="Times New Roman" w:hAnsi="Times New Roman"/>
-          <w:sz w:val="24"/>
-        </w:rPr>
-        <w:t xml:space="preserve">Святи́й Бо́же, святи́й Крі́пкий, святи́й Безсме́ртний, поми́луй нас. </w:t>
-      </w:r>
-      <w:r>
-        <w:rPr>
-          <w:rFonts w:ascii="Times New Roman" w:hAnsi="Times New Roman"/>
-          <w:i/>
-          <w:color w:val="FF0000"/>
-          <w:sz w:val="24"/>
-        </w:rPr>
-        <w:t>(3 р.)</w:t>
-      </w:r>
-    </w:p>
-    <w:p>
-      <w:pPr>
-        <w:spacing w:after="120"/>
-      </w:pPr>
-      <w:r>
-        <w:rPr>
-          <w:rFonts w:ascii="Times New Roman" w:hAnsi="Times New Roman"/>
-          <w:sz w:val="24"/>
-        </w:rPr>
-        <w:t>Сла́ва Отцю́, і Си́ну, і Свято́му Ду́хові,* і ни́ні, і повсякча́с, і на ві́ки вікі́в. Амі́нь.</w:t>
-      </w:r>
-    </w:p>
-    <w:p>
-      <w:pPr>
-        <w:spacing w:after="120"/>
-      </w:pPr>
-      <w:r>
-        <w:rPr>
-          <w:rFonts w:ascii="Times New Roman" w:hAnsi="Times New Roman"/>
-          <w:sz w:val="24"/>
-        </w:rPr>
-        <w:t>Пресвята́ Тро́йце, поми́луй нас; Го́споди, очи́сти гріхи́ на́ші; Влади́ко, прости́ беззако́ння на́ші; Святи́й, завіта́й і зціли́ не́мочі на́ші, І́мени Твого́ ра́ди.</w:t>
-      </w:r>
-    </w:p>
-    <w:p>
-      <w:pPr>
-        <w:spacing w:after="120"/>
-      </w:pPr>
-      <w:r>
-        <w:rPr>
-          <w:rFonts w:ascii="Times New Roman" w:hAnsi="Times New Roman"/>
-          <w:sz w:val="24"/>
-        </w:rPr>
-        <w:t xml:space="preserve">Го́споди, поми́луй. </w:t>
-      </w:r>
-      <w:r>
-        <w:rPr>
-          <w:rFonts w:ascii="Times New Roman" w:hAnsi="Times New Roman"/>
-          <w:i/>
-          <w:color w:val="FF0000"/>
-          <w:sz w:val="24"/>
-        </w:rPr>
-        <w:t>(3 р.)</w:t>
-      </w:r>
-    </w:p>
-    <w:p>
-      <w:pPr>
-        <w:spacing w:after="120"/>
-      </w:pPr>
-      <w:r>
-        <w:rPr>
-          <w:rFonts w:ascii="Times New Roman" w:hAnsi="Times New Roman"/>
-          <w:sz w:val="24"/>
-        </w:rPr>
-        <w:t>Сла́ва Отцю́, і Си́ну, і Свято́му Ду́хові,* і ни́ні, і повсякча́с, і на ві́ки вікі́в. Амі́нь.</w:t>
-      </w:r>
-    </w:p>
-    <w:p>
-      <w:pPr>
-        <w:spacing w:after="120"/>
-        <w:jc w:val="both"/>
-      </w:pPr>
-      <w:r>
-        <w:rPr>
-          <w:rFonts w:ascii="Times New Roman" w:hAnsi="Times New Roman"/>
-          <w:sz w:val="24"/>
-        </w:rPr>
-        <w:t>О́тче наш, що єси́ на небеса́х,* неха́й святи́ться ім’я́ Твоє́,* неха́й при́йде ца́рство Твоє́,* неха́й бу́де во́ля Твоя́, як на не́бі, так і на землі́.* Хліб наш насу́щний дай нам сього́дні;* і прости́ нам прови́ни на́ші,* як і ми проща́ємо винува́тцям на́шим;* і не введи́ нас у споку́су,* але́ ви́зволи нас від лука́вого.</w:t>
-      </w:r>
-    </w:p>
-    <w:p>
-      <w:pPr>
-        <w:spacing w:after="120"/>
-      </w:pPr>
-      <w:r>
-        <w:rPr>
-          <w:rFonts w:ascii="Times New Roman" w:hAnsi="Times New Roman"/>
-          <w:i/>
-          <w:color w:val="FF0000"/>
-          <w:sz w:val="24"/>
-        </w:rPr>
-        <w:t>Священник:</w:t>
-      </w:r>
-      <w:r>
-        <w:rPr>
-          <w:rFonts w:ascii="Times New Roman" w:hAnsi="Times New Roman"/>
-          <w:sz w:val="24"/>
-        </w:rPr>
-        <w:t xml:space="preserve"> Бо Твоє є царство, і сила, і слава, Отця, і Сина, і Святого Духа, нині, і повсякчас, і на віки віків.</w:t>
-      </w:r>
-    </w:p>
-    <w:p>
-      <w:pPr>
-        <w:spacing w:after="120"/>
-        <w:jc w:val="both"/>
-      </w:pPr>
-      <w:r>
-        <w:rPr>
-          <w:rFonts w:ascii="Times New Roman" w:hAnsi="Times New Roman"/>
-          <w:i/>
-          <w:color w:val="FF0000"/>
-          <w:sz w:val="24"/>
-        </w:rPr>
-        <w:t>Вірні:</w:t>
-      </w:r>
-      <w:r>
-        <w:rPr>
-          <w:rFonts w:ascii="Times New Roman" w:hAnsi="Times New Roman"/>
-          <w:color w:val="FF0000"/>
-          <w:sz w:val="24"/>
-        </w:rPr>
-        <w:t xml:space="preserve"> </w:t>
-      </w:r>
-      <w:r>
-        <w:rPr>
-          <w:rFonts w:ascii="Times New Roman" w:hAnsi="Times New Roman"/>
-          <w:sz w:val="24"/>
-        </w:rPr>
-        <w:t xml:space="preserve">Амі́нь. Го́споди, поми́луй. </w:t>
-      </w:r>
-      <w:r>
-        <w:rPr>
-          <w:rFonts w:ascii="Times New Roman" w:hAnsi="Times New Roman"/>
-          <w:i/>
-          <w:color w:val="FF0000"/>
-          <w:sz w:val="24"/>
-        </w:rPr>
-        <w:t>(12 р.)</w:t>
-      </w:r>
-    </w:p>
-    <w:p>
-      <w:pPr>
-        <w:spacing w:after="120"/>
-        <w:jc w:val="both"/>
-      </w:pPr>
-      <w:r>
-        <w:rPr>
-          <w:rFonts w:ascii="Times New Roman" w:hAnsi="Times New Roman"/>
-          <w:sz w:val="24"/>
-        </w:rPr>
-        <w:t>Сла́ва Отцю́, і Си́ну, і Свято́му Ду́хові,* і ни́ні, і повсякча́с, і на ві́ки вікі́в. Амі́нь.</w:t>
-      </w:r>
-    </w:p>
-    <w:p>
-      <w:pPr>
-        <w:spacing w:after="120"/>
-        <w:jc w:val="both"/>
-      </w:pPr>
-      <w:r>
-        <w:rPr>
-          <w:rFonts w:ascii="Times New Roman" w:hAnsi="Times New Roman"/>
-          <w:sz w:val="24"/>
-        </w:rPr>
-        <w:t>Прийді́те, поклоні́мся* царе́ві на́шому – Бо́гу.</w:t>
-      </w:r>
-    </w:p>
-    <w:p>
-      <w:pPr>
-        <w:spacing w:after="120"/>
-        <w:jc w:val="both"/>
-      </w:pPr>
-      <w:r>
-        <w:rPr>
-          <w:rFonts w:ascii="Times New Roman" w:hAnsi="Times New Roman"/>
-          <w:sz w:val="24"/>
-        </w:rPr>
-        <w:t>Прийді́те, поклоні́мся* Христо́ві, царе́ві на́шому – Бо́гу.</w:t>
-      </w:r>
-    </w:p>
-    <w:p>
-      <w:pPr>
-        <w:spacing w:after="120"/>
-        <w:jc w:val="both"/>
-      </w:pPr>
-      <w:r>
-        <w:rPr>
-          <w:rFonts w:ascii="Times New Roman" w:hAnsi="Times New Roman"/>
-          <w:sz w:val="24"/>
-        </w:rPr>
-        <w:t>Прийді́те, поклоні́мся і припаді́м* до само́го Го́спода Ісу́са Христа́ – царя́ і Бо́га на́шого.</w:t>
+          <w:rFonts w:ascii="Times New Roman" w:hAnsi="Times New Roman" w:cs="Times New Roman"/>
+          <w:sz w:val="24"/>
+          <w:szCs w:val="24"/>
+        </w:rPr>
+        <w:t>нині і повсякчас, і на віки віків. Амінь.</w:t>
+      </w:r>
+    </w:p>
+    <w:p>
+      <w:pPr>
+        <w:spacing w:after="120"/>
+        <w:jc w:val="both"/>
+        <w:rPr>
+          <w:rFonts w:ascii="Times New Roman" w:hAnsi="Times New Roman" w:cs="Times New Roman"/>
+          <w:sz w:val="24"/>
+          <w:szCs w:val="24"/>
+        </w:rPr>
+      </w:pPr>
+      <w:r>
+        <w:rPr>
+          <w:rFonts w:ascii="Times New Roman" w:hAnsi="Times New Roman" w:cs="Times New Roman"/>
+          <w:sz w:val="24"/>
+          <w:szCs w:val="24"/>
+        </w:rPr>
+        <w:t>Прийдіте, поклонімся* Цареві нашому Богу.</w:t>
+      </w:r>
+    </w:p>
+    <w:p>
+      <w:pPr>
+        <w:spacing w:after="120"/>
+        <w:jc w:val="both"/>
+        <w:rPr>
+          <w:rFonts w:ascii="Times New Roman" w:hAnsi="Times New Roman" w:cs="Times New Roman"/>
+          <w:sz w:val="24"/>
+          <w:szCs w:val="24"/>
+        </w:rPr>
+      </w:pPr>
+      <w:r>
+        <w:rPr>
+          <w:rFonts w:ascii="Times New Roman" w:hAnsi="Times New Roman" w:cs="Times New Roman"/>
+          <w:sz w:val="24"/>
+          <w:szCs w:val="24"/>
+        </w:rPr>
+        <w:t>Прийдіте, поклонімся* Христові, Цареві нашому Богу.</w:t>
+      </w:r>
+    </w:p>
+    <w:p>
+      <w:pPr>
+        <w:spacing w:after="120"/>
+        <w:jc w:val="both"/>
+        <w:rPr>
+          <w:rFonts w:ascii="Times New Roman" w:hAnsi="Times New Roman" w:cs="Times New Roman"/>
+          <w:sz w:val="24"/>
+          <w:szCs w:val="24"/>
+        </w:rPr>
+      </w:pPr>
+      <w:r>
+        <w:rPr>
+          <w:rFonts w:ascii="Times New Roman" w:hAnsi="Times New Roman" w:cs="Times New Roman"/>
+          <w:sz w:val="24"/>
+          <w:szCs w:val="24"/>
+        </w:rPr>
+        <w:t>Прийдіте, поклонімся і припадім* до самого Господа Ісуса Христа, Царя і Бога нашого.</w:t>
       </w:r>
     </w:p>
     <w:p>
@@ -396,529 +531,734 @@
       <w:pPr>
         <w:spacing w:after="120"/>
         <w:jc w:val="both"/>
-      </w:pPr>
-      <w:r>
-        <w:rPr>
-          <w:rFonts w:ascii="Times New Roman" w:hAnsi="Times New Roman"/>
-          <w:sz w:val="24"/>
-        </w:rPr>
-        <w:t>Благослови́, душе́ моя́, Го́спода!* Го́споди, Бо́же мій, Ти ве́льми вели́кий!</w:t>
-      </w:r>
-    </w:p>
-    <w:p>
-      <w:pPr>
-        <w:spacing w:after="120"/>
-        <w:jc w:val="both"/>
-      </w:pPr>
-      <w:r>
-        <w:rPr>
-          <w:rFonts w:ascii="Times New Roman" w:hAnsi="Times New Roman"/>
-          <w:sz w:val="24"/>
-        </w:rPr>
-        <w:t>Ти одягну́вся ве́личчю і красо́ю,* Ти сві́тлом, на́че ри́зою, покри́вся.</w:t>
-      </w:r>
-    </w:p>
-    <w:p>
-      <w:pPr>
-        <w:spacing w:after="120"/>
-        <w:jc w:val="both"/>
-      </w:pPr>
-      <w:r>
-        <w:rPr>
-          <w:rFonts w:ascii="Times New Roman" w:hAnsi="Times New Roman"/>
-          <w:sz w:val="24"/>
-        </w:rPr>
-        <w:t>Ти розіп’я́в, нена́че наме́т, не́бо,* Ти збудува́в Твої́ го́рниці у во́дах.</w:t>
-      </w:r>
-    </w:p>
-    <w:p>
-      <w:pPr>
-        <w:spacing w:after="120"/>
-        <w:jc w:val="both"/>
-      </w:pPr>
-      <w:r>
-        <w:rPr>
-          <w:rFonts w:ascii="Times New Roman" w:hAnsi="Times New Roman"/>
-          <w:sz w:val="24"/>
-        </w:rPr>
-        <w:t>Із хмар собі́ ро́биш колісни́цю,* хо́диш на кри́лах ві́тру.</w:t>
-      </w:r>
-    </w:p>
-    <w:p>
-      <w:pPr>
-        <w:spacing w:after="120"/>
-        <w:jc w:val="both"/>
-      </w:pPr>
-      <w:r>
-        <w:rPr>
-          <w:rFonts w:ascii="Times New Roman" w:hAnsi="Times New Roman"/>
-          <w:sz w:val="24"/>
-        </w:rPr>
-        <w:t>Вітри́ Свої́ми посланця́ми учиня́єш,* по́лум’я вогне́нне − слу́гами Свої́ми.</w:t>
-      </w:r>
-    </w:p>
-    <w:p>
-      <w:pPr>
-        <w:spacing w:after="120"/>
-        <w:jc w:val="both"/>
-      </w:pPr>
-      <w:r>
-        <w:rPr>
-          <w:rFonts w:ascii="Times New Roman" w:hAnsi="Times New Roman"/>
-          <w:sz w:val="24"/>
-        </w:rPr>
-        <w:t>Ти заснува́в зе́млю на її́ підва́линах,* не захита́ється по ві́ки вікі́в.</w:t>
-      </w:r>
-    </w:p>
-    <w:p>
-      <w:pPr>
-        <w:spacing w:after="120"/>
-        <w:jc w:val="both"/>
-      </w:pPr>
-      <w:r>
-        <w:rPr>
-          <w:rFonts w:ascii="Times New Roman" w:hAnsi="Times New Roman"/>
-          <w:sz w:val="24"/>
-        </w:rPr>
-        <w:t>Безо́днею, немо́в оде́жею, покри́в її́,* по́над го́рами ста́ли во́ди.</w:t>
-      </w:r>
-    </w:p>
-    <w:p>
-      <w:pPr>
-        <w:spacing w:after="120"/>
-        <w:jc w:val="both"/>
-      </w:pPr>
-      <w:r>
-        <w:rPr>
-          <w:rFonts w:ascii="Times New Roman" w:hAnsi="Times New Roman"/>
-          <w:sz w:val="24"/>
-        </w:rPr>
-        <w:t>Пе́ред погро́зою Твоє́ю вони́ тіка́ли,* пе́ред го́лосом гро́му Твого́ тремті́ли.</w:t>
-      </w:r>
-    </w:p>
-    <w:p>
-      <w:pPr>
-        <w:spacing w:after="120"/>
-        <w:jc w:val="both"/>
-      </w:pPr>
-      <w:r>
-        <w:rPr>
-          <w:rFonts w:ascii="Times New Roman" w:hAnsi="Times New Roman"/>
-          <w:sz w:val="24"/>
-        </w:rPr>
-        <w:t>Підвели́ся го́ри, зійшли́ доли́ни до мі́сця,* що Ти їм призна́чив.</w:t>
-      </w:r>
-    </w:p>
-    <w:p>
-      <w:pPr>
-        <w:spacing w:after="120"/>
-        <w:jc w:val="both"/>
-      </w:pPr>
-      <w:r>
-        <w:rPr>
-          <w:rFonts w:ascii="Times New Roman" w:hAnsi="Times New Roman"/>
-          <w:sz w:val="24"/>
-        </w:rPr>
-        <w:t>Поста́вив їм грани́цю, яко́ї не пере́йдуть,* щоб зно́ву покри́ти зе́млю.</w:t>
-      </w:r>
-    </w:p>
-    <w:p>
-      <w:pPr>
-        <w:spacing w:after="120"/>
-        <w:jc w:val="both"/>
-      </w:pPr>
-      <w:r>
-        <w:rPr>
-          <w:rFonts w:ascii="Times New Roman" w:hAnsi="Times New Roman"/>
-          <w:sz w:val="24"/>
-        </w:rPr>
-        <w:t>Джере́ла посила́єш у рі́ки,* які́ течу́ть по́між го́рами.</w:t>
-      </w:r>
-    </w:p>
-    <w:p>
-      <w:pPr>
-        <w:spacing w:after="120"/>
-        <w:jc w:val="both"/>
-      </w:pPr>
-      <w:r>
-        <w:rPr>
-          <w:rFonts w:ascii="Times New Roman" w:hAnsi="Times New Roman"/>
-          <w:sz w:val="24"/>
-        </w:rPr>
-        <w:t>Усю́ звірину́, що в по́лі, вони́ напува́ють,* ди́кі осли́ там га́сять свою́ спра́гу.</w:t>
-      </w:r>
-    </w:p>
-    <w:p>
-      <w:pPr>
-        <w:spacing w:after="120"/>
-        <w:jc w:val="both"/>
-      </w:pPr>
-      <w:r>
-        <w:rPr>
-          <w:rFonts w:ascii="Times New Roman" w:hAnsi="Times New Roman"/>
-          <w:sz w:val="24"/>
-        </w:rPr>
-        <w:t>Над ни́ми ку́блиться небе́сне пта́ство,* з-по́між гілля́к дає́ свій го́лос.</w:t>
-      </w:r>
-    </w:p>
-    <w:p>
-      <w:pPr>
-        <w:spacing w:after="120"/>
-        <w:jc w:val="both"/>
-      </w:pPr>
-      <w:r>
-        <w:rPr>
-          <w:rFonts w:ascii="Times New Roman" w:hAnsi="Times New Roman"/>
-          <w:sz w:val="24"/>
-        </w:rPr>
-        <w:t>Ти напува́єш го́ри з Твої́х го́рниць,* земля́ наси́чується пло́дом діл Твої́х.</w:t>
-      </w:r>
-    </w:p>
-    <w:p>
-      <w:pPr>
-        <w:spacing w:after="120"/>
-        <w:jc w:val="both"/>
-      </w:pPr>
-      <w:r>
-        <w:rPr>
-          <w:rFonts w:ascii="Times New Roman" w:hAnsi="Times New Roman"/>
-          <w:sz w:val="24"/>
-        </w:rPr>
-        <w:t>Виро́щуєш траву́ для ско́ту, зе́ла – на вжи́ток лю́дям,* щоб хліб із землі́ добува́ли:</w:t>
-      </w:r>
-    </w:p>
-    <w:p>
-      <w:pPr>
-        <w:spacing w:after="120"/>
-        <w:jc w:val="both"/>
-      </w:pPr>
-      <w:r>
-        <w:rPr>
-          <w:rFonts w:ascii="Times New Roman" w:hAnsi="Times New Roman"/>
-          <w:sz w:val="24"/>
-        </w:rPr>
-        <w:t>Вино́, що се́рце лю́дське звеселя́є, олі́ю, щоб від не́ї ясні́ло обли́ччя,* і хліб, що скрі́плює се́рце лю́дське.</w:t>
-      </w:r>
-    </w:p>
-    <w:p>
-      <w:pPr>
-        <w:spacing w:after="120"/>
-        <w:jc w:val="both"/>
-      </w:pPr>
-      <w:r>
-        <w:rPr>
-          <w:rFonts w:ascii="Times New Roman" w:hAnsi="Times New Roman"/>
-          <w:sz w:val="24"/>
-        </w:rPr>
-        <w:t>Наси́чуються дере́ва Госпо́дні,* ке́дри лива́нські, що посади́в їх.</w:t>
-      </w:r>
-    </w:p>
-    <w:p>
-      <w:pPr>
-        <w:spacing w:after="120"/>
-        <w:jc w:val="both"/>
-      </w:pPr>
-      <w:r>
-        <w:rPr>
-          <w:rFonts w:ascii="Times New Roman" w:hAnsi="Times New Roman"/>
-          <w:sz w:val="24"/>
-        </w:rPr>
-        <w:t>На них гніздя́ться пти́ці;* бу́сли – на кипари́сах ї́хнє житло́.</w:t>
-      </w:r>
-    </w:p>
-    <w:p>
-      <w:pPr>
-        <w:spacing w:after="120"/>
-        <w:jc w:val="both"/>
-      </w:pPr>
-      <w:r>
-        <w:rPr>
-          <w:rFonts w:ascii="Times New Roman" w:hAnsi="Times New Roman"/>
-          <w:sz w:val="24"/>
-        </w:rPr>
-        <w:t>Висо́кі го́ри для о́ленів,* ске́лі − для за́йців приту́лок.</w:t>
-      </w:r>
-    </w:p>
-    <w:p>
-      <w:pPr>
-        <w:spacing w:after="120"/>
-        <w:jc w:val="both"/>
-      </w:pPr>
-      <w:r>
-        <w:rPr>
-          <w:rFonts w:ascii="Times New Roman" w:hAnsi="Times New Roman"/>
-          <w:sz w:val="24"/>
-        </w:rPr>
-        <w:t>Ти створи́в мі́сяць, щоб значи́ти по́ри;* со́нце зна́є свій за́хід.</w:t>
-      </w:r>
-    </w:p>
-    <w:p>
-      <w:pPr>
-        <w:spacing w:after="120"/>
-        <w:jc w:val="both"/>
-      </w:pPr>
-      <w:r>
-        <w:rPr>
-          <w:rFonts w:ascii="Times New Roman" w:hAnsi="Times New Roman"/>
-          <w:sz w:val="24"/>
-        </w:rPr>
-        <w:t>Наво́диш те́мряву, і ніч надхо́дить,* що в ній вору́шаться усі́ зві́рі дібро́вні.</w:t>
-      </w:r>
-    </w:p>
-    <w:p>
-      <w:pPr>
-        <w:spacing w:after="120"/>
-        <w:jc w:val="both"/>
-      </w:pPr>
-      <w:r>
-        <w:rPr>
-          <w:rFonts w:ascii="Times New Roman" w:hAnsi="Times New Roman"/>
-          <w:sz w:val="24"/>
-        </w:rPr>
-        <w:t>Левеня́та рика́ють за здо́биччю своє́ю,* пожи́ви від Бо́га для се́бе про́сять.</w:t>
-      </w:r>
-    </w:p>
-    <w:p>
-      <w:pPr>
-        <w:spacing w:after="120"/>
-        <w:jc w:val="both"/>
-      </w:pPr>
-      <w:r>
-        <w:rPr>
-          <w:rFonts w:ascii="Times New Roman" w:hAnsi="Times New Roman"/>
-          <w:sz w:val="24"/>
-        </w:rPr>
-        <w:t>Хова́ються, як ті́льки зі́йде со́нце,* ляга́ють у свої́х но́рах.</w:t>
-      </w:r>
-    </w:p>
-    <w:p>
-      <w:pPr>
-        <w:spacing w:after="120"/>
-        <w:jc w:val="both"/>
-      </w:pPr>
-      <w:r>
-        <w:rPr>
-          <w:rFonts w:ascii="Times New Roman" w:hAnsi="Times New Roman"/>
-          <w:sz w:val="24"/>
-        </w:rPr>
-        <w:t>Вихо́дить люди́на до свого́ ді́ла,* і до своє́ї пра́ці аж до ве́чора.</w:t>
-      </w:r>
-    </w:p>
-    <w:p>
-      <w:pPr>
-        <w:spacing w:after="120"/>
-        <w:jc w:val="both"/>
-      </w:pPr>
-      <w:r>
-        <w:rPr>
-          <w:rFonts w:ascii="Times New Roman" w:hAnsi="Times New Roman"/>
-          <w:sz w:val="24"/>
-        </w:rPr>
-        <w:t>Яка́ їх, Твої́х діл, Го́споди, си́ла!* У му́дрості все Ти створи́в, − по́вна земля́ Твої́х створі́нь.</w:t>
-      </w:r>
-    </w:p>
-    <w:p>
-      <w:pPr>
-        <w:spacing w:after="120"/>
-        <w:jc w:val="both"/>
-      </w:pPr>
-      <w:r>
-        <w:rPr>
-          <w:rFonts w:ascii="Times New Roman" w:hAnsi="Times New Roman"/>
-          <w:sz w:val="24"/>
-        </w:rPr>
-        <w:t>Ось мо́ре вели́ке, преширо́ке,* у ньо́му плазуні́в без лі́ку, зві́рів мали́х і вели́ких.</w:t>
-      </w:r>
-    </w:p>
-    <w:p>
-      <w:pPr>
-        <w:spacing w:after="120"/>
-        <w:jc w:val="both"/>
-      </w:pPr>
-      <w:r>
-        <w:rPr>
-          <w:rFonts w:ascii="Times New Roman" w:hAnsi="Times New Roman"/>
-          <w:sz w:val="24"/>
-        </w:rPr>
-        <w:t>Там кораблі́ прохо́дять,* є і левіята́н, яко́го Ти створи́в, щоб ним ба́витися.</w:t>
-      </w:r>
-    </w:p>
-    <w:p>
-      <w:pPr>
-        <w:spacing w:after="120"/>
-        <w:jc w:val="both"/>
-      </w:pPr>
-      <w:r>
-        <w:rPr>
-          <w:rFonts w:ascii="Times New Roman" w:hAnsi="Times New Roman"/>
-          <w:sz w:val="24"/>
-        </w:rPr>
-        <w:t>Усі́ вони́ від Те́бе дожида́ють,* щоб дав їм у свій час пожи́ву.</w:t>
-      </w:r>
-    </w:p>
-    <w:p>
-      <w:pPr>
-        <w:spacing w:after="120"/>
-        <w:jc w:val="both"/>
-      </w:pPr>
-      <w:r>
-        <w:rPr>
-          <w:rFonts w:ascii="Times New Roman" w:hAnsi="Times New Roman"/>
-          <w:sz w:val="24"/>
-        </w:rPr>
-        <w:t>Коли́ дає́ш їм, вони́ її́ збира́ють,* як розту́люєш Твою́ ру́ку, вони́ наси́чуються бла́гом.</w:t>
-      </w:r>
-    </w:p>
-    <w:p>
-      <w:pPr>
-        <w:spacing w:after="120"/>
-        <w:jc w:val="both"/>
-      </w:pPr>
-      <w:r>
-        <w:rPr>
-          <w:rFonts w:ascii="Times New Roman" w:hAnsi="Times New Roman"/>
-          <w:sz w:val="24"/>
-        </w:rPr>
-        <w:t>Вони́ бенте́жаться, коли́ хова́єш вид Свій;* як забира́єш дух у них, вони́ ги́нуть і поверта́ються у свій по́рох.</w:t>
-      </w:r>
-    </w:p>
-    <w:p>
-      <w:pPr>
-        <w:spacing w:after="120"/>
-        <w:jc w:val="both"/>
-      </w:pPr>
-      <w:r>
-        <w:rPr>
-          <w:rFonts w:ascii="Times New Roman" w:hAnsi="Times New Roman"/>
-          <w:sz w:val="24"/>
-        </w:rPr>
-        <w:t>Зішле́ш Свій дух, – вони́ ожива́ють,* і Ти відно́влюєш лице́ землі́.</w:t>
-      </w:r>
-    </w:p>
-    <w:p>
-      <w:pPr>
-        <w:spacing w:after="120"/>
-        <w:jc w:val="both"/>
-      </w:pPr>
-      <w:r>
-        <w:rPr>
-          <w:rFonts w:ascii="Times New Roman" w:hAnsi="Times New Roman"/>
-          <w:sz w:val="24"/>
-        </w:rPr>
-        <w:t>Неха́й сла́ва Госпо́дня бу́де пові́ки,* неха́й Госпо́дь раді́є тво́рами Свої́ми.</w:t>
-      </w:r>
-    </w:p>
-    <w:p>
-      <w:pPr>
-        <w:spacing w:after="120"/>
-        <w:jc w:val="both"/>
-      </w:pPr>
-      <w:r>
-        <w:rPr>
-          <w:rFonts w:ascii="Times New Roman" w:hAnsi="Times New Roman"/>
-          <w:sz w:val="24"/>
-        </w:rPr>
-        <w:t>Спогля́не Він на зе́млю, і вона́ стряса́ється,* торкне́ться гір, вони́ диму́ють.</w:t>
-      </w:r>
-    </w:p>
-    <w:p>
-      <w:pPr>
-        <w:spacing w:after="120"/>
-        <w:jc w:val="both"/>
-      </w:pPr>
-      <w:r>
-        <w:rPr>
-          <w:rFonts w:ascii="Times New Roman" w:hAnsi="Times New Roman"/>
-          <w:sz w:val="24"/>
-        </w:rPr>
-        <w:t>Я бу́ду Го́сподеві спі́вати по́ки життя́ мого́,* псалми́ співа́тиму, по́ки бу́ду жи́ти.</w:t>
-      </w:r>
-    </w:p>
-    <w:p>
-      <w:pPr>
-        <w:spacing w:after="120"/>
-        <w:jc w:val="both"/>
-      </w:pPr>
-      <w:r>
-        <w:rPr>
-          <w:rFonts w:ascii="Times New Roman" w:hAnsi="Times New Roman"/>
-          <w:sz w:val="24"/>
-        </w:rPr>
-        <w:t>Неха́й бу́де приє́мна Йому́ моя́ пі́сня;* у Го́споді я весели́тимусь.</w:t>
-      </w:r>
-    </w:p>
-    <w:p>
-      <w:pPr>
-        <w:spacing w:after="120"/>
-        <w:jc w:val="both"/>
-      </w:pPr>
-      <w:r>
-        <w:rPr>
-          <w:rFonts w:ascii="Times New Roman" w:hAnsi="Times New Roman"/>
-          <w:sz w:val="24"/>
-        </w:rPr>
-        <w:t>Неха́й грі́шники з землі ще́знуть, і беззако́нних бі́льше неха́й не бу́де.* Благослови́, душе́ моя́, Го́спода.</w:t>
-      </w:r>
-    </w:p>
-    <w:p>
-      <w:pPr>
-        <w:spacing w:after="120"/>
-        <w:jc w:val="both"/>
-      </w:pPr>
-      <w:r>
-        <w:rPr>
-          <w:rFonts w:ascii="Times New Roman" w:hAnsi="Times New Roman"/>
-          <w:sz w:val="24"/>
-        </w:rPr>
-        <w:t>Со́нце зна́є свій за́хід,* наво́диш те́мряву, і ніч надхо́дить.</w:t>
-      </w:r>
-    </w:p>
-    <w:p>
-      <w:pPr>
-        <w:spacing w:after="120"/>
-        <w:jc w:val="both"/>
-      </w:pPr>
-      <w:r>
-        <w:rPr>
-          <w:rFonts w:ascii="Times New Roman" w:hAnsi="Times New Roman"/>
-          <w:sz w:val="24"/>
-        </w:rPr>
-        <w:t>Яка́ їх, Твої́х діл, Го́споди, си́ла!* У му́дрості все Ти створи́в.</w:t>
-      </w:r>
-    </w:p>
-    <w:p>
-      <w:pPr>
-        <w:spacing w:after="120"/>
-        <w:jc w:val="both"/>
-      </w:pPr>
-      <w:r>
-        <w:rPr>
-          <w:rFonts w:ascii="Times New Roman" w:hAnsi="Times New Roman"/>
-          <w:sz w:val="24"/>
-        </w:rPr>
-        <w:t>Сла́ва Отцю́, і Си́ну, і Свято́му Ду́хові,* І ни́ні, і повсякча́с, і на ві́ки вікі́в. Амі́нь.</w:t>
-      </w:r>
-    </w:p>
-    <w:p>
-      <w:pPr>
-        <w:spacing w:after="120"/>
-        <w:jc w:val="both"/>
-      </w:pPr>
-      <w:r>
-        <w:rPr>
-          <w:rFonts w:ascii="Times New Roman" w:hAnsi="Times New Roman"/>
-          <w:sz w:val="24"/>
-        </w:rPr>
-        <w:t xml:space="preserve">Алилу́я, алилу́я, алилу́я, сла́ва Тобі́, Бо́же. </w:t>
-      </w:r>
-      <w:r>
-        <w:rPr>
-          <w:rFonts w:ascii="Times New Roman" w:hAnsi="Times New Roman"/>
-          <w:i/>
-          <w:color w:val="FF0000"/>
-          <w:sz w:val="24"/>
-        </w:rPr>
-        <w:t>(3 р.)</w:t>
+        <w:rPr>
+          <w:rFonts w:ascii="Times New Roman" w:hAnsi="Times New Roman" w:cs="Times New Roman"/>
+          <w:sz w:val="24"/>
+          <w:szCs w:val="24"/>
+        </w:rPr>
+      </w:pPr>
+      <w:r>
+        <w:rPr>
+          <w:rFonts w:ascii="Times New Roman" w:hAnsi="Times New Roman" w:cs="Times New Roman"/>
+          <w:sz w:val="24"/>
+          <w:szCs w:val="24"/>
+        </w:rPr>
+        <w:t>Благослови, душе моя, Господа!* Господи, Боже мій, ти вельми великий!</w:t>
+      </w:r>
+    </w:p>
+    <w:p>
+      <w:pPr>
+        <w:spacing w:after="120"/>
+        <w:jc w:val="both"/>
+        <w:rPr>
+          <w:rFonts w:ascii="Times New Roman" w:hAnsi="Times New Roman" w:cs="Times New Roman"/>
+          <w:sz w:val="24"/>
+          <w:szCs w:val="24"/>
+        </w:rPr>
+      </w:pPr>
+      <w:r>
+        <w:rPr>
+          <w:rFonts w:ascii="Times New Roman" w:hAnsi="Times New Roman" w:cs="Times New Roman"/>
+          <w:sz w:val="24"/>
+          <w:szCs w:val="24"/>
+        </w:rPr>
+        <w:t>Ти одягнувся величчю і красою,* ти світлом, наче ризою, покрився.</w:t>
+      </w:r>
+    </w:p>
+    <w:p>
+      <w:pPr>
+        <w:spacing w:after="120"/>
+        <w:jc w:val="both"/>
+        <w:rPr>
+          <w:rFonts w:ascii="Times New Roman" w:hAnsi="Times New Roman" w:cs="Times New Roman"/>
+          <w:sz w:val="24"/>
+          <w:szCs w:val="24"/>
+        </w:rPr>
+      </w:pPr>
+      <w:r>
+        <w:rPr>
+          <w:rFonts w:ascii="Times New Roman" w:hAnsi="Times New Roman" w:cs="Times New Roman"/>
+          <w:sz w:val="24"/>
+          <w:szCs w:val="24"/>
+        </w:rPr>
+        <w:t>Ти розіп'яв, неначе намет, небо,* ти збудував твої горниці у водах.</w:t>
+      </w:r>
+    </w:p>
+    <w:p>
+      <w:pPr>
+        <w:spacing w:after="120"/>
+        <w:jc w:val="both"/>
+        <w:rPr>
+          <w:rFonts w:ascii="Times New Roman" w:hAnsi="Times New Roman" w:cs="Times New Roman"/>
+          <w:sz w:val="24"/>
+          <w:szCs w:val="24"/>
+        </w:rPr>
+      </w:pPr>
+      <w:r>
+        <w:rPr>
+          <w:rFonts w:ascii="Times New Roman" w:hAnsi="Times New Roman" w:cs="Times New Roman"/>
+          <w:sz w:val="24"/>
+          <w:szCs w:val="24"/>
+        </w:rPr>
+        <w:t>Із хмар собі робиш колісницю,* ходиш на крилах вітру.</w:t>
+      </w:r>
+    </w:p>
+    <w:p>
+      <w:pPr>
+        <w:spacing w:after="120"/>
+        <w:jc w:val="both"/>
+        <w:rPr>
+          <w:rFonts w:ascii="Times New Roman" w:hAnsi="Times New Roman" w:cs="Times New Roman"/>
+          <w:sz w:val="24"/>
+          <w:szCs w:val="24"/>
+        </w:rPr>
+      </w:pPr>
+      <w:r>
+        <w:rPr>
+          <w:rFonts w:ascii="Times New Roman" w:eastAsia="Gungsuh" w:hAnsi="Times New Roman" w:cs="Gungsuh"/>
+          <w:sz w:val="24"/>
+          <w:szCs w:val="24"/>
+        </w:rPr>
+        <w:t>Вітри своїми посланцями учиняєш,* полум'я вогненне − слугами своїми.</w:t>
+      </w:r>
+    </w:p>
+    <w:p>
+      <w:pPr>
+        <w:spacing w:after="120"/>
+        <w:jc w:val="both"/>
+        <w:rPr>
+          <w:rFonts w:ascii="Times New Roman" w:hAnsi="Times New Roman" w:cs="Times New Roman"/>
+          <w:sz w:val="24"/>
+          <w:szCs w:val="24"/>
+        </w:rPr>
+      </w:pPr>
+      <w:r>
+        <w:rPr>
+          <w:rFonts w:ascii="Times New Roman" w:hAnsi="Times New Roman" w:cs="Times New Roman"/>
+          <w:sz w:val="24"/>
+          <w:szCs w:val="24"/>
+        </w:rPr>
+        <w:t>Ти заснував землю на її підвалинах,* не захитається по віки віків.</w:t>
+      </w:r>
+    </w:p>
+    <w:p>
+      <w:pPr>
+        <w:spacing w:after="120"/>
+        <w:jc w:val="both"/>
+        <w:rPr>
+          <w:rFonts w:ascii="Times New Roman" w:hAnsi="Times New Roman" w:cs="Times New Roman"/>
+          <w:sz w:val="24"/>
+          <w:szCs w:val="24"/>
+        </w:rPr>
+      </w:pPr>
+      <w:r>
+        <w:rPr>
+          <w:rFonts w:ascii="Times New Roman" w:hAnsi="Times New Roman" w:cs="Times New Roman"/>
+          <w:sz w:val="24"/>
+          <w:szCs w:val="24"/>
+        </w:rPr>
+        <w:t>Безоднею, немов одежею, покрив її,* понад горами стали води.</w:t>
+      </w:r>
+    </w:p>
+    <w:p>
+      <w:pPr>
+        <w:spacing w:after="120"/>
+        <w:jc w:val="both"/>
+        <w:rPr>
+          <w:rFonts w:ascii="Times New Roman" w:hAnsi="Times New Roman" w:cs="Times New Roman"/>
+          <w:sz w:val="24"/>
+          <w:szCs w:val="24"/>
+        </w:rPr>
+      </w:pPr>
+      <w:r>
+        <w:rPr>
+          <w:rFonts w:ascii="Times New Roman" w:hAnsi="Times New Roman" w:cs="Times New Roman"/>
+          <w:sz w:val="24"/>
+          <w:szCs w:val="24"/>
+        </w:rPr>
+        <w:t>Перед погрозою твоєю вони тікали,* перед голосом грому твого тремтіли.</w:t>
+      </w:r>
+    </w:p>
+    <w:p>
+      <w:pPr>
+        <w:spacing w:after="120"/>
+        <w:jc w:val="both"/>
+        <w:rPr>
+          <w:rFonts w:ascii="Times New Roman" w:hAnsi="Times New Roman" w:cs="Times New Roman"/>
+          <w:sz w:val="24"/>
+          <w:szCs w:val="24"/>
+        </w:rPr>
+      </w:pPr>
+      <w:r>
+        <w:rPr>
+          <w:rFonts w:ascii="Times New Roman" w:hAnsi="Times New Roman" w:cs="Times New Roman"/>
+          <w:sz w:val="24"/>
+          <w:szCs w:val="24"/>
+        </w:rPr>
+        <w:t>Підвелися гори, зійшли долини до місця,* що ти їм призначив.</w:t>
+      </w:r>
+    </w:p>
+    <w:p>
+      <w:pPr>
+        <w:spacing w:after="120"/>
+        <w:jc w:val="both"/>
+        <w:rPr>
+          <w:rFonts w:ascii="Times New Roman" w:hAnsi="Times New Roman" w:cs="Times New Roman"/>
+          <w:sz w:val="24"/>
+          <w:szCs w:val="24"/>
+        </w:rPr>
+      </w:pPr>
+      <w:r>
+        <w:rPr>
+          <w:rFonts w:ascii="Times New Roman" w:hAnsi="Times New Roman" w:cs="Times New Roman"/>
+          <w:sz w:val="24"/>
+          <w:szCs w:val="24"/>
+        </w:rPr>
+        <w:lastRenderedPageBreak/>
+        <w:t>Поставив їм границю, якої не перейдуть,* щоб знову покрити землю.</w:t>
+      </w:r>
+    </w:p>
+    <w:p>
+      <w:pPr>
+        <w:spacing w:after="120"/>
+        <w:jc w:val="both"/>
+        <w:rPr>
+          <w:rFonts w:ascii="Times New Roman" w:hAnsi="Times New Roman" w:cs="Times New Roman"/>
+          <w:sz w:val="24"/>
+          <w:szCs w:val="24"/>
+        </w:rPr>
+      </w:pPr>
+      <w:r>
+        <w:rPr>
+          <w:rFonts w:ascii="Times New Roman" w:hAnsi="Times New Roman" w:cs="Times New Roman"/>
+          <w:sz w:val="24"/>
+          <w:szCs w:val="24"/>
+        </w:rPr>
+        <w:t>Джерела посилаєш у ріки,* які течуть проміж горами.</w:t>
+      </w:r>
+    </w:p>
+    <w:p>
+      <w:pPr>
+        <w:spacing w:after="120"/>
+        <w:jc w:val="both"/>
+        <w:rPr>
+          <w:rFonts w:ascii="Times New Roman" w:hAnsi="Times New Roman" w:cs="Times New Roman"/>
+          <w:sz w:val="24"/>
+          <w:szCs w:val="24"/>
+        </w:rPr>
+      </w:pPr>
+      <w:r>
+        <w:rPr>
+          <w:rFonts w:ascii="Times New Roman" w:hAnsi="Times New Roman" w:cs="Times New Roman"/>
+          <w:sz w:val="24"/>
+          <w:szCs w:val="24"/>
+        </w:rPr>
+        <w:t>Усю звірину, що в полі, вони напувають,* дикі осли там гасять свою спрагу.</w:t>
+      </w:r>
+    </w:p>
+    <w:p>
+      <w:pPr>
+        <w:spacing w:after="120"/>
+        <w:jc w:val="both"/>
+        <w:rPr>
+          <w:rFonts w:ascii="Times New Roman" w:hAnsi="Times New Roman" w:cs="Times New Roman"/>
+          <w:sz w:val="24"/>
+          <w:szCs w:val="24"/>
+        </w:rPr>
+      </w:pPr>
+      <w:r>
+        <w:rPr>
+          <w:rFonts w:ascii="Times New Roman" w:hAnsi="Times New Roman" w:cs="Times New Roman"/>
+          <w:sz w:val="24"/>
+          <w:szCs w:val="24"/>
+        </w:rPr>
+        <w:t>Над ними кублиться небесне птаство,* з-поміж гілляк дає свій голос.</w:t>
+      </w:r>
+    </w:p>
+    <w:p>
+      <w:pPr>
+        <w:spacing w:after="120"/>
+        <w:jc w:val="both"/>
+        <w:rPr>
+          <w:rFonts w:ascii="Times New Roman" w:hAnsi="Times New Roman" w:cs="Times New Roman"/>
+          <w:sz w:val="24"/>
+          <w:szCs w:val="24"/>
+        </w:rPr>
+      </w:pPr>
+      <w:r>
+        <w:rPr>
+          <w:rFonts w:ascii="Times New Roman" w:hAnsi="Times New Roman" w:cs="Times New Roman"/>
+          <w:sz w:val="24"/>
+          <w:szCs w:val="24"/>
+        </w:rPr>
+        <w:t>Ти напуваєш гори з твоїх горниць,* земля насичується плодом діл твоїх.</w:t>
+      </w:r>
+    </w:p>
+    <w:p>
+      <w:pPr>
+        <w:spacing w:after="120"/>
+        <w:jc w:val="both"/>
+        <w:rPr>
+          <w:rFonts w:ascii="Times New Roman" w:hAnsi="Times New Roman" w:cs="Times New Roman"/>
+          <w:sz w:val="24"/>
+          <w:szCs w:val="24"/>
+        </w:rPr>
+      </w:pPr>
+      <w:r>
+        <w:rPr>
+          <w:rFonts w:ascii="Times New Roman" w:hAnsi="Times New Roman" w:cs="Times New Roman"/>
+          <w:sz w:val="24"/>
+          <w:szCs w:val="24"/>
+        </w:rPr>
+        <w:t>Вирощуєш траву для скоту, зела – на вжиток людям,* щоб хліб із землі добували:</w:t>
+      </w:r>
+    </w:p>
+    <w:p>
+      <w:pPr>
+        <w:spacing w:after="120"/>
+        <w:jc w:val="both"/>
+        <w:rPr>
+          <w:rFonts w:ascii="Times New Roman" w:hAnsi="Times New Roman" w:cs="Times New Roman"/>
+          <w:sz w:val="24"/>
+          <w:szCs w:val="24"/>
+        </w:rPr>
+      </w:pPr>
+      <w:r>
+        <w:rPr>
+          <w:rFonts w:ascii="Times New Roman" w:hAnsi="Times New Roman" w:cs="Times New Roman"/>
+          <w:sz w:val="24"/>
+          <w:szCs w:val="24"/>
+        </w:rPr>
+        <w:t>Вино, що серце людське звеселяє, олію, щоб від неї ясніло обличчя,* і хліб, що скріплює серце людське.</w:t>
+      </w:r>
+    </w:p>
+    <w:p>
+      <w:pPr>
+        <w:spacing w:after="120"/>
+        <w:jc w:val="both"/>
+        <w:rPr>
+          <w:rFonts w:ascii="Times New Roman" w:hAnsi="Times New Roman" w:cs="Times New Roman"/>
+          <w:sz w:val="24"/>
+          <w:szCs w:val="24"/>
+        </w:rPr>
+      </w:pPr>
+      <w:r>
+        <w:rPr>
+          <w:rFonts w:ascii="Times New Roman" w:hAnsi="Times New Roman" w:cs="Times New Roman"/>
+          <w:sz w:val="24"/>
+          <w:szCs w:val="24"/>
+        </w:rPr>
+        <w:t>Насичуються дерева Господні,* кедри ливанські, що посадив їх.</w:t>
+      </w:r>
+    </w:p>
+    <w:p>
+      <w:pPr>
+        <w:spacing w:after="120"/>
+        <w:jc w:val="both"/>
+        <w:rPr>
+          <w:rFonts w:ascii="Times New Roman" w:hAnsi="Times New Roman" w:cs="Times New Roman"/>
+          <w:sz w:val="24"/>
+          <w:szCs w:val="24"/>
+        </w:rPr>
+      </w:pPr>
+      <w:r>
+        <w:rPr>
+          <w:rFonts w:ascii="Times New Roman" w:hAnsi="Times New Roman" w:cs="Times New Roman"/>
+          <w:sz w:val="24"/>
+          <w:szCs w:val="24"/>
+        </w:rPr>
+        <w:t>На них гніздяться птиці;* бусли – на кипарисах їхнє житло.</w:t>
+      </w:r>
+    </w:p>
+    <w:p>
+      <w:pPr>
+        <w:spacing w:after="120"/>
+        <w:jc w:val="both"/>
+        <w:rPr>
+          <w:rFonts w:ascii="Times New Roman" w:hAnsi="Times New Roman" w:cs="Times New Roman"/>
+          <w:sz w:val="24"/>
+          <w:szCs w:val="24"/>
+        </w:rPr>
+      </w:pPr>
+      <w:r>
+        <w:rPr>
+          <w:rFonts w:ascii="Times New Roman" w:eastAsia="Gungsuh" w:hAnsi="Times New Roman" w:cs="Gungsuh"/>
+          <w:sz w:val="24"/>
+          <w:szCs w:val="24"/>
+        </w:rPr>
+        <w:t>Високі гори для оленів,* скелі − для зайців притулок.</w:t>
+      </w:r>
+    </w:p>
+    <w:p>
+      <w:pPr>
+        <w:spacing w:after="120"/>
+        <w:jc w:val="both"/>
+        <w:rPr>
+          <w:rFonts w:ascii="Times New Roman" w:hAnsi="Times New Roman" w:cs="Times New Roman"/>
+          <w:sz w:val="24"/>
+          <w:szCs w:val="24"/>
+        </w:rPr>
+      </w:pPr>
+      <w:r>
+        <w:rPr>
+          <w:rFonts w:ascii="Times New Roman" w:hAnsi="Times New Roman" w:cs="Times New Roman"/>
+          <w:sz w:val="24"/>
+          <w:szCs w:val="24"/>
+        </w:rPr>
+        <w:t>Ти створив місяць, щоб значити пори;* сонце знає свій захід.</w:t>
+      </w:r>
+    </w:p>
+    <w:p>
+      <w:pPr>
+        <w:spacing w:after="120"/>
+        <w:jc w:val="both"/>
+        <w:rPr>
+          <w:rFonts w:ascii="Times New Roman" w:hAnsi="Times New Roman" w:cs="Times New Roman"/>
+          <w:sz w:val="24"/>
+          <w:szCs w:val="24"/>
+        </w:rPr>
+      </w:pPr>
+      <w:r>
+        <w:rPr>
+          <w:rFonts w:ascii="Times New Roman" w:hAnsi="Times New Roman" w:cs="Times New Roman"/>
+          <w:sz w:val="24"/>
+          <w:szCs w:val="24"/>
+        </w:rPr>
+        <w:t>Наводиш темряву, і ніч надходить,* що в ній ворушаться усі звірі дібровні.</w:t>
+      </w:r>
+    </w:p>
+    <w:p>
+      <w:pPr>
+        <w:spacing w:after="120"/>
+        <w:jc w:val="both"/>
+        <w:rPr>
+          <w:rFonts w:ascii="Times New Roman" w:hAnsi="Times New Roman" w:cs="Times New Roman"/>
+          <w:sz w:val="24"/>
+          <w:szCs w:val="24"/>
+        </w:rPr>
+      </w:pPr>
+      <w:r>
+        <w:rPr>
+          <w:rFonts w:ascii="Times New Roman" w:hAnsi="Times New Roman" w:cs="Times New Roman"/>
+          <w:sz w:val="24"/>
+          <w:szCs w:val="24"/>
+        </w:rPr>
+        <w:t>Левенята рикають за здобиччю своєю,* поживи від Бога для себе просять.</w:t>
+      </w:r>
+    </w:p>
+    <w:p>
+      <w:pPr>
+        <w:spacing w:after="120"/>
+        <w:jc w:val="both"/>
+        <w:rPr>
+          <w:rFonts w:ascii="Times New Roman" w:hAnsi="Times New Roman" w:cs="Times New Roman"/>
+          <w:sz w:val="24"/>
+          <w:szCs w:val="24"/>
+        </w:rPr>
+      </w:pPr>
+      <w:r>
+        <w:rPr>
+          <w:rFonts w:ascii="Times New Roman" w:hAnsi="Times New Roman" w:cs="Times New Roman"/>
+          <w:sz w:val="24"/>
+          <w:szCs w:val="24"/>
+        </w:rPr>
+        <w:t>Ховаються, як тільки зійде сонце,* лягають у своїх норах.</w:t>
+      </w:r>
+    </w:p>
+    <w:p>
+      <w:pPr>
+        <w:spacing w:after="120"/>
+        <w:jc w:val="both"/>
+        <w:rPr>
+          <w:rFonts w:ascii="Times New Roman" w:hAnsi="Times New Roman" w:cs="Times New Roman"/>
+          <w:sz w:val="24"/>
+          <w:szCs w:val="24"/>
+        </w:rPr>
+      </w:pPr>
+      <w:r>
+        <w:rPr>
+          <w:rFonts w:ascii="Times New Roman" w:hAnsi="Times New Roman" w:cs="Times New Roman"/>
+          <w:sz w:val="24"/>
+          <w:szCs w:val="24"/>
+        </w:rPr>
+        <w:t>Виходить чоловік до свого діла,* і до своєї праці аж до вечора.</w:t>
+      </w:r>
+    </w:p>
+    <w:p>
+      <w:pPr>
+        <w:spacing w:after="120"/>
+        <w:jc w:val="both"/>
+        <w:rPr>
+          <w:rFonts w:ascii="Times New Roman" w:hAnsi="Times New Roman" w:cs="Times New Roman"/>
+          <w:sz w:val="24"/>
+          <w:szCs w:val="24"/>
+        </w:rPr>
+      </w:pPr>
+      <w:r>
+        <w:rPr>
+          <w:rFonts w:ascii="Times New Roman" w:eastAsia="Gungsuh" w:hAnsi="Times New Roman" w:cs="Gungsuh"/>
+          <w:sz w:val="24"/>
+          <w:szCs w:val="24"/>
+        </w:rPr>
+        <w:t>Яка їх, твоїх діл, Господи, сила!* У мудрості все ти створив, − повна земля твоїх створінь.</w:t>
+      </w:r>
+    </w:p>
+    <w:p>
+      <w:pPr>
+        <w:spacing w:after="120"/>
+        <w:jc w:val="both"/>
+        <w:rPr>
+          <w:rFonts w:ascii="Times New Roman" w:hAnsi="Times New Roman" w:cs="Times New Roman"/>
+          <w:sz w:val="24"/>
+          <w:szCs w:val="24"/>
+        </w:rPr>
+      </w:pPr>
+      <w:r>
+        <w:rPr>
+          <w:rFonts w:ascii="Times New Roman" w:hAnsi="Times New Roman" w:cs="Times New Roman"/>
+          <w:sz w:val="24"/>
+          <w:szCs w:val="24"/>
+        </w:rPr>
+        <w:t>Ось море велике, прешироке,* у ньому плазунів без ліку, звірів малих і великих.</w:t>
+      </w:r>
+    </w:p>
+    <w:p>
+      <w:pPr>
+        <w:spacing w:after="120"/>
+        <w:jc w:val="both"/>
+        <w:rPr>
+          <w:rFonts w:ascii="Times New Roman" w:hAnsi="Times New Roman" w:cs="Times New Roman"/>
+          <w:sz w:val="24"/>
+          <w:szCs w:val="24"/>
+        </w:rPr>
+      </w:pPr>
+      <w:r>
+        <w:rPr>
+          <w:rFonts w:ascii="Times New Roman" w:hAnsi="Times New Roman" w:cs="Times New Roman"/>
+          <w:sz w:val="24"/>
+          <w:szCs w:val="24"/>
+        </w:rPr>
+        <w:t>Там кораблі проходять,* є і левіятан, якого ти створив, щоб ним бавитися.</w:t>
+      </w:r>
+    </w:p>
+    <w:p>
+      <w:pPr>
+        <w:spacing w:after="120"/>
+        <w:jc w:val="both"/>
+        <w:rPr>
+          <w:rFonts w:ascii="Times New Roman" w:hAnsi="Times New Roman" w:cs="Times New Roman"/>
+          <w:sz w:val="24"/>
+          <w:szCs w:val="24"/>
+        </w:rPr>
+      </w:pPr>
+      <w:r>
+        <w:rPr>
+          <w:rFonts w:ascii="Times New Roman" w:hAnsi="Times New Roman" w:cs="Times New Roman"/>
+          <w:sz w:val="24"/>
+          <w:szCs w:val="24"/>
+        </w:rPr>
+        <w:t>Усі вони від тебе дожидають,* щоб дав їм у свій час поживу.</w:t>
+      </w:r>
+    </w:p>
+    <w:p>
+      <w:pPr>
+        <w:spacing w:after="120"/>
+        <w:jc w:val="both"/>
+        <w:rPr>
+          <w:rFonts w:ascii="Times New Roman" w:hAnsi="Times New Roman" w:cs="Times New Roman"/>
+          <w:sz w:val="24"/>
+          <w:szCs w:val="24"/>
+        </w:rPr>
+      </w:pPr>
+      <w:r>
+        <w:rPr>
+          <w:rFonts w:ascii="Times New Roman" w:hAnsi="Times New Roman" w:cs="Times New Roman"/>
+          <w:sz w:val="24"/>
+          <w:szCs w:val="24"/>
+        </w:rPr>
+        <w:t>Коли даєш їм, вони її збирають,* як розтулюєш твою руку, вони насичуються благом.</w:t>
+      </w:r>
+    </w:p>
+    <w:p>
+      <w:pPr>
+        <w:spacing w:after="120"/>
+        <w:jc w:val="both"/>
+        <w:rPr>
+          <w:rFonts w:ascii="Times New Roman" w:hAnsi="Times New Roman" w:cs="Times New Roman"/>
+          <w:sz w:val="24"/>
+          <w:szCs w:val="24"/>
+        </w:rPr>
+      </w:pPr>
+      <w:r>
+        <w:rPr>
+          <w:rFonts w:ascii="Times New Roman" w:hAnsi="Times New Roman" w:cs="Times New Roman"/>
+          <w:sz w:val="24"/>
+          <w:szCs w:val="24"/>
+        </w:rPr>
+        <w:t>Вони бентежаться, коли ховаєш вид свій;* як забираєш дух у них, вони гинуть і повертаються у свій порох.</w:t>
+      </w:r>
+    </w:p>
+    <w:p>
+      <w:pPr>
+        <w:spacing w:after="120"/>
+        <w:jc w:val="both"/>
+        <w:rPr>
+          <w:rFonts w:ascii="Times New Roman" w:hAnsi="Times New Roman" w:cs="Times New Roman"/>
+          <w:sz w:val="24"/>
+          <w:szCs w:val="24"/>
+        </w:rPr>
+      </w:pPr>
+      <w:r>
+        <w:rPr>
+          <w:rFonts w:ascii="Times New Roman" w:hAnsi="Times New Roman" w:cs="Times New Roman"/>
+          <w:sz w:val="24"/>
+          <w:szCs w:val="24"/>
+        </w:rPr>
+        <w:t>Зішлеш свій дух, – вони оживають,* і ти відновлюєш лице землі.</w:t>
+      </w:r>
+    </w:p>
+    <w:p>
+      <w:pPr>
+        <w:spacing w:after="120"/>
+        <w:jc w:val="both"/>
+        <w:rPr>
+          <w:rFonts w:ascii="Times New Roman" w:hAnsi="Times New Roman" w:cs="Times New Roman"/>
+          <w:sz w:val="24"/>
+          <w:szCs w:val="24"/>
+        </w:rPr>
+      </w:pPr>
+      <w:r>
+        <w:rPr>
+          <w:rFonts w:ascii="Times New Roman" w:hAnsi="Times New Roman" w:cs="Times New Roman"/>
+          <w:sz w:val="24"/>
+          <w:szCs w:val="24"/>
+        </w:rPr>
+        <w:t>Нехай слава Господня буде повіки,* нехай Господь радіє творами своїми.</w:t>
+      </w:r>
+    </w:p>
+    <w:p>
+      <w:pPr>
+        <w:spacing w:after="120"/>
+        <w:jc w:val="both"/>
+        <w:rPr>
+          <w:rFonts w:ascii="Times New Roman" w:hAnsi="Times New Roman" w:cs="Times New Roman"/>
+          <w:sz w:val="24"/>
+          <w:szCs w:val="24"/>
+        </w:rPr>
+      </w:pPr>
+      <w:r>
+        <w:rPr>
+          <w:rFonts w:ascii="Times New Roman" w:hAnsi="Times New Roman" w:cs="Times New Roman"/>
+          <w:sz w:val="24"/>
+          <w:szCs w:val="24"/>
+        </w:rPr>
+        <w:t>Спогляне він на землю, і вона стрясається,* торкнеться гір, вони димують.</w:t>
+      </w:r>
+    </w:p>
+    <w:p>
+      <w:pPr>
+        <w:spacing w:after="120"/>
+        <w:jc w:val="both"/>
+        <w:rPr>
+          <w:rFonts w:ascii="Times New Roman" w:hAnsi="Times New Roman" w:cs="Times New Roman"/>
+          <w:sz w:val="24"/>
+          <w:szCs w:val="24"/>
+        </w:rPr>
+      </w:pPr>
+      <w:r>
+        <w:rPr>
+          <w:rFonts w:ascii="Times New Roman" w:hAnsi="Times New Roman" w:cs="Times New Roman"/>
+          <w:sz w:val="24"/>
+          <w:szCs w:val="24"/>
+        </w:rPr>
+        <w:t>Я буду Господеві співати поки життя мого,* псалми співатиму, поки буду жити.</w:t>
+      </w:r>
+    </w:p>
+    <w:p>
+      <w:pPr>
+        <w:spacing w:after="120"/>
+        <w:jc w:val="both"/>
+        <w:rPr>
+          <w:rFonts w:ascii="Times New Roman" w:hAnsi="Times New Roman" w:cs="Times New Roman"/>
+          <w:sz w:val="24"/>
+          <w:szCs w:val="24"/>
+        </w:rPr>
+      </w:pPr>
+      <w:r>
+        <w:rPr>
+          <w:rFonts w:ascii="Times New Roman" w:hAnsi="Times New Roman" w:cs="Times New Roman"/>
+          <w:sz w:val="24"/>
+          <w:szCs w:val="24"/>
+        </w:rPr>
+        <w:t>Нехай буде приємна йому моя пісня;* у Господі я веселитимусь.</w:t>
+      </w:r>
+    </w:p>
+    <w:p>
+      <w:pPr>
+        <w:spacing w:after="120"/>
+        <w:jc w:val="both"/>
+        <w:rPr>
+          <w:rFonts w:ascii="Times New Roman" w:hAnsi="Times New Roman" w:cs="Times New Roman"/>
+          <w:sz w:val="24"/>
+          <w:szCs w:val="24"/>
+        </w:rPr>
+      </w:pPr>
+      <w:r>
+        <w:rPr>
+          <w:rFonts w:ascii="Times New Roman" w:hAnsi="Times New Roman" w:cs="Times New Roman"/>
+          <w:sz w:val="24"/>
+          <w:szCs w:val="24"/>
+        </w:rPr>
+        <w:t>Нехай грішники з землі щезнуть, і беззаконних більше нехай не буде.* Благослови, душе моя, Господа.</w:t>
+      </w:r>
+    </w:p>
+    <w:p>
+      <w:pPr>
+        <w:spacing w:after="120"/>
+        <w:jc w:val="both"/>
+        <w:rPr>
+          <w:rFonts w:ascii="Times New Roman" w:hAnsi="Times New Roman" w:cs="Times New Roman"/>
+          <w:sz w:val="24"/>
+          <w:szCs w:val="24"/>
+        </w:rPr>
+      </w:pPr>
+      <w:r>
+        <w:rPr>
+          <w:rFonts w:ascii="Times New Roman" w:hAnsi="Times New Roman" w:cs="Times New Roman"/>
+          <w:sz w:val="24"/>
+          <w:szCs w:val="24"/>
+        </w:rPr>
+        <w:t>Слава Отцю, і Сину, і Святому Духові: І нині і повсякчас, і на віки віків. Амінь.</w:t>
+      </w:r>
+    </w:p>
+    <w:p>
+      <w:pPr>
+        <w:spacing w:after="120"/>
+        <w:jc w:val="both"/>
+        <w:rPr>
+          <w:rFonts w:ascii="Times New Roman" w:hAnsi="Times New Roman" w:cs="Times New Roman"/>
+          <w:i/>
+          <w:sz w:val="24"/>
+          <w:szCs w:val="24"/>
+        </w:rPr>
+      </w:pPr>
+      <w:r>
+        <w:rPr>
+          <w:rFonts w:ascii="Times New Roman" w:hAnsi="Times New Roman" w:cs="Times New Roman"/>
+          <w:sz w:val="24"/>
+          <w:szCs w:val="24"/>
+        </w:rPr>
+        <w:t xml:space="preserve">Алилуя, алилуя, алилуя: Слава тобі, Боже! </w:t>
+      </w:r>
+      <w:r>
+        <w:rPr>
+          <w:rFonts w:ascii="Times New Roman" w:hAnsi="Times New Roman" w:cs="Times New Roman"/>
+          <w:i/>
+          <w:color w:val="FF0000"/>
+          <w:sz w:val="24"/>
+          <w:szCs w:val="24"/>
+        </w:rPr>
+        <w:t>(3 р.)</w:t>
       </w:r>
     </w:p>
     <w:p>
@@ -1003,7 +1343,7 @@
           <w:sz w:val="24"/>
           <w:szCs w:val="24"/>
         </w:rPr>
-        <w:t xml:space="preserve"> Господи щедрий і милосердний, довготерпеливий і многомилостивий! Вислухай молитви наші і зверни увагу на голос моління нашого і яви нам знак милости твоєї, наведи </w:t>
+        <w:t xml:space="preserve"> Господи щедрий і милосердний, довготерпеливий і многомилостивий! Вислухай молитви наші і зверни увагу на голос моління нашого і яви нам знак милости твоєї, наведи </w:t>
       </w:r>
       <w:r>
         <w:rPr>
@@ -1032,7 +1372,7 @@
           <w:sz w:val="24"/>
           <w:szCs w:val="24"/>
         </w:rPr>
-        <w:t xml:space="preserve">2. </w:t>
+        <w:t>2. </w:t>
       </w:r>
       <w:r>
         <w:rPr>
@@ -1068,27 +1408,27 @@
           <w:sz w:val="24"/>
           <w:szCs w:val="24"/>
         </w:rPr>
-        <w:t xml:space="preserve"> Господи, Боже наш! Згадай нас грішних і недостойних слуг твоїх, коли призиваємо святе ім'я твоє, і не осороми нас, коли очікуємо милости твоєї, але вислухай, Господи, усі наші спасенні прохання, і вчини нас достойними любити і боятися тебе від усього серця нашого і творити в усьому волю твою. Бо ти є добрий і людинолюбний Бог, і тобі славу віддаємо: Отцю, і Сину, і Святому Духові, нині і повсякчас, і на віки віків. Амінь.</w:t>
-      </w:r>
-    </w:p>
-    <w:p>
-      <w:pPr>
-        <w:spacing w:after="120"/>
-        <w:jc w:val="both"/>
-        <w:rPr>
-          <w:rFonts w:ascii="Times New Roman" w:hAnsi="Times New Roman" w:cs="Times New Roman"/>
-          <w:sz w:val="24"/>
-          <w:szCs w:val="24"/>
-        </w:rPr>
-      </w:pPr>
-      <w:r>
-        <w:rPr>
-          <w:rFonts w:ascii="Times New Roman" w:hAnsi="Times New Roman" w:cs="Times New Roman"/>
-          <w:color w:val="FF0000"/>
-          <w:sz w:val="24"/>
-          <w:szCs w:val="24"/>
-        </w:rPr>
-        <w:t xml:space="preserve">4. </w:t>
+        <w:t> Господи, Боже наш! Згадай нас грішних і недостойних слуг твоїх, коли призиваємо святе ім'я твоє, і не осороми нас, коли очікуємо милости твоєї, але вислухай, Господи, усі наші спасенні прохання, і вчини нас достойними любити і боятися тебе від усього серця нашого і творити в усьому волю твою. Бо ти є добрий і чоловіколюбний Бог, і тобі славу віддаємо: Отцю, і Сину, і Святому Духові, нині і повсякчас, і на віки віків. Амінь.</w:t>
+      </w:r>
+    </w:p>
+    <w:p>
+      <w:pPr>
+        <w:spacing w:after="120"/>
+        <w:jc w:val="both"/>
+        <w:rPr>
+          <w:rFonts w:ascii="Times New Roman" w:hAnsi="Times New Roman" w:cs="Times New Roman"/>
+          <w:sz w:val="24"/>
+          <w:szCs w:val="24"/>
+        </w:rPr>
+      </w:pPr>
+      <w:r>
+        <w:rPr>
+          <w:rFonts w:ascii="Times New Roman" w:hAnsi="Times New Roman" w:cs="Times New Roman"/>
+          <w:color w:val="FF0000"/>
+          <w:sz w:val="24"/>
+          <w:szCs w:val="24"/>
+        </w:rPr>
+        <w:t>4. </w:t>
       </w:r>
       <w:r>
         <w:rPr>
@@ -1124,7 +1464,7 @@
           <w:sz w:val="24"/>
           <w:szCs w:val="24"/>
         </w:rPr>
-        <w:t xml:space="preserve"> Благословенний ти, Господи Боже, Вседержителю, що знаєш думки людські, що відаєш те, чого ми потребуємо, і багато більше, ніж ми просимо, або розуміємо. Самий ти, людинолюбний Царю, у всьому добрий, задовольни нас багатством твоїх ласк, щоб ми непостидною совістю призивали святе ім'я твоє; і не введи нас у спокусу, але визволь нас від злого, і провидінням твоїм дай нам усе корисне. Бо тобі належить усяка слава, честь і поклоніння: Отцю, і Сину, і Святому Духові, нині і повсякчас, і на віки віків. Амінь.</w:t>
+        <w:t> Благословенний ти, Господи Боже, Вседержителю, що знаєш думки людські, що відаєш те, чого ми потребуємо, і багато більше, ніж ми просимо, або розуміємо. Самий ти, чоловіколюбний Царю, у всьому добрий, задовольни нас багатством твоїх ласк, щоб ми непостидною совістю призивали святе ім'я твоє; і не введи нас у спокусу, але визволь нас від злого, і провидінням твоїм дай нам усе корисне. Бо тобі належить усяка слава, честь і поклоніння: Отцю, і Сину, і Святому Духові, нині і повсякчас, і на віки віків. Амінь.</w:t>
       </w:r>
     </w:p>
     <w:p>
@@ -1152,7 +1492,7 @@
           <w:sz w:val="24"/>
           <w:szCs w:val="24"/>
         </w:rPr>
-        <w:t xml:space="preserve"> Господи, Господи, що пречистою твоєю долонею все утримуєш, що довго терпиш нам усім, і жалієшся задля нашої злоби! Згадай твої милості і ласки, відвідай нас у твоїй доброті і дай нам пройти й останок нинішнього дня вільним від різних затій лукавого, і збережи наше життя без напастувань, благодаттю Святого твого Духа, − милістю, щедротами і людинолюб'ям єдинородного Сина твого, з яким і ти є благословенний, з пресвятим, добрим і животворящим твоїм Духом, нині і повсякчас, і на віки віків. Амінь.</w:t>
+        <w:t> Господи, Господи, що пречистою твоєю долонею все утримуєш, що довго терпиш нам усім, і жалієшся задля нашої злоби! Згадай твої милості і ласки, відвідай нас у твоїй доброті і дай нам пройти й останок нинішнього дня вільним від різних затій лукавого, і збережи наше життя без напастувань, благодаттю Святого твого Духа, − милістю, щедротами і чоловіколюб'ям єдинородного Сина твого, з яким і ти є благословенний, з пресвятим, добрим і животворящим твоїм Духом, нині і повсякчас, і на віки віків. Амінь.</w:t>
       </w:r>
     </w:p>
     <w:p>
@@ -1180,7 +1520,7 @@
           <w:sz w:val="24"/>
           <w:szCs w:val="24"/>
         </w:rPr>
-        <w:t xml:space="preserve"> Боже великий і дивний, що несказанною добрістю і багатим промислом усім управляєш, і дав нам земні добра й запевнив нам обіцяне царство уділеними ласками впродовж цього дня, остерігши нас від усякого лиха! Дай нам і решту непорочно докінчити перед святою твоєю славою і величати тебе одного і доброго, і людинолюбного Бога нашого. Бо ти Бог наш і тобі славу віддаємо: Отцю, і Сину, і Святому Духові, нині і повсякчас, і на віки віків. Амінь.</w:t>
+        <w:t> Боже великий і дивний, що несказанною добрістю і багатим промислом усім управляєш, і дав нам земні добра й запевнив нам обіцяне царство уділеними ласками впродовж цього дня, остерігши нас від усякого лиха! Дай нам і решту непорочно докінчити перед святою твоєю славою і величати тебе одного і доброго, і чоловіколюбного Бога нашого. Бо ти Бог наш і тобі славу віддаємо: Отцю, і Сину, і Святому Духові, нині і повсякчас, і на віки віків. Амінь.</w:t>
       </w:r>
     </w:p>
     <w:p>
@@ -1208,15 +1548,16 @@
           <w:sz w:val="24"/>
           <w:szCs w:val="24"/>
         </w:rPr>
-        <w:t xml:space="preserve"> Боже великий і вишній, в тебе одного є безсмертність і в світлі живеш недоступнім. Ти все створіння мудро створив, відокремив світло від темряви і сонце поклав, щоб правити днем, а місяць і зорі, щоб володіли ніччю, нас же грішних вчинив достойними і в теперішню годину стати перед твоїм обличчям, щоб тебе визнавати і принести тобі вечірнє славослов'я. Направ, Людинолюбче, молитву нашу, немов кадило, перед тобою і прийми її, як благовонний запах. Дай нам мирний цей вечір і близьку вже ніч; зодягни нас </w:t>
-      </w:r>
-      <w:r>
-        <w:rPr>
-          <w:rFonts w:ascii="Times New Roman" w:hAnsi="Times New Roman" w:cs="Times New Roman"/>
-          <w:sz w:val="24"/>
-          <w:szCs w:val="24"/>
-        </w:rPr>
-        <w:t>у броню світла; визволь нас від нічного страху і всякої речі, що в темряві з'являється, і дай сон, що його ти дарував на відпочинок нашій немічності, вільний від усякого маріння диявольського. Владико, давче добра, хай і на нашій постелі, бувши тобі милими, згадуємо вночі твоє ім'я і, просвічувані навчанням твоїх заповідей, встанемо в душевній радості до звеличування твоєї доброти, приносячи твоєму милосердю молитви і моління, за наші і всіх твоїх людей провини. Відвідай їх задля молитов святої Богородиці. Бо ти є добрий і людинолюбний Бог, і тобі віддаємо славу: Отцю, і Сину, і Святому Духові, нині і повсякчас, і на віки віків. Амінь.</w:t>
+        <w:t xml:space="preserve"> Боже великий і вишній, в тебе одного є безсмертність і в світлі живеш недоступнім. Ти все створіння мудро створив, відокремив світло від темряви і сонце поклав, щоб правити днем, а місяць і зорі, щоб володіли ніччю, нас же грішних вчинив достойними і в теперішню годину стати перед твоїм обличчям, щоб тебе визнавати і принести тобі вечірнє славослов'я. Направ, Чоловіколюбче, молитву нашу, немов кадило, перед тобою і прийми її, як благовонний запах. Дай нам мирний цей вечір і близьку вже ніч; зодягни нас </w:t>
+      </w:r>
+      <w:r>
+        <w:rPr>
+          <w:rFonts w:ascii="Times New Roman" w:hAnsi="Times New Roman" w:cs="Times New Roman"/>
+          <w:sz w:val="24"/>
+          <w:szCs w:val="24"/>
+        </w:rPr>
+        <w:lastRenderedPageBreak/>
+        <w:t>у броню світла; визволь нас від нічного страху і всякої речі, що в темряві з'являється, і дай сон, що його ти дарував на відпочинок нашій немічності, вільний від усякого маріння диявольського. Владико, давче добра, хай і на нашій постелі, бувши тобі милими, згадуємо вночі твоє ім'я і, просвічувані навчанням твоїх заповідей, встанемо в душевній радості до звеличування твоєї доброти, приносячи твоєму милосердю молитви і моління, за наші і всіх твоїх людей провини. Відвідай їх задля молитов святої Богородиці. Бо ти є добрий і чоловіколюбний Бог, і тобі віддаємо славу: Отцю, і Сину, і Святому Духові, нині і повсякчас, і на віки віків. Амінь.</w:t>
       </w:r>
     </w:p>
     <w:p>
@@ -1797,14 +2138,22 @@
       <w:pPr>
         <w:spacing w:after="120"/>
         <w:jc w:val="both"/>
-      </w:pPr>
-      <w:r>
-        <w:rPr>
-          <w:rFonts w:ascii="Times New Roman" w:hAnsi="Times New Roman"/>
-          <w:sz w:val="24"/>
+        <w:rPr>
+          <w:rFonts w:ascii="Times New Roman" w:hAnsi="Times New Roman" w:cs="Times New Roman"/>
+          <w:i/>
+          <w:sz w:val="24"/>
+          <w:szCs w:val="24"/>
           <w:u w:val="single"/>
         </w:rPr>
-        <w:t>[Господи щедрий і милосердний, довготерпеливий і многомилостивий! Вислухай молитви наші і зверни увагу на голос моління нашого і яви нам знак милости Твоєї, наведи нас на дорогу Твою, щоб ходили ми в Твоїй правді. Звесели серця наші, щоб ми боялись імення Твого святого, бо Ти великий і твориш чуда; Ти Бог єдиний і немає подібного Тобі між богами, Господи. Ти сильний у милості і добрий у силі, аби допомагати й утішати, і спасати всіх, хто на ім'я Твоє святе уповає.]</w:t>
+      </w:pPr>
+      <w:r>
+        <w:rPr>
+          <w:rFonts w:ascii="Times New Roman" w:hAnsi="Times New Roman" w:cs="Times New Roman"/>
+          <w:sz w:val="24"/>
+          <w:szCs w:val="24"/>
+          <w:u w:val="single"/>
+        </w:rPr>
+        <w:t>[Господи щедрий і милосердний, довготерпеливий і многомилостивий! Вислухай молитви наші і зверни увагу на голос моління нашого і яви нам знак милости твоєї, наведи нас на дорогу твою, щоб ходили ми в твоїй правді. Звесели серця наші, щоб ми боялись імення твого святого, бо ти великий і твориш чуда; ти Бог єдиний і немає подібного тобі між богами, Господи. Ти сильний у милості і добрий у силі, аби допомагати й утішати, і спасати всіх, хто на ім'я твоє святе уповає.]</w:t>
       </w:r>
     </w:p>
     <w:p>
@@ -1903,214 +2252,323 @@
     <w:p>
       <w:pPr>
         <w:spacing w:after="120"/>
-      </w:pPr>
-      <w:r>
-        <w:rPr>
-          <w:rFonts w:ascii="Times New Roman" w:hAnsi="Times New Roman"/>
-          <w:sz w:val="24"/>
-        </w:rPr>
-        <w:t xml:space="preserve">Блаже́н муж, – Алилу́я, – що за ра́дою безбо́жних не хо́дить. </w:t>
-      </w:r>
-      <w:r>
-        <w:rPr>
-          <w:rFonts w:ascii="Times New Roman" w:hAnsi="Times New Roman"/>
-          <w:i/>
-          <w:color w:val="FF0000"/>
-          <w:sz w:val="24"/>
-        </w:rPr>
-        <w:t>(Пс. 1,1)</w:t>
-      </w:r>
-      <w:r>
-        <w:rPr>
-          <w:rFonts w:ascii="Times New Roman" w:hAnsi="Times New Roman"/>
-          <w:sz w:val="24"/>
-        </w:rPr>
-        <w:t xml:space="preserve"> Алилу́я, алилу́я, алилу́я.</w:t>
-      </w:r>
-    </w:p>
-    <w:p>
-      <w:pPr>
-        <w:spacing w:after="120"/>
-      </w:pPr>
-      <w:r>
-        <w:rPr>
-          <w:rFonts w:ascii="Times New Roman" w:hAnsi="Times New Roman"/>
-          <w:sz w:val="24"/>
-        </w:rPr>
-        <w:t xml:space="preserve">Бо Госпо́дь дба́є про путь пра́ведних, а путь безбо́жних заги́не. </w:t>
-      </w:r>
-      <w:r>
-        <w:rPr>
-          <w:rFonts w:ascii="Times New Roman" w:hAnsi="Times New Roman"/>
-          <w:i/>
-          <w:color w:val="FF0000"/>
-          <w:sz w:val="24"/>
-        </w:rPr>
-        <w:t>(Пс. 1,6)</w:t>
-      </w:r>
-      <w:r>
-        <w:rPr>
-          <w:rFonts w:ascii="Times New Roman" w:hAnsi="Times New Roman"/>
-          <w:sz w:val="24"/>
-        </w:rPr>
-        <w:t xml:space="preserve"> Алилу́я, алилу́я, алилу́я.</w:t>
-      </w:r>
-    </w:p>
-    <w:p>
-      <w:pPr>
-        <w:spacing w:after="120"/>
-      </w:pPr>
-      <w:r>
-        <w:rPr>
-          <w:rFonts w:ascii="Times New Roman" w:hAnsi="Times New Roman"/>
-          <w:sz w:val="24"/>
-        </w:rPr>
-        <w:t xml:space="preserve">Служі́те Го́сподеві в стра́сі і ра́дуйтеся у тремті́нні. </w:t>
-      </w:r>
-      <w:r>
-        <w:rPr>
-          <w:rFonts w:ascii="Times New Roman" w:hAnsi="Times New Roman"/>
-          <w:i/>
-          <w:color w:val="FF0000"/>
-          <w:sz w:val="24"/>
-        </w:rPr>
-        <w:t>(Пс. 2,11)</w:t>
-      </w:r>
-      <w:r>
-        <w:rPr>
-          <w:rFonts w:ascii="Times New Roman" w:hAnsi="Times New Roman"/>
-          <w:sz w:val="24"/>
-        </w:rPr>
-        <w:t xml:space="preserve"> Алилу́я, алилу́я, алилу́я.</w:t>
-      </w:r>
-    </w:p>
-    <w:p>
-      <w:pPr>
-        <w:spacing w:after="120"/>
-      </w:pPr>
-      <w:r>
-        <w:rPr>
-          <w:rFonts w:ascii="Times New Roman" w:hAnsi="Times New Roman"/>
-          <w:sz w:val="24"/>
-        </w:rPr>
-        <w:t xml:space="preserve">Блаже́нні всі, що на Ньо́го наді́ються. </w:t>
-      </w:r>
-      <w:r>
-        <w:rPr>
-          <w:rFonts w:ascii="Times New Roman" w:hAnsi="Times New Roman"/>
-          <w:i/>
-          <w:color w:val="FF0000"/>
-          <w:sz w:val="24"/>
-        </w:rPr>
-        <w:t>(Пс. 2,12)</w:t>
-      </w:r>
-      <w:r>
-        <w:rPr>
-          <w:rFonts w:ascii="Times New Roman" w:hAnsi="Times New Roman"/>
-          <w:sz w:val="24"/>
-        </w:rPr>
-        <w:t xml:space="preserve"> Алилу́я, алилу́я, алилу́я.</w:t>
-      </w:r>
-    </w:p>
-    <w:p>
-      <w:pPr>
-        <w:spacing w:after="120"/>
-      </w:pPr>
-      <w:r>
-        <w:rPr>
-          <w:rFonts w:ascii="Times New Roman" w:hAnsi="Times New Roman"/>
-          <w:sz w:val="24"/>
-        </w:rPr>
-        <w:t xml:space="preserve">О, Го́споди, як бага́то мої́х ворогі́в, бага́то їх повста́ли про́ти мене́. </w:t>
-      </w:r>
-      <w:r>
-        <w:rPr>
-          <w:rFonts w:ascii="Times New Roman" w:hAnsi="Times New Roman"/>
-          <w:i/>
-          <w:color w:val="FF0000"/>
-          <w:sz w:val="24"/>
-        </w:rPr>
-        <w:t>(Пс. 3,2)</w:t>
-      </w:r>
-      <w:r>
-        <w:rPr>
-          <w:rFonts w:ascii="Times New Roman" w:hAnsi="Times New Roman"/>
-          <w:sz w:val="24"/>
-        </w:rPr>
-        <w:t xml:space="preserve"> Алилу́я, алилу́я, алилу́я.</w:t>
-      </w:r>
-    </w:p>
-    <w:p>
-      <w:pPr>
-        <w:spacing w:after="120"/>
-      </w:pPr>
-      <w:r>
-        <w:rPr>
-          <w:rFonts w:ascii="Times New Roman" w:hAnsi="Times New Roman"/>
-          <w:sz w:val="24"/>
-        </w:rPr>
-        <w:t xml:space="preserve">У Го́спода спасі́ння; і на Твій наро́д – благослове́ння Твоє́. </w:t>
-      </w:r>
-      <w:r>
-        <w:rPr>
-          <w:rFonts w:ascii="Times New Roman" w:hAnsi="Times New Roman"/>
-          <w:i/>
-          <w:color w:val="FF0000"/>
-          <w:sz w:val="24"/>
-        </w:rPr>
-        <w:t>(Пс. 3,9)</w:t>
-      </w:r>
-      <w:r>
-        <w:rPr>
-          <w:rFonts w:ascii="Times New Roman" w:hAnsi="Times New Roman"/>
-          <w:sz w:val="24"/>
-        </w:rPr>
-        <w:t xml:space="preserve"> Алилу́я, алилу́я, алилу́я.</w:t>
-      </w:r>
-    </w:p>
-    <w:p>
-      <w:pPr>
-        <w:spacing w:after="120"/>
-      </w:pPr>
-      <w:r>
-        <w:rPr>
-          <w:rFonts w:ascii="Times New Roman" w:hAnsi="Times New Roman"/>
-          <w:sz w:val="24"/>
-        </w:rPr>
-        <w:t>Сла́ва Отцю́, і Си́ну, і Свято́му Ду́хові. Алилу́я, алилу́я, алилу́я.</w:t>
-      </w:r>
-    </w:p>
-    <w:p>
-      <w:pPr>
-        <w:spacing w:after="120"/>
-      </w:pPr>
-      <w:r>
-        <w:rPr>
-          <w:rFonts w:ascii="Times New Roman" w:hAnsi="Times New Roman"/>
-          <w:sz w:val="24"/>
-        </w:rPr>
-        <w:t>І ни́ні, і повсякча́с, і на ві́ки вікі́в. Амі́нь. Алилу́я, алилу́я, алилу́я.</w:t>
-      </w:r>
-    </w:p>
-    <w:p>
-      <w:pPr>
-        <w:spacing w:after="120"/>
-      </w:pPr>
-      <w:r>
-        <w:rPr>
-          <w:rFonts w:ascii="Times New Roman" w:hAnsi="Times New Roman"/>
-          <w:sz w:val="24"/>
-        </w:rPr>
-        <w:t xml:space="preserve">Алилу́я, алилу́я, алилу́я, сла́ва Тобі́, Бо́же. </w:t>
-      </w:r>
-      <w:r>
-        <w:rPr>
-          <w:rFonts w:ascii="Times New Roman" w:hAnsi="Times New Roman"/>
-          <w:i/>
-          <w:color w:val="FF0000"/>
-          <w:sz w:val="24"/>
-        </w:rPr>
-        <w:t>(3 р.)</w:t>
+        <w:jc w:val="both"/>
+        <w:rPr>
+          <w:rFonts w:ascii="Times New Roman" w:hAnsi="Times New Roman" w:cs="Times New Roman"/>
+          <w:sz w:val="24"/>
+          <w:szCs w:val="24"/>
+        </w:rPr>
+      </w:pPr>
+      <w:r>
+        <w:rPr>
+          <w:rFonts w:ascii="Times New Roman" w:hAnsi="Times New Roman" w:cs="Times New Roman"/>
+          <w:sz w:val="24"/>
+          <w:szCs w:val="24"/>
+        </w:rPr>
+        <w:t xml:space="preserve">Блажен муж, – алилуя – що за радою безбожних не ходить. Алилуя. </w:t>
+      </w:r>
+      <w:r>
+        <w:rPr>
+          <w:rFonts w:ascii="Times New Roman" w:hAnsi="Times New Roman" w:cs="Times New Roman"/>
+          <w:i/>
+          <w:color w:val="FF0000"/>
+          <w:sz w:val="24"/>
+          <w:szCs w:val="24"/>
+        </w:rPr>
+        <w:t>(3 р.)</w:t>
+      </w:r>
+    </w:p>
+    <w:p>
+      <w:pPr>
+        <w:spacing w:after="120"/>
+        <w:jc w:val="both"/>
+        <w:rPr>
+          <w:rFonts w:ascii="Times New Roman" w:hAnsi="Times New Roman" w:cs="Times New Roman"/>
+          <w:i/>
+          <w:sz w:val="24"/>
+          <w:szCs w:val="24"/>
+        </w:rPr>
+      </w:pPr>
+      <w:r>
+        <w:rPr>
+          <w:rFonts w:ascii="Times New Roman" w:hAnsi="Times New Roman" w:cs="Times New Roman"/>
+          <w:sz w:val="24"/>
+          <w:szCs w:val="24"/>
+        </w:rPr>
+        <w:t xml:space="preserve">Бо Господь дбає про путь праведних,* а путь безбожних загине. Алилуя. </w:t>
+      </w:r>
+      <w:r>
+        <w:rPr>
+          <w:rFonts w:ascii="Times New Roman" w:hAnsi="Times New Roman" w:cs="Times New Roman"/>
+          <w:i/>
+          <w:color w:val="FF0000"/>
+          <w:sz w:val="24"/>
+          <w:szCs w:val="24"/>
+        </w:rPr>
+        <w:t>(3 р.)</w:t>
+      </w:r>
+    </w:p>
+    <w:p>
+      <w:pPr>
+        <w:spacing w:after="120"/>
+        <w:jc w:val="both"/>
+        <w:rPr>
+          <w:rFonts w:ascii="Times New Roman" w:hAnsi="Times New Roman" w:cs="Times New Roman"/>
+          <w:i/>
+          <w:sz w:val="24"/>
+          <w:szCs w:val="24"/>
+        </w:rPr>
+      </w:pPr>
+      <w:r>
+        <w:rPr>
+          <w:rFonts w:ascii="Times New Roman" w:hAnsi="Times New Roman" w:cs="Times New Roman"/>
+          <w:sz w:val="24"/>
+          <w:szCs w:val="24"/>
+        </w:rPr>
+        <w:t>Служіте Господеві в страсі* і радуйтеся у тремтінні. Алилуя.</w:t>
+      </w:r>
+      <w:r>
+        <w:rPr>
+          <w:rFonts w:ascii="Times New Roman" w:hAnsi="Times New Roman" w:cs="Times New Roman"/>
+          <w:color w:val="FF0000"/>
+          <w:sz w:val="24"/>
+          <w:szCs w:val="24"/>
+        </w:rPr>
+        <w:t xml:space="preserve"> </w:t>
+      </w:r>
+      <w:r>
+        <w:rPr>
+          <w:rFonts w:ascii="Times New Roman" w:hAnsi="Times New Roman" w:cs="Times New Roman"/>
+          <w:i/>
+          <w:color w:val="FF0000"/>
+          <w:sz w:val="24"/>
+          <w:szCs w:val="24"/>
+        </w:rPr>
+        <w:t>(3 р.)</w:t>
+      </w:r>
+    </w:p>
+    <w:p>
+      <w:pPr>
+        <w:spacing w:after="120"/>
+        <w:jc w:val="both"/>
+        <w:rPr>
+          <w:rFonts w:ascii="Times New Roman" w:hAnsi="Times New Roman" w:cs="Times New Roman"/>
+          <w:i/>
+          <w:sz w:val="24"/>
+          <w:szCs w:val="24"/>
+        </w:rPr>
+      </w:pPr>
+      <w:r>
+        <w:rPr>
+          <w:rFonts w:ascii="Times New Roman" w:hAnsi="Times New Roman" w:cs="Times New Roman"/>
+          <w:sz w:val="24"/>
+          <w:szCs w:val="24"/>
+        </w:rPr>
+        <w:t>Блаженні всі,* що на нього надіються. Алилуя</w:t>
+      </w:r>
+      <w:r>
+        <w:rPr>
+          <w:rFonts w:ascii="Times New Roman" w:hAnsi="Times New Roman" w:cs="Times New Roman"/>
+          <w:i/>
+          <w:sz w:val="24"/>
+          <w:szCs w:val="24"/>
+        </w:rPr>
+        <w:t>.</w:t>
+      </w:r>
+      <w:r>
+        <w:rPr>
+          <w:rFonts w:ascii="Times New Roman" w:hAnsi="Times New Roman" w:cs="Times New Roman"/>
+          <w:color w:val="FF0000"/>
+          <w:sz w:val="24"/>
+          <w:szCs w:val="24"/>
+        </w:rPr>
+        <w:t xml:space="preserve"> </w:t>
+      </w:r>
+      <w:r>
+        <w:rPr>
+          <w:rFonts w:ascii="Times New Roman" w:hAnsi="Times New Roman" w:cs="Times New Roman"/>
+          <w:i/>
+          <w:color w:val="FF0000"/>
+          <w:sz w:val="24"/>
+          <w:szCs w:val="24"/>
+        </w:rPr>
+        <w:t>(3 р.)</w:t>
+      </w:r>
+    </w:p>
+    <w:p>
+      <w:pPr>
+        <w:spacing w:after="120"/>
+        <w:jc w:val="both"/>
+        <w:rPr>
+          <w:rFonts w:ascii="Times New Roman" w:hAnsi="Times New Roman" w:cs="Times New Roman"/>
+          <w:i/>
+          <w:sz w:val="24"/>
+          <w:szCs w:val="24"/>
+        </w:rPr>
+      </w:pPr>
+      <w:r>
+        <w:rPr>
+          <w:rFonts w:ascii="Times New Roman" w:hAnsi="Times New Roman" w:cs="Times New Roman"/>
+          <w:sz w:val="24"/>
+          <w:szCs w:val="24"/>
+        </w:rPr>
+        <w:t>О Господи, як багато моїх ворогів* багато їх повстали проти мене. Алилуя.</w:t>
+      </w:r>
+      <w:r>
+        <w:rPr>
+          <w:rFonts w:ascii="Times New Roman" w:hAnsi="Times New Roman" w:cs="Times New Roman"/>
+          <w:color w:val="FF0000"/>
+          <w:sz w:val="24"/>
+          <w:szCs w:val="24"/>
+        </w:rPr>
+        <w:t xml:space="preserve"> </w:t>
+      </w:r>
+      <w:r>
+        <w:rPr>
+          <w:rFonts w:ascii="Times New Roman" w:hAnsi="Times New Roman" w:cs="Times New Roman"/>
+          <w:i/>
+          <w:color w:val="FF0000"/>
+          <w:sz w:val="24"/>
+          <w:szCs w:val="24"/>
+        </w:rPr>
+        <w:t>(3 р.)</w:t>
+      </w:r>
+    </w:p>
+    <w:p>
+      <w:pPr>
+        <w:spacing w:after="120"/>
+        <w:jc w:val="both"/>
+        <w:rPr>
+          <w:rFonts w:ascii="Times New Roman" w:hAnsi="Times New Roman" w:cs="Times New Roman"/>
+          <w:i/>
+          <w:sz w:val="24"/>
+          <w:szCs w:val="24"/>
+        </w:rPr>
+      </w:pPr>
+      <w:r>
+        <w:rPr>
+          <w:rFonts w:ascii="Times New Roman" w:hAnsi="Times New Roman" w:cs="Times New Roman"/>
+          <w:sz w:val="24"/>
+          <w:szCs w:val="24"/>
+        </w:rPr>
+        <w:t xml:space="preserve">У Господа спасіння;* і на твій народ – благословення твоє. Алилуя. </w:t>
+      </w:r>
+      <w:r>
+        <w:rPr>
+          <w:rFonts w:ascii="Times New Roman" w:hAnsi="Times New Roman" w:cs="Times New Roman"/>
+          <w:i/>
+          <w:color w:val="FF0000"/>
+          <w:sz w:val="24"/>
+          <w:szCs w:val="24"/>
+        </w:rPr>
+        <w:t>(3 р.)</w:t>
+      </w:r>
+    </w:p>
+    <w:p>
+      <w:pPr>
+        <w:spacing w:after="120"/>
+        <w:jc w:val="both"/>
+        <w:rPr>
+          <w:rFonts w:ascii="Times New Roman" w:hAnsi="Times New Roman" w:cs="Times New Roman"/>
+          <w:i/>
+          <w:sz w:val="24"/>
+          <w:szCs w:val="24"/>
+        </w:rPr>
+      </w:pPr>
+      <w:r>
+        <w:rPr>
+          <w:rFonts w:ascii="Times New Roman" w:hAnsi="Times New Roman" w:cs="Times New Roman"/>
+          <w:sz w:val="24"/>
+          <w:szCs w:val="24"/>
+        </w:rPr>
+        <w:t xml:space="preserve">Слава Отцю, і Сину, і Святому Духові: Алилуя </w:t>
+      </w:r>
+      <w:r>
+        <w:rPr>
+          <w:rFonts w:ascii="Times New Roman" w:hAnsi="Times New Roman" w:cs="Times New Roman"/>
+          <w:i/>
+          <w:color w:val="FF0000"/>
+          <w:sz w:val="24"/>
+          <w:szCs w:val="24"/>
+        </w:rPr>
+        <w:t>(3 р.)</w:t>
+      </w:r>
+    </w:p>
+    <w:p>
+      <w:pPr>
+        <w:spacing w:after="120"/>
+        <w:jc w:val="both"/>
+        <w:rPr>
+          <w:rFonts w:ascii="Times New Roman" w:hAnsi="Times New Roman" w:cs="Times New Roman"/>
+          <w:sz w:val="24"/>
+          <w:szCs w:val="24"/>
+        </w:rPr>
+      </w:pPr>
+      <w:r>
+        <w:rPr>
+          <w:rFonts w:ascii="Times New Roman" w:hAnsi="Times New Roman" w:cs="Times New Roman"/>
+          <w:sz w:val="24"/>
+          <w:szCs w:val="24"/>
+        </w:rPr>
+        <w:t>І нині і повсякчас, і на віки віків. Амінь. Алилуя.</w:t>
+      </w:r>
+      <w:r>
+        <w:rPr>
+          <w:rFonts w:ascii="Times New Roman" w:hAnsi="Times New Roman" w:cs="Times New Roman"/>
+          <w:i/>
+          <w:color w:val="FF0000"/>
+          <w:sz w:val="24"/>
+          <w:szCs w:val="24"/>
+        </w:rPr>
+        <w:t xml:space="preserve"> (3 р.)</w:t>
+      </w:r>
+      <w:r>
+        <w:rPr>
+          <w:rFonts w:ascii="Times New Roman" w:hAnsi="Times New Roman" w:cs="Times New Roman"/>
+          <w:i/>
+          <w:sz w:val="24"/>
+          <w:szCs w:val="24"/>
+        </w:rPr>
+        <w:t>.</w:t>
+      </w:r>
+    </w:p>
+    <w:p>
+      <w:pPr>
+        <w:spacing w:after="120"/>
+        <w:jc w:val="both"/>
+        <w:rPr>
+          <w:rFonts w:ascii="Times New Roman" w:hAnsi="Times New Roman" w:cs="Times New Roman"/>
+          <w:i/>
+          <w:sz w:val="24"/>
+          <w:szCs w:val="24"/>
+        </w:rPr>
+      </w:pPr>
+      <w:r>
+        <w:rPr>
+          <w:rFonts w:ascii="Times New Roman" w:hAnsi="Times New Roman" w:cs="Times New Roman"/>
+          <w:sz w:val="24"/>
+          <w:szCs w:val="24"/>
+        </w:rPr>
+        <w:t xml:space="preserve">Алилуя, алилуя, алилуя: Слава тобі, Боже! </w:t>
+      </w:r>
+      <w:r>
+        <w:rPr>
+          <w:rFonts w:ascii="Times New Roman" w:hAnsi="Times New Roman" w:cs="Times New Roman"/>
+          <w:i/>
+          <w:color w:val="FF0000"/>
+          <w:sz w:val="24"/>
+          <w:szCs w:val="24"/>
+        </w:rPr>
+        <w:t>(3 р.)</w:t>
+      </w:r>
+      <w:r>
+        <w:rPr>
+          <w:rFonts w:ascii="Times New Roman" w:hAnsi="Times New Roman" w:cs="Times New Roman"/>
+          <w:i/>
+          <w:sz w:val="24"/>
+          <w:szCs w:val="24"/>
+        </w:rPr>
+        <w:t>.</w:t>
       </w:r>
     </w:p>
     <w:p>
@@ -2255,11 +2713,18 @@
       <w:pPr>
         <w:spacing w:after="120"/>
         <w:jc w:val="both"/>
-      </w:pPr>
-      <w:r>
-        <w:rPr>
-          <w:rFonts w:ascii="Times New Roman" w:hAnsi="Times New Roman"/>
-          <w:sz w:val="24"/>
+        <w:rPr>
+          <w:rFonts w:ascii="Times New Roman" w:hAnsi="Times New Roman" w:cs="Times New Roman"/>
+          <w:sz w:val="24"/>
+          <w:szCs w:val="24"/>
+          <w:u w:val="single"/>
+        </w:rPr>
+      </w:pPr>
+      <w:r>
+        <w:rPr>
+          <w:rFonts w:ascii="Times New Roman" w:hAnsi="Times New Roman" w:cs="Times New Roman"/>
+          <w:sz w:val="24"/>
+          <w:szCs w:val="24"/>
           <w:u w:val="single"/>
         </w:rPr>
         <w:t>[Господи, в обуренні твоїм не картай нас, ані в гніві твоїм нас не карай, але поводься з нами за милістю твоєю, Лікарю і Зцілителю душ наших. Приведи нас до бажаної пристані твоєї, просвіти очі сердець наших на пізнання твоєї правди і дай нам останок теперішнього дня мирний і безгрішний, і ввесь час життя нашого, заради молитов святої Богородиці і всіх святих.]</w:t>
@@ -2399,13 +2864,15 @@
           <w:color w:val="000000"/>
           <w:sz w:val="24"/>
         </w:rPr>
-        <w:t>Го́споди, взива́ю я до Те́бе, ви́слухай мене́.* Ви́слухай мене́, Го́споди.* Го́споди, взива́ю я до Те́бе, ви́слухай мене́.* Почу́й го́лос молі́ння мого́,* коли́ взива́ю до Те́бе.* Ви́слухай мене́, Го́споди.</w:t>
-      </w:r>
-    </w:p>
-    <w:p>
-      <w:pPr>
-        <w:spacing w:after="120"/>
-      </w:pPr>
+        <w:t>Го</w:t>
+      </w:r>
+      <w:r>
+        <w:rPr>
+          <w:rFonts w:ascii="Times New Roman" w:hAnsi="Times New Roman"/>
+          <w:sz w:val="24"/>
+        </w:rPr>
+        <w:t>́</w:t>
+      </w:r>
       <w:r>
         <w:rPr>
           <w:rFonts w:ascii="Times New Roman" w:hAnsi="Times New Roman"/>
@@ -2413,151 +2880,794 @@
           <w:color w:val="000000"/>
           <w:sz w:val="24"/>
         </w:rPr>
-        <w:t>Неха́й піднесе́ться моли́тва моя́,* мов кади́ло пе́ред Тобо́ю;* підно́шення рук мої́х,* як же́ртва вечі́рня.* Ви́слухай мене́, Го́споди.</w:t>
-      </w:r>
-    </w:p>
-    <w:p>
-      <w:pPr>
-        <w:spacing w:after="120"/>
-        <w:jc w:val="both"/>
-      </w:pPr>
-      <w:r>
-        <w:rPr>
-          <w:rFonts w:ascii="Times New Roman" w:hAnsi="Times New Roman"/>
-          <w:sz w:val="24"/>
-        </w:rPr>
-        <w:t>Поста́в, Го́споди, мої́м уста́м сторо́жу;* до двере́й губ мої́х − ва́рту!</w:t>
-      </w:r>
-    </w:p>
-    <w:p>
-      <w:pPr>
-        <w:spacing w:after="120"/>
-        <w:jc w:val="both"/>
-      </w:pPr>
-      <w:r>
-        <w:rPr>
-          <w:rFonts w:ascii="Times New Roman" w:hAnsi="Times New Roman"/>
-          <w:sz w:val="24"/>
-        </w:rPr>
-        <w:t>Не дай схили́тися се́рцеві моє́му* до чо́гось зло́го.</w:t>
-      </w:r>
-    </w:p>
-    <w:p>
-      <w:pPr>
-        <w:spacing w:after="120"/>
-        <w:jc w:val="both"/>
-      </w:pPr>
-      <w:r>
-        <w:rPr>
-          <w:rFonts w:ascii="Times New Roman" w:hAnsi="Times New Roman"/>
-          <w:sz w:val="24"/>
-        </w:rPr>
-        <w:t>Ані чини́ти лихі́ вчи́нки з людьми́, що тво́рять беззако́ння,* – ні ла́сощів ї́хніх я не хо́чу ї́сти.</w:t>
-      </w:r>
-    </w:p>
-    <w:p>
-      <w:pPr>
-        <w:spacing w:after="120"/>
-        <w:jc w:val="both"/>
-      </w:pPr>
-      <w:r>
-        <w:rPr>
-          <w:rFonts w:ascii="Times New Roman" w:hAnsi="Times New Roman"/>
-          <w:sz w:val="24"/>
-        </w:rPr>
-        <w:t>Неха́й пра́ведник по-до́брому б’є мене́ й виправля́є,* а олі́я грі́шного неха́й не нама́стить голови́ моє́ї.</w:t>
-      </w:r>
-    </w:p>
-    <w:p>
-      <w:pPr>
-        <w:spacing w:after="120"/>
-        <w:jc w:val="both"/>
-      </w:pPr>
-      <w:r>
-        <w:rPr>
-          <w:rFonts w:ascii="Times New Roman" w:hAnsi="Times New Roman"/>
-          <w:sz w:val="24"/>
-        </w:rPr>
-        <w:t>Я все-таки́ моли́тимусь,* незважа́ючи на ї́хні злі вчи́нки.</w:t>
-      </w:r>
-    </w:p>
-    <w:p>
-      <w:pPr>
-        <w:spacing w:after="120"/>
-        <w:jc w:val="both"/>
-      </w:pPr>
-      <w:r>
-        <w:rPr>
-          <w:rFonts w:ascii="Times New Roman" w:hAnsi="Times New Roman"/>
-          <w:sz w:val="24"/>
-        </w:rPr>
-        <w:t>Якщо́ су́ддів ї́хніх ски́нуть в уще́лини ске́лі,* то почу́ють, що слова́ мої́ лю́бі.</w:t>
-      </w:r>
-    </w:p>
-    <w:p>
-      <w:pPr>
-        <w:spacing w:after="120"/>
-        <w:jc w:val="both"/>
-      </w:pPr>
-      <w:r>
-        <w:rPr>
-          <w:rFonts w:ascii="Times New Roman" w:hAnsi="Times New Roman"/>
-          <w:sz w:val="24"/>
-        </w:rPr>
-        <w:t>Немо́вби хтось розби́в і розри́в зе́млю,* розки́дано ї́хні ко́сті пе́ред а́дом.</w:t>
-      </w:r>
-    </w:p>
-    <w:p>
-      <w:pPr>
-        <w:spacing w:after="120"/>
-        <w:jc w:val="both"/>
-      </w:pPr>
-      <w:r>
-        <w:rPr>
-          <w:rFonts w:ascii="Times New Roman" w:hAnsi="Times New Roman"/>
-          <w:sz w:val="24"/>
-        </w:rPr>
-        <w:t>Бо до Те́бе, Го́споди, мій Бо́же, мої́ о́чі;* до Те́бе прибіга́ю, не губи́ душі́ моє́ї.</w:t>
-      </w:r>
-    </w:p>
-    <w:p>
-      <w:pPr>
-        <w:spacing w:after="120"/>
-        <w:jc w:val="both"/>
-      </w:pPr>
-      <w:r>
-        <w:rPr>
-          <w:rFonts w:ascii="Times New Roman" w:hAnsi="Times New Roman"/>
-          <w:sz w:val="24"/>
-        </w:rPr>
-        <w:t>Збережи́ мене́ від пе́тлі, що її́ наста́вили на ме́не,* і від сильця́ тих, що тво́рять беззако́ння.</w:t>
-      </w:r>
-    </w:p>
-    <w:p>
-      <w:pPr>
-        <w:spacing w:after="120"/>
-        <w:jc w:val="both"/>
-      </w:pPr>
-      <w:r>
-        <w:rPr>
-          <w:rFonts w:ascii="Times New Roman" w:hAnsi="Times New Roman"/>
-          <w:sz w:val="24"/>
-        </w:rPr>
-        <w:t>Неха́й грі́шники впаду́ть у вла́сні сі́ті всі ра́зом,* а я пройду́ безпе́чно.</w:t>
+        <w:t>споди, взива</w:t>
+      </w:r>
+      <w:r>
+        <w:rPr>
+          <w:rFonts w:ascii="Times New Roman" w:hAnsi="Times New Roman"/>
+          <w:sz w:val="24"/>
+        </w:rPr>
+        <w:t>́</w:t>
+      </w:r>
+      <w:r>
+        <w:rPr>
+          <w:rFonts w:ascii="Times New Roman" w:hAnsi="Times New Roman"/>
+          <w:b/>
+          <w:color w:val="000000"/>
+          <w:sz w:val="24"/>
+        </w:rPr>
+        <w:t>ю я до Те</w:t>
+      </w:r>
+      <w:r>
+        <w:rPr>
+          <w:rFonts w:ascii="Times New Roman" w:hAnsi="Times New Roman"/>
+          <w:sz w:val="24"/>
+        </w:rPr>
+        <w:t>́</w:t>
+      </w:r>
+      <w:r>
+        <w:rPr>
+          <w:rFonts w:ascii="Times New Roman" w:hAnsi="Times New Roman"/>
+          <w:b/>
+          <w:color w:val="000000"/>
+          <w:sz w:val="24"/>
+        </w:rPr>
+        <w:t>бе, ви</w:t>
+      </w:r>
+      <w:r>
+        <w:rPr>
+          <w:rFonts w:ascii="Times New Roman" w:hAnsi="Times New Roman"/>
+          <w:sz w:val="24"/>
+        </w:rPr>
+        <w:t>́</w:t>
+      </w:r>
+      <w:r>
+        <w:rPr>
+          <w:rFonts w:ascii="Times New Roman" w:hAnsi="Times New Roman"/>
+          <w:b/>
+          <w:color w:val="000000"/>
+          <w:sz w:val="24"/>
+        </w:rPr>
+        <w:t>слухай мене</w:t>
+      </w:r>
+      <w:r>
+        <w:rPr>
+          <w:rFonts w:ascii="Times New Roman" w:hAnsi="Times New Roman"/>
+          <w:sz w:val="24"/>
+        </w:rPr>
+        <w:t>́</w:t>
+      </w:r>
+      <w:r>
+        <w:rPr>
+          <w:rFonts w:ascii="Times New Roman" w:hAnsi="Times New Roman"/>
+          <w:b/>
+          <w:color w:val="000000"/>
+          <w:sz w:val="24"/>
+        </w:rPr>
+        <w:t>.* Ви</w:t>
+      </w:r>
+      <w:r>
+        <w:rPr>
+          <w:rFonts w:ascii="Times New Roman" w:hAnsi="Times New Roman"/>
+          <w:sz w:val="24"/>
+        </w:rPr>
+        <w:t>́</w:t>
+      </w:r>
+      <w:r>
+        <w:rPr>
+          <w:rFonts w:ascii="Times New Roman" w:hAnsi="Times New Roman"/>
+          <w:b/>
+          <w:color w:val="000000"/>
+          <w:sz w:val="24"/>
+        </w:rPr>
+        <w:t>слухай мене, Го</w:t>
+      </w:r>
+      <w:r>
+        <w:rPr>
+          <w:rFonts w:ascii="Times New Roman" w:hAnsi="Times New Roman"/>
+          <w:sz w:val="24"/>
+        </w:rPr>
+        <w:t>́</w:t>
+      </w:r>
+      <w:r>
+        <w:rPr>
+          <w:rFonts w:ascii="Times New Roman" w:hAnsi="Times New Roman"/>
+          <w:b/>
+          <w:color w:val="000000"/>
+          <w:sz w:val="24"/>
+        </w:rPr>
+        <w:t>споди.* Го</w:t>
+      </w:r>
+      <w:r>
+        <w:rPr>
+          <w:rFonts w:ascii="Times New Roman" w:hAnsi="Times New Roman"/>
+          <w:sz w:val="24"/>
+        </w:rPr>
+        <w:t>́</w:t>
+      </w:r>
+      <w:r>
+        <w:rPr>
+          <w:rFonts w:ascii="Times New Roman" w:hAnsi="Times New Roman"/>
+          <w:b/>
+          <w:color w:val="000000"/>
+          <w:sz w:val="24"/>
+        </w:rPr>
+        <w:t>споди, взива</w:t>
+      </w:r>
+      <w:r>
+        <w:rPr>
+          <w:rFonts w:ascii="Times New Roman" w:hAnsi="Times New Roman"/>
+          <w:sz w:val="24"/>
+        </w:rPr>
+        <w:t>́</w:t>
+      </w:r>
+      <w:r>
+        <w:rPr>
+          <w:rFonts w:ascii="Times New Roman" w:hAnsi="Times New Roman"/>
+          <w:b/>
+          <w:color w:val="000000"/>
+          <w:sz w:val="24"/>
+        </w:rPr>
+        <w:t>ю я до Те</w:t>
+      </w:r>
+      <w:r>
+        <w:rPr>
+          <w:rFonts w:ascii="Times New Roman" w:hAnsi="Times New Roman"/>
+          <w:sz w:val="24"/>
+        </w:rPr>
+        <w:t>́</w:t>
+      </w:r>
+      <w:r>
+        <w:rPr>
+          <w:rFonts w:ascii="Times New Roman" w:hAnsi="Times New Roman"/>
+          <w:b/>
+          <w:color w:val="000000"/>
+          <w:sz w:val="24"/>
+        </w:rPr>
+        <w:t>бе, ви</w:t>
+      </w:r>
+      <w:r>
+        <w:rPr>
+          <w:rFonts w:ascii="Times New Roman" w:hAnsi="Times New Roman"/>
+          <w:sz w:val="24"/>
+        </w:rPr>
+        <w:t>́</w:t>
+      </w:r>
+      <w:r>
+        <w:rPr>
+          <w:rFonts w:ascii="Times New Roman" w:hAnsi="Times New Roman"/>
+          <w:b/>
+          <w:color w:val="000000"/>
+          <w:sz w:val="24"/>
+        </w:rPr>
+        <w:t>слухай мене</w:t>
+      </w:r>
+      <w:r>
+        <w:rPr>
+          <w:rFonts w:ascii="Times New Roman" w:hAnsi="Times New Roman"/>
+          <w:sz w:val="24"/>
+        </w:rPr>
+        <w:t>́</w:t>
+      </w:r>
+      <w:r>
+        <w:rPr>
+          <w:rFonts w:ascii="Times New Roman" w:hAnsi="Times New Roman"/>
+          <w:b/>
+          <w:color w:val="000000"/>
+          <w:sz w:val="24"/>
+        </w:rPr>
+        <w:t>.* Почу</w:t>
+      </w:r>
+      <w:r>
+        <w:rPr>
+          <w:rFonts w:ascii="Times New Roman" w:hAnsi="Times New Roman"/>
+          <w:sz w:val="24"/>
+        </w:rPr>
+        <w:t>́</w:t>
+      </w:r>
+      <w:r>
+        <w:rPr>
+          <w:rFonts w:ascii="Times New Roman" w:hAnsi="Times New Roman"/>
+          <w:b/>
+          <w:color w:val="000000"/>
+          <w:sz w:val="24"/>
+        </w:rPr>
+        <w:t>й го</w:t>
+      </w:r>
+      <w:r>
+        <w:rPr>
+          <w:rFonts w:ascii="Times New Roman" w:hAnsi="Times New Roman"/>
+          <w:sz w:val="24"/>
+        </w:rPr>
+        <w:t>́</w:t>
+      </w:r>
+      <w:r>
+        <w:rPr>
+          <w:rFonts w:ascii="Times New Roman" w:hAnsi="Times New Roman"/>
+          <w:b/>
+          <w:color w:val="000000"/>
+          <w:sz w:val="24"/>
+        </w:rPr>
+        <w:t>лос молі</w:t>
+      </w:r>
+      <w:r>
+        <w:rPr>
+          <w:rFonts w:ascii="Times New Roman" w:hAnsi="Times New Roman"/>
+          <w:sz w:val="24"/>
+        </w:rPr>
+        <w:t>́</w:t>
+      </w:r>
+      <w:r>
+        <w:rPr>
+          <w:rFonts w:ascii="Times New Roman" w:hAnsi="Times New Roman"/>
+          <w:b/>
+          <w:color w:val="000000"/>
+          <w:sz w:val="24"/>
+        </w:rPr>
+        <w:t>ння мого</w:t>
+      </w:r>
+      <w:r>
+        <w:rPr>
+          <w:rFonts w:ascii="Times New Roman" w:hAnsi="Times New Roman"/>
+          <w:sz w:val="24"/>
+        </w:rPr>
+        <w:t>́</w:t>
+      </w:r>
+      <w:r>
+        <w:rPr>
+          <w:rFonts w:ascii="Times New Roman" w:hAnsi="Times New Roman"/>
+          <w:b/>
+          <w:color w:val="000000"/>
+          <w:sz w:val="24"/>
+        </w:rPr>
+        <w:t>,* коли</w:t>
+      </w:r>
+      <w:r>
+        <w:rPr>
+          <w:rFonts w:ascii="Times New Roman" w:hAnsi="Times New Roman"/>
+          <w:sz w:val="24"/>
+        </w:rPr>
+        <w:t>́</w:t>
+      </w:r>
+      <w:r>
+        <w:rPr>
+          <w:rFonts w:ascii="Times New Roman" w:hAnsi="Times New Roman"/>
+          <w:b/>
+          <w:color w:val="000000"/>
+          <w:sz w:val="24"/>
+        </w:rPr>
+        <w:t xml:space="preserve"> взива</w:t>
+      </w:r>
+      <w:r>
+        <w:rPr>
+          <w:rFonts w:ascii="Times New Roman" w:hAnsi="Times New Roman"/>
+          <w:sz w:val="24"/>
+        </w:rPr>
+        <w:t>́</w:t>
+      </w:r>
+      <w:r>
+        <w:rPr>
+          <w:rFonts w:ascii="Times New Roman" w:hAnsi="Times New Roman"/>
+          <w:b/>
+          <w:color w:val="000000"/>
+          <w:sz w:val="24"/>
+        </w:rPr>
+        <w:t>ю до Те</w:t>
+      </w:r>
+      <w:r>
+        <w:rPr>
+          <w:rFonts w:ascii="Times New Roman" w:hAnsi="Times New Roman"/>
+          <w:sz w:val="24"/>
+        </w:rPr>
+        <w:t>́</w:t>
+      </w:r>
+      <w:r>
+        <w:rPr>
+          <w:rFonts w:ascii="Times New Roman" w:hAnsi="Times New Roman"/>
+          <w:b/>
+          <w:color w:val="000000"/>
+          <w:sz w:val="24"/>
+        </w:rPr>
+        <w:t>бе.* Ви</w:t>
+      </w:r>
+      <w:r>
+        <w:rPr>
+          <w:rFonts w:ascii="Times New Roman" w:hAnsi="Times New Roman"/>
+          <w:sz w:val="24"/>
+        </w:rPr>
+        <w:t>́</w:t>
+      </w:r>
+      <w:r>
+        <w:rPr>
+          <w:rFonts w:ascii="Times New Roman" w:hAnsi="Times New Roman"/>
+          <w:b/>
+          <w:color w:val="000000"/>
+          <w:sz w:val="24"/>
+        </w:rPr>
+        <w:t>слухай мене</w:t>
+      </w:r>
+      <w:r>
+        <w:rPr>
+          <w:rFonts w:ascii="Times New Roman" w:hAnsi="Times New Roman"/>
+          <w:sz w:val="24"/>
+        </w:rPr>
+        <w:t>́</w:t>
+      </w:r>
+      <w:r>
+        <w:rPr>
+          <w:rFonts w:ascii="Times New Roman" w:hAnsi="Times New Roman"/>
+          <w:b/>
+          <w:color w:val="000000"/>
+          <w:sz w:val="24"/>
+        </w:rPr>
+        <w:t>, Го</w:t>
+      </w:r>
+      <w:r>
+        <w:rPr>
+          <w:rFonts w:ascii="Times New Roman" w:hAnsi="Times New Roman"/>
+          <w:sz w:val="24"/>
+        </w:rPr>
+        <w:t>́</w:t>
+      </w:r>
+      <w:r>
+        <w:rPr>
+          <w:rFonts w:ascii="Times New Roman" w:hAnsi="Times New Roman"/>
+          <w:b/>
+          <w:color w:val="000000"/>
+          <w:sz w:val="24"/>
+        </w:rPr>
+        <w:t>споди.</w:t>
+      </w:r>
+    </w:p>
+    <w:p>
+      <w:pPr>
+        <w:spacing w:after="120"/>
+      </w:pPr>
+      <w:r>
+        <w:rPr>
+          <w:rFonts w:ascii="Times New Roman" w:hAnsi="Times New Roman"/>
+          <w:b/>
+          <w:color w:val="000000"/>
+          <w:sz w:val="24"/>
+        </w:rPr>
+        <w:t>Неха</w:t>
+      </w:r>
+      <w:r>
+        <w:rPr>
+          <w:rFonts w:ascii="Times New Roman" w:hAnsi="Times New Roman"/>
+          <w:sz w:val="24"/>
+        </w:rPr>
+        <w:t>́</w:t>
+      </w:r>
+      <w:r>
+        <w:rPr>
+          <w:rFonts w:ascii="Times New Roman" w:hAnsi="Times New Roman"/>
+          <w:b/>
+          <w:color w:val="000000"/>
+          <w:sz w:val="24"/>
+        </w:rPr>
+        <w:t>й піднесе</w:t>
+      </w:r>
+      <w:r>
+        <w:rPr>
+          <w:rFonts w:ascii="Times New Roman" w:hAnsi="Times New Roman"/>
+          <w:sz w:val="24"/>
+        </w:rPr>
+        <w:t>́</w:t>
+      </w:r>
+      <w:r>
+        <w:rPr>
+          <w:rFonts w:ascii="Times New Roman" w:hAnsi="Times New Roman"/>
+          <w:b/>
+          <w:color w:val="000000"/>
+          <w:sz w:val="24"/>
+        </w:rPr>
+        <w:t>ться моли</w:t>
+      </w:r>
+      <w:r>
+        <w:rPr>
+          <w:rFonts w:ascii="Times New Roman" w:hAnsi="Times New Roman"/>
+          <w:sz w:val="24"/>
+        </w:rPr>
+        <w:t>́</w:t>
+      </w:r>
+      <w:r>
+        <w:rPr>
+          <w:rFonts w:ascii="Times New Roman" w:hAnsi="Times New Roman"/>
+          <w:b/>
+          <w:color w:val="000000"/>
+          <w:sz w:val="24"/>
+        </w:rPr>
+        <w:t>тва моя</w:t>
+      </w:r>
+      <w:r>
+        <w:rPr>
+          <w:rFonts w:ascii="Times New Roman" w:hAnsi="Times New Roman"/>
+          <w:sz w:val="24"/>
+        </w:rPr>
+        <w:t>́</w:t>
+      </w:r>
+      <w:r>
+        <w:rPr>
+          <w:rFonts w:ascii="Times New Roman" w:hAnsi="Times New Roman"/>
+          <w:b/>
+          <w:color w:val="000000"/>
+          <w:sz w:val="24"/>
+        </w:rPr>
+        <w:t>,* мов кади</w:t>
+      </w:r>
+      <w:r>
+        <w:rPr>
+          <w:rFonts w:ascii="Times New Roman" w:hAnsi="Times New Roman"/>
+          <w:sz w:val="24"/>
+        </w:rPr>
+        <w:t>́</w:t>
+      </w:r>
+      <w:r>
+        <w:rPr>
+          <w:rFonts w:ascii="Times New Roman" w:hAnsi="Times New Roman"/>
+          <w:b/>
+          <w:color w:val="000000"/>
+          <w:sz w:val="24"/>
+        </w:rPr>
+        <w:t>ло пе</w:t>
+      </w:r>
+      <w:r>
+        <w:rPr>
+          <w:rFonts w:ascii="Times New Roman" w:hAnsi="Times New Roman"/>
+          <w:sz w:val="24"/>
+        </w:rPr>
+        <w:t>́</w:t>
+      </w:r>
+      <w:r>
+        <w:rPr>
+          <w:rFonts w:ascii="Times New Roman" w:hAnsi="Times New Roman"/>
+          <w:b/>
+          <w:color w:val="000000"/>
+          <w:sz w:val="24"/>
+        </w:rPr>
+        <w:t>ред Тобо</w:t>
+      </w:r>
+      <w:r>
+        <w:rPr>
+          <w:rFonts w:ascii="Times New Roman" w:hAnsi="Times New Roman"/>
+          <w:sz w:val="24"/>
+        </w:rPr>
+        <w:t>́</w:t>
+      </w:r>
+      <w:r>
+        <w:rPr>
+          <w:rFonts w:ascii="Times New Roman" w:hAnsi="Times New Roman"/>
+          <w:b/>
+          <w:color w:val="000000"/>
+          <w:sz w:val="24"/>
+        </w:rPr>
+        <w:t>ю;* підно</w:t>
+      </w:r>
+      <w:r>
+        <w:rPr>
+          <w:rFonts w:ascii="Times New Roman" w:hAnsi="Times New Roman"/>
+          <w:sz w:val="24"/>
+        </w:rPr>
+        <w:t>́</w:t>
+      </w:r>
+      <w:r>
+        <w:rPr>
+          <w:rFonts w:ascii="Times New Roman" w:hAnsi="Times New Roman"/>
+          <w:b/>
+          <w:color w:val="000000"/>
+          <w:sz w:val="24"/>
+        </w:rPr>
+        <w:t>шення рук мої</w:t>
+      </w:r>
+      <w:r>
+        <w:rPr>
+          <w:rFonts w:ascii="Times New Roman" w:hAnsi="Times New Roman"/>
+          <w:sz w:val="24"/>
+        </w:rPr>
+        <w:t>́</w:t>
+      </w:r>
+      <w:r>
+        <w:rPr>
+          <w:rFonts w:ascii="Times New Roman" w:hAnsi="Times New Roman"/>
+          <w:b/>
+          <w:color w:val="000000"/>
+          <w:sz w:val="24"/>
+        </w:rPr>
+        <w:t>х,* як же</w:t>
+      </w:r>
+      <w:r>
+        <w:rPr>
+          <w:rFonts w:ascii="Times New Roman" w:hAnsi="Times New Roman"/>
+          <w:sz w:val="24"/>
+        </w:rPr>
+        <w:t>́</w:t>
+      </w:r>
+      <w:r>
+        <w:rPr>
+          <w:rFonts w:ascii="Times New Roman" w:hAnsi="Times New Roman"/>
+          <w:b/>
+          <w:color w:val="000000"/>
+          <w:sz w:val="24"/>
+        </w:rPr>
+        <w:t>ртва вечі</w:t>
+      </w:r>
+      <w:r>
+        <w:rPr>
+          <w:rFonts w:ascii="Times New Roman" w:hAnsi="Times New Roman"/>
+          <w:sz w:val="24"/>
+        </w:rPr>
+        <w:t>́</w:t>
+      </w:r>
+      <w:r>
+        <w:rPr>
+          <w:rFonts w:ascii="Times New Roman" w:hAnsi="Times New Roman"/>
+          <w:b/>
+          <w:color w:val="000000"/>
+          <w:sz w:val="24"/>
+        </w:rPr>
+        <w:t>рня.* Ви</w:t>
+      </w:r>
+      <w:r>
+        <w:rPr>
+          <w:rFonts w:ascii="Times New Roman" w:hAnsi="Times New Roman"/>
+          <w:sz w:val="24"/>
+        </w:rPr>
+        <w:t>́</w:t>
+      </w:r>
+      <w:r>
+        <w:rPr>
+          <w:rFonts w:ascii="Times New Roman" w:hAnsi="Times New Roman"/>
+          <w:b/>
+          <w:color w:val="000000"/>
+          <w:sz w:val="24"/>
+        </w:rPr>
+        <w:t>слухай мене</w:t>
+      </w:r>
+      <w:r>
+        <w:rPr>
+          <w:rFonts w:ascii="Times New Roman" w:hAnsi="Times New Roman"/>
+          <w:sz w:val="24"/>
+        </w:rPr>
+        <w:t>́</w:t>
+      </w:r>
+      <w:r>
+        <w:rPr>
+          <w:rFonts w:ascii="Times New Roman" w:hAnsi="Times New Roman"/>
+          <w:b/>
+          <w:color w:val="000000"/>
+          <w:sz w:val="24"/>
+        </w:rPr>
+        <w:t>, Го</w:t>
+      </w:r>
+      <w:r>
+        <w:rPr>
+          <w:rFonts w:ascii="Times New Roman" w:hAnsi="Times New Roman"/>
+          <w:sz w:val="24"/>
+        </w:rPr>
+        <w:t>́</w:t>
+      </w:r>
+      <w:r>
+        <w:rPr>
+          <w:rFonts w:ascii="Times New Roman" w:hAnsi="Times New Roman"/>
+          <w:b/>
+          <w:color w:val="000000"/>
+          <w:sz w:val="24"/>
+        </w:rPr>
+        <w:t>споди.</w:t>
+      </w:r>
+    </w:p>
+    <w:p>
+      <w:pPr>
+        <w:spacing w:after="120"/>
+        <w:jc w:val="both"/>
+        <w:rPr>
+          <w:rFonts w:ascii="Times New Roman" w:hAnsi="Times New Roman" w:cs="Times New Roman"/>
+          <w:sz w:val="24"/>
+          <w:szCs w:val="24"/>
+        </w:rPr>
+      </w:pPr>
+      <w:r>
+        <w:rPr>
+          <w:rFonts w:ascii="Times New Roman" w:eastAsia="Gungsuh" w:hAnsi="Times New Roman" w:cs="Gungsuh"/>
+          <w:sz w:val="24"/>
+          <w:szCs w:val="24"/>
+        </w:rPr>
+        <w:t>Постав, Господи, моїм устам сторожу;* до дверей губ моїх − варту!</w:t>
+      </w:r>
+    </w:p>
+    <w:p>
+      <w:pPr>
+        <w:spacing w:after="120"/>
+        <w:jc w:val="both"/>
+        <w:rPr>
+          <w:rFonts w:ascii="Times New Roman" w:hAnsi="Times New Roman" w:cs="Times New Roman"/>
+          <w:sz w:val="24"/>
+          <w:szCs w:val="24"/>
+        </w:rPr>
+      </w:pPr>
+      <w:r>
+        <w:rPr>
+          <w:rFonts w:ascii="Times New Roman" w:hAnsi="Times New Roman" w:cs="Times New Roman"/>
+          <w:sz w:val="24"/>
+          <w:szCs w:val="24"/>
+        </w:rPr>
+        <w:t>Не дай схилитися серцеві моєму* до чогось злого.</w:t>
+      </w:r>
+    </w:p>
+    <w:p>
+      <w:pPr>
+        <w:spacing w:after="120"/>
+        <w:jc w:val="both"/>
+        <w:rPr>
+          <w:rFonts w:ascii="Times New Roman" w:hAnsi="Times New Roman" w:cs="Times New Roman"/>
+          <w:sz w:val="24"/>
+          <w:szCs w:val="24"/>
+        </w:rPr>
+      </w:pPr>
+      <w:r>
+        <w:rPr>
+          <w:rFonts w:ascii="Times New Roman" w:hAnsi="Times New Roman" w:cs="Times New Roman"/>
+          <w:sz w:val="24"/>
+          <w:szCs w:val="24"/>
+        </w:rPr>
+        <w:t>Ані чинити лихі вчинки з людьми, що творять беззаконня,* – ні ласощів їхніх я не хочу їсти.</w:t>
+      </w:r>
+    </w:p>
+    <w:p>
+      <w:pPr>
+        <w:spacing w:after="120"/>
+        <w:jc w:val="both"/>
+        <w:rPr>
+          <w:rFonts w:ascii="Times New Roman" w:hAnsi="Times New Roman" w:cs="Times New Roman"/>
+          <w:sz w:val="24"/>
+          <w:szCs w:val="24"/>
+        </w:rPr>
+      </w:pPr>
+      <w:r>
+        <w:rPr>
+          <w:rFonts w:ascii="Times New Roman" w:hAnsi="Times New Roman" w:cs="Times New Roman"/>
+          <w:sz w:val="24"/>
+          <w:szCs w:val="24"/>
+        </w:rPr>
+        <w:t>Нехай праведник по-доброму б'є мене й виправляє,* а олія грішного нехай не намастить голови моєї.</w:t>
+      </w:r>
+    </w:p>
+    <w:p>
+      <w:pPr>
+        <w:spacing w:after="120"/>
+        <w:jc w:val="both"/>
+        <w:rPr>
+          <w:rFonts w:ascii="Times New Roman" w:hAnsi="Times New Roman" w:cs="Times New Roman"/>
+          <w:sz w:val="24"/>
+          <w:szCs w:val="24"/>
+        </w:rPr>
+      </w:pPr>
+      <w:r>
+        <w:rPr>
+          <w:rFonts w:ascii="Times New Roman" w:hAnsi="Times New Roman" w:cs="Times New Roman"/>
+          <w:sz w:val="24"/>
+          <w:szCs w:val="24"/>
+        </w:rPr>
+        <w:t>Я все-таки молитимусь,* незважаючи на їхні злі вчинки.</w:t>
+      </w:r>
+    </w:p>
+    <w:p>
+      <w:pPr>
+        <w:spacing w:after="120"/>
+        <w:jc w:val="both"/>
+        <w:rPr>
+          <w:rFonts w:ascii="Times New Roman" w:hAnsi="Times New Roman" w:cs="Times New Roman"/>
+          <w:sz w:val="24"/>
+          <w:szCs w:val="24"/>
+        </w:rPr>
+      </w:pPr>
+      <w:r>
+        <w:rPr>
+          <w:rFonts w:ascii="Times New Roman" w:hAnsi="Times New Roman" w:cs="Times New Roman"/>
+          <w:sz w:val="24"/>
+          <w:szCs w:val="24"/>
+        </w:rPr>
+        <w:t>Якщо суддів їхніх скинуть в ущелини скелі,* то почують, що слова мої любі.</w:t>
+      </w:r>
+    </w:p>
+    <w:p>
+      <w:pPr>
+        <w:spacing w:after="120"/>
+        <w:jc w:val="both"/>
+        <w:rPr>
+          <w:rFonts w:ascii="Times New Roman" w:hAnsi="Times New Roman" w:cs="Times New Roman"/>
+          <w:sz w:val="24"/>
+          <w:szCs w:val="24"/>
+        </w:rPr>
+      </w:pPr>
+      <w:r>
+        <w:rPr>
+          <w:rFonts w:ascii="Times New Roman" w:hAnsi="Times New Roman" w:cs="Times New Roman"/>
+          <w:sz w:val="24"/>
+          <w:szCs w:val="24"/>
+        </w:rPr>
+        <w:t>Немовби хтось розбив і розрив землю,* розкидано їхні кості перед адом.</w:t>
+      </w:r>
+    </w:p>
+    <w:p>
+      <w:pPr>
+        <w:spacing w:after="120"/>
+        <w:jc w:val="both"/>
+        <w:rPr>
+          <w:rFonts w:ascii="Times New Roman" w:hAnsi="Times New Roman" w:cs="Times New Roman"/>
+          <w:sz w:val="24"/>
+          <w:szCs w:val="24"/>
+        </w:rPr>
+      </w:pPr>
+      <w:r>
+        <w:rPr>
+          <w:rFonts w:ascii="Times New Roman" w:hAnsi="Times New Roman" w:cs="Times New Roman"/>
+          <w:sz w:val="24"/>
+          <w:szCs w:val="24"/>
+        </w:rPr>
+        <w:t>Бо до тебе, Господи, мій Боже, мої очі;* до тебе прибігаю, не губи душі моєї.</w:t>
+      </w:r>
+    </w:p>
+    <w:p>
+      <w:pPr>
+        <w:spacing w:after="120"/>
+        <w:jc w:val="both"/>
+        <w:rPr>
+          <w:rFonts w:ascii="Times New Roman" w:hAnsi="Times New Roman" w:cs="Times New Roman"/>
+          <w:sz w:val="24"/>
+          <w:szCs w:val="24"/>
+        </w:rPr>
+      </w:pPr>
+      <w:r>
+        <w:rPr>
+          <w:rFonts w:ascii="Times New Roman" w:hAnsi="Times New Roman" w:cs="Times New Roman"/>
+          <w:sz w:val="24"/>
+          <w:szCs w:val="24"/>
+        </w:rPr>
+        <w:t>Збережи мене від петлі, що її наставили на мене,* і від сильця тих, що творять беззаконня.</w:t>
+      </w:r>
+    </w:p>
+    <w:p>
+      <w:pPr>
+        <w:spacing w:after="120"/>
+        <w:jc w:val="both"/>
+        <w:rPr>
+          <w:rFonts w:ascii="Times New Roman" w:hAnsi="Times New Roman" w:cs="Times New Roman"/>
+          <w:sz w:val="24"/>
+          <w:szCs w:val="24"/>
+        </w:rPr>
+      </w:pPr>
+      <w:r>
+        <w:rPr>
+          <w:rFonts w:ascii="Times New Roman" w:hAnsi="Times New Roman" w:cs="Times New Roman"/>
+          <w:sz w:val="24"/>
+          <w:szCs w:val="24"/>
+        </w:rPr>
+        <w:t>Нехай грішники впадуть у власні сіті всі разом,* а я пройду безпечно.</w:t>
       </w:r>
     </w:p>
     <w:p>
       <w:pPr>
         <w:spacing w:after="120"/>
         <w:jc w:val="center"/>
-      </w:pPr>
-      <w:r>
-        <w:rPr>
-          <w:rFonts w:ascii="Times New Roman" w:hAnsi="Times New Roman"/>
+        <w:rPr>
+          <w:rFonts w:ascii="Times New Roman" w:hAnsi="Times New Roman" w:cs="Times New Roman"/>
           <w:b/>
           <w:i/>
           <w:color w:val="FF0000"/>
           <w:sz w:val="24"/>
+          <w:szCs w:val="24"/>
+        </w:rPr>
+      </w:pPr>
+      <w:r>
+        <w:rPr>
+          <w:rFonts w:ascii="Times New Roman" w:hAnsi="Times New Roman" w:cs="Times New Roman"/>
+          <w:b/>
+          <w:i/>
+          <w:color w:val="FF0000"/>
+          <w:sz w:val="24"/>
+          <w:szCs w:val="24"/>
         </w:rPr>
         <w:t>Псалом 141</w:t>
       </w:r>
@@ -2566,130 +3676,190 @@
       <w:pPr>
         <w:spacing w:after="120"/>
         <w:jc w:val="both"/>
-      </w:pPr>
-      <w:r>
-        <w:rPr>
-          <w:rFonts w:ascii="Times New Roman" w:hAnsi="Times New Roman"/>
-          <w:sz w:val="24"/>
-        </w:rPr>
-        <w:t>Я го́лосом мої́м до Го́спода взива́ю,* я го́лосом мої́м до Го́спода молю́ся.</w:t>
-      </w:r>
-    </w:p>
-    <w:p>
-      <w:pPr>
-        <w:spacing w:after="120"/>
-        <w:jc w:val="both"/>
-      </w:pPr>
-      <w:r>
-        <w:rPr>
-          <w:rFonts w:ascii="Times New Roman" w:hAnsi="Times New Roman"/>
-          <w:sz w:val="24"/>
-        </w:rPr>
-        <w:t>Ска́ргу мою́ пе́ред Ним вилива́ю,* мою́ скру́ту Йому́ я виявля́ю.</w:t>
-      </w:r>
-    </w:p>
-    <w:p>
-      <w:pPr>
-        <w:spacing w:after="120"/>
-        <w:jc w:val="both"/>
-      </w:pPr>
-      <w:r>
-        <w:rPr>
-          <w:rFonts w:ascii="Times New Roman" w:hAnsi="Times New Roman"/>
-          <w:sz w:val="24"/>
-        </w:rPr>
-        <w:t>Коли́ триво́житься в мені́ дух мій, Ти знає́ш мою́ сте́жку.* На доро́зі, де я ступа́ю, та́йно розста́вили сильце́ на ме́не.</w:t>
-      </w:r>
-    </w:p>
-    <w:p>
-      <w:pPr>
-        <w:spacing w:after="120"/>
-        <w:jc w:val="both"/>
-      </w:pPr>
-      <w:r>
-        <w:rPr>
-          <w:rFonts w:ascii="Times New Roman" w:hAnsi="Times New Roman"/>
-          <w:sz w:val="24"/>
-        </w:rPr>
-        <w:t>Погля́нь право́руч і подиви́ся:* нема́ ніко́го, хто дбав би за ме́не.</w:t>
-      </w:r>
-    </w:p>
-    <w:p>
-      <w:pPr>
-        <w:spacing w:after="120"/>
-        <w:jc w:val="both"/>
-      </w:pPr>
-      <w:r>
-        <w:rPr>
-          <w:rFonts w:ascii="Times New Roman" w:hAnsi="Times New Roman"/>
-          <w:sz w:val="24"/>
-        </w:rPr>
-        <w:t>Нема́ куди́ мені́ втіка́ти,* нема́ ніко́го, хто піклува́вся би мно́ю.</w:t>
-      </w:r>
-    </w:p>
-    <w:p>
-      <w:pPr>
-        <w:spacing w:after="120"/>
-        <w:jc w:val="both"/>
-      </w:pPr>
-      <w:r>
-        <w:rPr>
-          <w:rFonts w:ascii="Times New Roman" w:hAnsi="Times New Roman"/>
-          <w:sz w:val="24"/>
-        </w:rPr>
-        <w:t>До Те́бе, Го́споди, взива́ю й кажу́:* Ти моє́ прибі́жище, в землі́ живи́х Ти − моя́ до́ля!</w:t>
-      </w:r>
-    </w:p>
-    <w:p>
-      <w:pPr>
-        <w:spacing w:after="120"/>
-        <w:jc w:val="both"/>
-      </w:pPr>
-      <w:r>
-        <w:rPr>
-          <w:rFonts w:ascii="Times New Roman" w:hAnsi="Times New Roman"/>
-          <w:sz w:val="24"/>
-        </w:rPr>
-        <w:t>Зверни́ ува́гу на моє́ блага́ння,* бо я ве́льми неща́сний.</w:t>
-      </w:r>
-    </w:p>
-    <w:p>
-      <w:pPr>
-        <w:spacing w:after="120"/>
-        <w:jc w:val="both"/>
-      </w:pPr>
-      <w:r>
-        <w:rPr>
-          <w:rFonts w:ascii="Times New Roman" w:hAnsi="Times New Roman"/>
-          <w:sz w:val="24"/>
-        </w:rPr>
-        <w:t>Спаси́ мене́ від гони́телів мої́х,* бо вони́ сильні́ші від ме́не.</w:t>
-      </w:r>
-    </w:p>
-    <w:p>
-      <w:pPr>
-        <w:spacing w:after="120"/>
-        <w:jc w:val="both"/>
-      </w:pPr>
-      <w:r>
-        <w:rPr>
-          <w:rFonts w:ascii="Times New Roman" w:hAnsi="Times New Roman"/>
-          <w:sz w:val="24"/>
-        </w:rPr>
-        <w:t>Ви́веди з в’язни́ці мою́ ду́шу,* щоб дя́кувати І́мені Твоє́му.</w:t>
-      </w:r>
-    </w:p>
-    <w:p>
-      <w:pPr>
-        <w:spacing w:after="120"/>
-        <w:jc w:val="both"/>
-      </w:pPr>
-      <w:r>
-        <w:rPr>
-          <w:rFonts w:ascii="Times New Roman" w:hAnsi="Times New Roman"/>
-          <w:sz w:val="24"/>
-        </w:rPr>
-        <w:t>Мене́ обсту́плять пра́ведники,* бо Ти добро́ мені́ вчи́ниш.</w:t>
+        <w:rPr>
+          <w:rFonts w:ascii="Times New Roman" w:hAnsi="Times New Roman" w:cs="Times New Roman"/>
+          <w:sz w:val="24"/>
+          <w:szCs w:val="24"/>
+        </w:rPr>
+      </w:pPr>
+      <w:r>
+        <w:rPr>
+          <w:rFonts w:ascii="Times New Roman" w:hAnsi="Times New Roman" w:cs="Times New Roman"/>
+          <w:sz w:val="24"/>
+          <w:szCs w:val="24"/>
+        </w:rPr>
+        <w:t>Я голосом моїм до Господа взиваю,* я голосом моїм до Господа молюся.</w:t>
+      </w:r>
+    </w:p>
+    <w:p>
+      <w:pPr>
+        <w:spacing w:after="120"/>
+        <w:jc w:val="both"/>
+        <w:rPr>
+          <w:rFonts w:ascii="Times New Roman" w:hAnsi="Times New Roman" w:cs="Times New Roman"/>
+          <w:sz w:val="24"/>
+          <w:szCs w:val="24"/>
+        </w:rPr>
+      </w:pPr>
+      <w:r>
+        <w:rPr>
+          <w:rFonts w:ascii="Times New Roman" w:hAnsi="Times New Roman" w:cs="Times New Roman"/>
+          <w:sz w:val="24"/>
+          <w:szCs w:val="24"/>
+        </w:rPr>
+        <w:t>Скаргу мою перед ним виливаю,* мою скруту йому я виявляю.</w:t>
+      </w:r>
+    </w:p>
+    <w:p>
+      <w:pPr>
+        <w:spacing w:after="120"/>
+        <w:jc w:val="both"/>
+        <w:rPr>
+          <w:rFonts w:ascii="Times New Roman" w:hAnsi="Times New Roman" w:cs="Times New Roman"/>
+          <w:sz w:val="24"/>
+          <w:szCs w:val="24"/>
+        </w:rPr>
+      </w:pPr>
+      <w:r>
+        <w:rPr>
+          <w:rFonts w:ascii="Times New Roman" w:hAnsi="Times New Roman" w:cs="Times New Roman"/>
+          <w:sz w:val="24"/>
+          <w:szCs w:val="24"/>
+        </w:rPr>
+        <w:t>Коли тривожиться в мені дух мій, ти знаєш мою стежку.* На дорозі, де я ступаю, тайно розставили сильце на мене.</w:t>
+      </w:r>
+    </w:p>
+    <w:p>
+      <w:pPr>
+        <w:spacing w:after="120"/>
+        <w:jc w:val="both"/>
+        <w:rPr>
+          <w:rFonts w:ascii="Times New Roman" w:hAnsi="Times New Roman" w:cs="Times New Roman"/>
+          <w:sz w:val="24"/>
+          <w:szCs w:val="24"/>
+        </w:rPr>
+      </w:pPr>
+      <w:r>
+        <w:rPr>
+          <w:rFonts w:ascii="Times New Roman" w:hAnsi="Times New Roman" w:cs="Times New Roman"/>
+          <w:sz w:val="24"/>
+          <w:szCs w:val="24"/>
+        </w:rPr>
+        <w:t>Поглянь праворуч і подивися:* нема нікого, хто дбав би за мене.</w:t>
+      </w:r>
+    </w:p>
+    <w:p>
+      <w:pPr>
+        <w:spacing w:after="120"/>
+        <w:jc w:val="both"/>
+        <w:rPr>
+          <w:rFonts w:ascii="Times New Roman" w:hAnsi="Times New Roman" w:cs="Times New Roman"/>
+          <w:sz w:val="24"/>
+          <w:szCs w:val="24"/>
+        </w:rPr>
+      </w:pPr>
+      <w:r>
+        <w:rPr>
+          <w:rFonts w:ascii="Times New Roman" w:hAnsi="Times New Roman" w:cs="Times New Roman"/>
+          <w:sz w:val="24"/>
+          <w:szCs w:val="24"/>
+        </w:rPr>
+        <w:t>Нема куди мені втікати,* нема нікого, хто піклувався би мною.</w:t>
+      </w:r>
+    </w:p>
+    <w:p>
+      <w:pPr>
+        <w:spacing w:after="120"/>
+        <w:jc w:val="both"/>
+        <w:rPr>
+          <w:rFonts w:ascii="Times New Roman" w:hAnsi="Times New Roman" w:cs="Times New Roman"/>
+          <w:sz w:val="24"/>
+          <w:szCs w:val="24"/>
+        </w:rPr>
+      </w:pPr>
+      <w:r>
+        <w:rPr>
+          <w:rFonts w:ascii="Times New Roman" w:eastAsia="Gungsuh" w:hAnsi="Times New Roman" w:cs="Gungsuh"/>
+          <w:sz w:val="24"/>
+          <w:szCs w:val="24"/>
+        </w:rPr>
+        <w:t>До тебе, Господи, взиваю й кажу:* Ти моє прибіжище, в землі живих ти − моя доля!</w:t>
+      </w:r>
+    </w:p>
+    <w:p>
+      <w:pPr>
+        <w:spacing w:after="120"/>
+        <w:jc w:val="both"/>
+        <w:rPr>
+          <w:rFonts w:ascii="Times New Roman" w:hAnsi="Times New Roman" w:cs="Times New Roman"/>
+          <w:sz w:val="24"/>
+          <w:szCs w:val="24"/>
+        </w:rPr>
+      </w:pPr>
+      <w:r>
+        <w:rPr>
+          <w:rFonts w:ascii="Times New Roman" w:hAnsi="Times New Roman" w:cs="Times New Roman"/>
+          <w:sz w:val="24"/>
+          <w:szCs w:val="24"/>
+        </w:rPr>
+        <w:t>Зверни увагу на моє благання,* бо я вельми нещасний.</w:t>
+      </w:r>
+    </w:p>
+    <w:p>
+      <w:pPr>
+        <w:spacing w:after="120"/>
+        <w:jc w:val="both"/>
+        <w:rPr>
+          <w:rFonts w:ascii="Times New Roman" w:hAnsi="Times New Roman" w:cs="Times New Roman"/>
+          <w:sz w:val="24"/>
+          <w:szCs w:val="24"/>
+        </w:rPr>
+      </w:pPr>
+      <w:r>
+        <w:rPr>
+          <w:rFonts w:ascii="Times New Roman" w:hAnsi="Times New Roman" w:cs="Times New Roman"/>
+          <w:sz w:val="24"/>
+          <w:szCs w:val="24"/>
+        </w:rPr>
+        <w:t>Спаси мене від гонителів моїх,* бо вони сильніші від мене.</w:t>
+      </w:r>
+    </w:p>
+    <w:p>
+      <w:pPr>
+        <w:spacing w:after="120"/>
+        <w:jc w:val="both"/>
+        <w:rPr>
+          <w:rFonts w:ascii="Times New Roman" w:hAnsi="Times New Roman" w:cs="Times New Roman"/>
+          <w:sz w:val="24"/>
+          <w:szCs w:val="24"/>
+        </w:rPr>
+      </w:pPr>
+      <w:r>
+        <w:rPr>
+          <w:rFonts w:ascii="Times New Roman" w:hAnsi="Times New Roman" w:cs="Times New Roman"/>
+          <w:sz w:val="24"/>
+          <w:szCs w:val="24"/>
+        </w:rPr>
+        <w:t>Виведи з в'язниці мою душу,* щоб дякувати імені твоєму.</w:t>
+      </w:r>
+    </w:p>
+    <w:p>
+      <w:pPr>
+        <w:spacing w:after="120"/>
+        <w:jc w:val="both"/>
+        <w:rPr>
+          <w:rFonts w:ascii="Times New Roman" w:hAnsi="Times New Roman" w:cs="Times New Roman"/>
+          <w:sz w:val="24"/>
+          <w:szCs w:val="24"/>
+        </w:rPr>
+      </w:pPr>
+      <w:r>
+        <w:rPr>
+          <w:rFonts w:ascii="Times New Roman" w:hAnsi="Times New Roman" w:cs="Times New Roman"/>
+          <w:sz w:val="24"/>
+          <w:szCs w:val="24"/>
+        </w:rPr>
+        <w:t>Мене обступлять праведники,* бо ти добро мені вчиниш.</w:t>
       </w:r>
     </w:p>
     <w:p>
@@ -2721,26 +3891,38 @@
       <w:pPr>
         <w:spacing w:after="120"/>
         <w:jc w:val="both"/>
-      </w:pPr>
-      <w:r>
-        <w:rPr>
-          <w:rFonts w:ascii="Times New Roman" w:hAnsi="Times New Roman"/>
-          <w:sz w:val="24"/>
-        </w:rPr>
-        <w:t>З глиби́н взива́ю до Те́бе, Го́споди,* Го́споди, почу́й мій го́лос.</w:t>
-      </w:r>
-    </w:p>
-    <w:p>
-      <w:pPr>
-        <w:spacing w:after="120"/>
-        <w:jc w:val="both"/>
-      </w:pPr>
-      <w:r>
-        <w:rPr>
-          <w:rFonts w:ascii="Times New Roman" w:hAnsi="Times New Roman"/>
-          <w:sz w:val="24"/>
-        </w:rPr>
-        <w:t>Неха́й бу́дуть Твої́ ву́ха ува́жні,* до го́лосу бла́гання мого́.</w:t>
+        <w:rPr>
+          <w:rFonts w:ascii="Times New Roman" w:hAnsi="Times New Roman" w:cs="Times New Roman"/>
+          <w:sz w:val="24"/>
+          <w:szCs w:val="24"/>
+        </w:rPr>
+      </w:pPr>
+      <w:r>
+        <w:rPr>
+          <w:rFonts w:ascii="Times New Roman" w:hAnsi="Times New Roman" w:cs="Times New Roman"/>
+          <w:sz w:val="24"/>
+          <w:szCs w:val="24"/>
+        </w:rPr>
+        <w:t>З глибин взиваю до тебе, Господи,* Господи, почуй мій голос.</w:t>
+      </w:r>
+    </w:p>
+    <w:p>
+      <w:pPr>
+        <w:spacing w:after="120"/>
+        <w:jc w:val="both"/>
+        <w:rPr>
+          <w:rFonts w:ascii="Times New Roman" w:hAnsi="Times New Roman" w:cs="Times New Roman"/>
+          <w:sz w:val="24"/>
+          <w:szCs w:val="24"/>
+        </w:rPr>
+      </w:pPr>
+      <w:r>
+        <w:rPr>
+          <w:rFonts w:ascii="Times New Roman" w:hAnsi="Times New Roman" w:cs="Times New Roman"/>
+          <w:sz w:val="24"/>
+          <w:szCs w:val="24"/>
+        </w:rPr>
+        <w:t>Нехай будуть твої вуха уважні,* до голосу благання мого.</w:t>
       </w:r>
     </w:p>
     <w:p>
@@ -2825,335 +4007,353 @@
           <w:sz w:val="24"/>
           <w:szCs w:val="24"/>
         </w:rPr>
-        <w:t xml:space="preserve">(г. 4, подібний: Дав ти як знамено): </w:t>
-      </w:r>
-      <w:r>
-        <w:rPr>
-          <w:rFonts w:ascii="Times New Roman" w:hAnsi="Times New Roman" w:cs="Times New Roman"/>
-          <w:sz w:val="24"/>
-          <w:szCs w:val="24"/>
-        </w:rPr>
-        <w:t>Дав єси, Людинолюбче,* Твою Матір у поміч рабам Твоїм,* як благосердний,* через яку невимовний і страшний здійснив єси Промисел Твій,* і первозданне наше Божественне достоїнство виправив.* Тому, всесвященне торжество Її вшановуючи,* оспівуємо могутність Твою,* Ісусе всесильний,* Спасе душ наших.</w:t>
-      </w:r>
-    </w:p>
-    <w:p>
-      <w:pPr>
-        <w:spacing w:after="120"/>
-        <w:jc w:val="both"/>
-      </w:pPr>
-      <w:r>
-        <w:rPr>
-          <w:rFonts w:ascii="Times New Roman" w:hAnsi="Times New Roman"/>
-          <w:i/>
-          <w:color w:val="FF0000"/>
-          <w:sz w:val="24"/>
+        <w:t xml:space="preserve">(г. 4, подібний: Дав ти як знамено): </w:t>
+      </w:r>
+      <w:r>
+        <w:rPr>
+          <w:rFonts w:ascii="Times New Roman" w:hAnsi="Times New Roman" w:cs="Times New Roman"/>
+          <w:sz w:val="24"/>
+          <w:szCs w:val="24"/>
+        </w:rPr>
+        <w:t>Дав єси, Чоловіколюбче,* Твою Матір у поміч рабам Твоїм,* як благосердний,* через яку невимовний і страшний здійснив єси Промисел Твій,* і первозданне наше Божественне достоїнство виправив.* Тому, всесвященне торжество Її вшановуючи,* оспівуємо могутність Твою,* Ісусе всесильний,* Спасе душ наших.</w:t>
+      </w:r>
+    </w:p>
+    <w:p>
+      <w:pPr>
+        <w:spacing w:after="120"/>
+        <w:jc w:val="both"/>
+        <w:rPr>
+          <w:rFonts w:ascii="Times New Roman" w:hAnsi="Times New Roman" w:cs="Times New Roman"/>
+          <w:sz w:val="24"/>
+          <w:szCs w:val="24"/>
+          <w:u w:val="single"/>
+        </w:rPr>
+      </w:pPr>
+      <w:r>
+        <w:rPr>
+          <w:rFonts w:ascii="Times New Roman" w:hAnsi="Times New Roman" w:cs="Times New Roman"/>
+          <w:i/>
+          <w:color w:val="FF0000"/>
+          <w:sz w:val="24"/>
+          <w:szCs w:val="24"/>
+        </w:rPr>
+        <w:t xml:space="preserve">Стих: </w:t>
+      </w:r>
+      <w:r>
+        <w:rPr>
+          <w:rFonts w:ascii="Times New Roman" w:hAnsi="Times New Roman" w:cs="Times New Roman"/>
+          <w:sz w:val="24"/>
+          <w:szCs w:val="24"/>
+          <w:u w:val="single"/>
+        </w:rPr>
+        <w:t>Задля імени твого надіюсь на тебе, Господи,* надіється душа моя на слово твоє; надіється душа моя на Господа.</w:t>
+      </w:r>
+    </w:p>
+    <w:p>
+      <w:pPr>
+        <w:spacing w:after="120"/>
+        <w:jc w:val="both"/>
+        <w:rPr>
+          <w:rFonts w:ascii="Times New Roman" w:hAnsi="Times New Roman" w:cs="Times New Roman"/>
+          <w:sz w:val="24"/>
+          <w:szCs w:val="24"/>
+        </w:rPr>
+      </w:pPr>
+      <w:r>
+        <w:rPr>
+          <w:rFonts w:ascii="Times New Roman" w:hAnsi="Times New Roman" w:cs="Times New Roman"/>
+          <w:sz w:val="24"/>
+          <w:szCs w:val="24"/>
+        </w:rPr>
+        <w:t>Град, що шанує Тебе* і подячно славить,* завжди огороджуєш Ти, Всеоспівана, ризою Твоєю чесною* од безбожних, Чистая, чужоплемінників,* од голоду і землетрусу і міжусобиці,* Діво, що подружжя не знала;* і тому він славить Тебе,* Всесвята Богоневісто,* людей Помічнице.</w:t>
+      </w:r>
+    </w:p>
+    <w:p>
+      <w:pPr>
+        <w:spacing w:after="120"/>
+        <w:jc w:val="both"/>
+        <w:rPr>
+          <w:rFonts w:ascii="Times New Roman" w:hAnsi="Times New Roman" w:cs="Times New Roman"/>
+          <w:sz w:val="24"/>
+          <w:szCs w:val="24"/>
+          <w:u w:val="single"/>
+        </w:rPr>
+      </w:pPr>
+      <w:r>
+        <w:rPr>
+          <w:rFonts w:ascii="Times New Roman" w:hAnsi="Times New Roman" w:cs="Times New Roman"/>
+          <w:i/>
+          <w:color w:val="FF0000"/>
+          <w:sz w:val="24"/>
+          <w:szCs w:val="24"/>
         </w:rPr>
         <w:t>Стих:</w:t>
       </w:r>
       <w:r>
         <w:rPr>
-          <w:rFonts w:ascii="Times New Roman" w:hAnsi="Times New Roman"/>
-          <w:i/>
-          <w:sz w:val="24"/>
+          <w:rFonts w:ascii="Times New Roman" w:hAnsi="Times New Roman" w:cs="Times New Roman"/>
+          <w:i/>
+          <w:sz w:val="24"/>
+          <w:szCs w:val="24"/>
         </w:rPr>
         <w:t xml:space="preserve"> </w:t>
       </w:r>
       <w:r>
         <w:rPr>
-          <w:rFonts w:ascii="Times New Roman" w:hAnsi="Times New Roman"/>
-          <w:sz w:val="24"/>
+          <w:rFonts w:ascii="Times New Roman" w:hAnsi="Times New Roman" w:cs="Times New Roman"/>
+          <w:sz w:val="24"/>
+          <w:szCs w:val="24"/>
           <w:u w:val="single"/>
         </w:rPr>
-        <w:t>За́для І́мени Твого́ наді́юсь на Те́бе, Го́споди, наді́ється душа́ моя́ на сло́во Твоє́;* наді́ється душа́ моя́ на Го́спода.</w:t>
-      </w:r>
-    </w:p>
-    <w:p>
-      <w:pPr>
-        <w:spacing w:after="120"/>
-        <w:jc w:val="both"/>
-        <w:rPr>
-          <w:rFonts w:ascii="Times New Roman" w:hAnsi="Times New Roman" w:cs="Times New Roman"/>
-          <w:sz w:val="24"/>
-          <w:szCs w:val="24"/>
-        </w:rPr>
-      </w:pPr>
-      <w:r>
-        <w:rPr>
-          <w:rFonts w:ascii="Times New Roman" w:hAnsi="Times New Roman" w:cs="Times New Roman"/>
-          <w:sz w:val="24"/>
-          <w:szCs w:val="24"/>
-        </w:rPr>
-        <w:t>Град, що шанує Тебе* і подячно славить,* завжди огороджуєш Ти, Всеоспівана, ризою Твоєю чесною* од безбожних, Чистая, чужоплемінників,* од голоду і землетрусу і міжусобиці,* Діво, що подружжя не знала;* і тому він славить Тебе,* Всесвята Богоневісто,* людей Помічнице.</w:t>
-      </w:r>
-    </w:p>
-    <w:p>
-      <w:pPr>
-        <w:spacing w:after="120"/>
-        <w:jc w:val="both"/>
-      </w:pPr>
-      <w:r>
-        <w:rPr>
-          <w:rFonts w:ascii="Times New Roman" w:hAnsi="Times New Roman"/>
-          <w:i/>
-          <w:color w:val="FF0000"/>
-          <w:sz w:val="24"/>
+        <w:t>Від ранньої сторожі до ночі* від ранньої сторожі нехай уповає Ізраїль на Господа.</w:t>
+      </w:r>
+    </w:p>
+    <w:p>
+      <w:pPr>
+        <w:spacing w:after="120"/>
+        <w:jc w:val="both"/>
+        <w:rPr>
+          <w:rFonts w:ascii="Times New Roman" w:hAnsi="Times New Roman" w:cs="Times New Roman"/>
+          <w:sz w:val="24"/>
+          <w:szCs w:val="24"/>
+        </w:rPr>
+      </w:pPr>
+      <w:r>
+        <w:rPr>
+          <w:rFonts w:ascii="Times New Roman" w:hAnsi="Times New Roman" w:cs="Times New Roman"/>
+          <w:sz w:val="24"/>
+          <w:szCs w:val="24"/>
+        </w:rPr>
+        <w:t>Ризу прецінну Твою,* Богоблагодатная Владичице,* дарувала єси градові Твоєму* як багатство невід’ємне,* як покров, і славу, і незбориму стіну,* і зцілень скарбницю, і чудес джерело вічноплинне,* і щоразу спасенну пристань гнаним бурею;* тому в піснях Тебе звеличуємо,* Преоспівана Чистая.</w:t>
+      </w:r>
+    </w:p>
+    <w:p>
+      <w:pPr>
+        <w:spacing w:after="120"/>
+        <w:jc w:val="both"/>
+        <w:rPr>
+          <w:rFonts w:ascii="Times New Roman" w:hAnsi="Times New Roman" w:cs="Times New Roman"/>
+          <w:sz w:val="24"/>
+          <w:szCs w:val="24"/>
+          <w:u w:val="single"/>
+        </w:rPr>
+      </w:pPr>
+      <w:r>
+        <w:rPr>
+          <w:rFonts w:ascii="Times New Roman" w:hAnsi="Times New Roman" w:cs="Times New Roman"/>
+          <w:i/>
+          <w:color w:val="FF0000"/>
+          <w:sz w:val="24"/>
+          <w:szCs w:val="24"/>
+        </w:rPr>
+        <w:t xml:space="preserve">Стих: </w:t>
+      </w:r>
+      <w:r>
+        <w:rPr>
+          <w:rFonts w:ascii="Times New Roman" w:hAnsi="Times New Roman" w:cs="Times New Roman"/>
+          <w:sz w:val="24"/>
+          <w:szCs w:val="24"/>
+          <w:u w:val="single"/>
+        </w:rPr>
+        <w:t>Бо в Господа милість і відкуплення велике в нього;* він визволить Ізраїля від усього беззаконня його.</w:t>
+      </w:r>
+    </w:p>
+    <w:p>
+      <w:pPr>
+        <w:spacing w:after="120"/>
+        <w:jc w:val="both"/>
+        <w:rPr>
+          <w:rFonts w:ascii="Times New Roman" w:hAnsi="Times New Roman" w:cs="Times New Roman"/>
+          <w:sz w:val="24"/>
+          <w:szCs w:val="24"/>
+        </w:rPr>
+      </w:pPr>
+      <w:r>
+        <w:rPr>
+          <w:rFonts w:ascii="Times New Roman" w:hAnsi="Times New Roman" w:cs="Times New Roman"/>
+          <w:sz w:val="24"/>
+          <w:szCs w:val="24"/>
+        </w:rPr>
+        <w:t>Черпайте, люди,* здоров’я душі і тіла:* ковчег бо перед усіма лежить,* у якому покладена дорогоцінна риза Приснодіви,* що виточує нам струмені чудес* і обмиває морок сердець* і скверну пристрастей,* і освячує душі вірних* Божественною благодаттю.</w:t>
+      </w:r>
+    </w:p>
+    <w:p>
+      <w:pPr>
+        <w:spacing w:after="120"/>
+        <w:jc w:val="center"/>
+        <w:rPr>
+          <w:rFonts w:ascii="Times New Roman" w:hAnsi="Times New Roman" w:cs="Times New Roman"/>
+          <w:b/>
+          <w:i/>
+          <w:color w:val="FF0000"/>
+          <w:sz w:val="24"/>
+          <w:szCs w:val="24"/>
+        </w:rPr>
+      </w:pPr>
+      <w:r>
+        <w:rPr>
+          <w:rFonts w:ascii="Times New Roman" w:hAnsi="Times New Roman" w:cs="Times New Roman"/>
+          <w:b/>
+          <w:i/>
+          <w:color w:val="FF0000"/>
+          <w:sz w:val="24"/>
+          <w:szCs w:val="24"/>
+        </w:rPr>
+        <w:t>Псалом 116</w:t>
+      </w:r>
+    </w:p>
+    <w:p>
+      <w:pPr>
+        <w:spacing w:after="120"/>
+        <w:jc w:val="both"/>
+        <w:rPr>
+          <w:rFonts w:ascii="Times New Roman" w:hAnsi="Times New Roman" w:cs="Times New Roman"/>
+          <w:sz w:val="24"/>
+          <w:szCs w:val="24"/>
+          <w:u w:val="single"/>
+        </w:rPr>
+      </w:pPr>
+      <w:r>
+        <w:rPr>
+          <w:rFonts w:ascii="Times New Roman" w:hAnsi="Times New Roman" w:cs="Times New Roman"/>
+          <w:i/>
+          <w:color w:val="FF0000"/>
+          <w:sz w:val="24"/>
+          <w:szCs w:val="24"/>
         </w:rPr>
         <w:t>Стих:</w:t>
       </w:r>
       <w:r>
         <w:rPr>
-          <w:rFonts w:ascii="Times New Roman" w:hAnsi="Times New Roman"/>
-          <w:i/>
-          <w:sz w:val="24"/>
+          <w:rFonts w:ascii="Times New Roman" w:hAnsi="Times New Roman" w:cs="Times New Roman"/>
+          <w:i/>
+          <w:sz w:val="24"/>
+          <w:szCs w:val="24"/>
         </w:rPr>
         <w:t xml:space="preserve"> </w:t>
       </w:r>
       <w:r>
         <w:rPr>
-          <w:rFonts w:ascii="Times New Roman" w:hAnsi="Times New Roman"/>
-          <w:sz w:val="24"/>
+          <w:rFonts w:ascii="Times New Roman" w:hAnsi="Times New Roman" w:cs="Times New Roman"/>
+          <w:sz w:val="24"/>
+          <w:szCs w:val="24"/>
           <w:u w:val="single"/>
         </w:rPr>
-        <w:t>Від ра́нньої сторо́жі до но́чі від ра́нньої сторо́жі* неха́й упова́є Ізра́їль на Го́спода.</w:t>
-      </w:r>
-    </w:p>
-    <w:p>
-      <w:pPr>
-        <w:spacing w:after="120"/>
-        <w:jc w:val="both"/>
-        <w:rPr>
-          <w:rFonts w:ascii="Times New Roman" w:hAnsi="Times New Roman" w:cs="Times New Roman"/>
-          <w:sz w:val="24"/>
-          <w:szCs w:val="24"/>
-        </w:rPr>
-      </w:pPr>
-      <w:r>
-        <w:rPr>
-          <w:rFonts w:ascii="Times New Roman" w:hAnsi="Times New Roman" w:cs="Times New Roman"/>
-          <w:sz w:val="24"/>
-          <w:szCs w:val="24"/>
-        </w:rPr>
-        <w:t>Ризу прецінну Твою,* Богоблагодатная Владичице,* дарувала єси градові Твоєму* як багатство невід’ємне,* як покров, і славу, і незбориму стіну,* і зцілень скарбницю, і чудес джерело вічноплинне,* і щоразу спасенну пристань гнаним бурею;* тому в піснях Тебе звеличуємо,* Преоспівана Чистая.</w:t>
-      </w:r>
-    </w:p>
-    <w:p>
-      <w:pPr>
-        <w:spacing w:after="120"/>
-        <w:jc w:val="both"/>
-      </w:pPr>
-      <w:r>
-        <w:rPr>
-          <w:rFonts w:ascii="Times New Roman" w:hAnsi="Times New Roman"/>
-          <w:i/>
-          <w:color w:val="FF0000"/>
-          <w:sz w:val="24"/>
-        </w:rPr>
-        <w:t>Стих:</w:t>
-      </w:r>
-      <w:r>
-        <w:rPr>
-          <w:rFonts w:ascii="Times New Roman" w:hAnsi="Times New Roman"/>
-          <w:i/>
-          <w:sz w:val="24"/>
-        </w:rPr>
-        <w:t xml:space="preserve"> </w:t>
-      </w:r>
-      <w:r>
-        <w:rPr>
-          <w:rFonts w:ascii="Times New Roman" w:hAnsi="Times New Roman"/>
-          <w:sz w:val="24"/>
+        <w:t>Хваліте Господа всі народи!* Прославляйте його всі люди!</w:t>
+      </w:r>
+    </w:p>
+    <w:p>
+      <w:pPr>
+        <w:spacing w:after="120"/>
+        <w:jc w:val="both"/>
+        <w:rPr>
+          <w:rFonts w:ascii="Times New Roman" w:hAnsi="Times New Roman" w:cs="Times New Roman"/>
+          <w:color w:val="FF0000"/>
+          <w:sz w:val="24"/>
+          <w:szCs w:val="24"/>
+        </w:rPr>
+      </w:pPr>
+      <w:r>
+        <w:rPr>
+          <w:rFonts w:ascii="Times New Roman" w:hAnsi="Times New Roman" w:cs="Times New Roman"/>
+          <w:i/>
+          <w:color w:val="FF0000"/>
+          <w:sz w:val="24"/>
+          <w:szCs w:val="24"/>
+        </w:rPr>
+        <w:t xml:space="preserve">(г. 4, подібний: Дав ти як знамено): </w:t>
+      </w:r>
+      <w:r>
+        <w:rPr>
+          <w:rFonts w:ascii="Times New Roman" w:hAnsi="Times New Roman" w:cs="Times New Roman"/>
+          <w:sz w:val="24"/>
+          <w:szCs w:val="24"/>
+        </w:rPr>
+        <w:t>Своїм божественним заступництвом* ти зберігаєш і покриваєш від ворожих нападів тих,* що з любов'ю святкують твоє преславне свято Покладення ризи</w:t>
+      </w:r>
+      <w:r>
+        <w:rPr>
+          <w:rFonts w:ascii="Times New Roman" w:hAnsi="Times New Roman" w:cs="Times New Roman"/>
+          <w:i/>
+          <w:sz w:val="24"/>
+          <w:szCs w:val="24"/>
+        </w:rPr>
+        <w:t>*</w:t>
+      </w:r>
+      <w:r>
+        <w:rPr>
+          <w:rFonts w:ascii="Times New Roman" w:hAnsi="Times New Roman" w:cs="Times New Roman"/>
+          <w:sz w:val="24"/>
+          <w:szCs w:val="24"/>
+        </w:rPr>
+        <w:t xml:space="preserve"> і кличуть до тебе:* Ти наша кріпость і твердиня, і радість богоподібна;* єдиний Син твій і Бог наш,* якому кланяємося і кажемо:* Ісусе всесильний,* спаси, як милосердний, душі наші!</w:t>
+      </w:r>
+    </w:p>
+    <w:p>
+      <w:pPr>
+        <w:spacing w:after="120"/>
+        <w:jc w:val="both"/>
+        <w:rPr>
+          <w:rFonts w:ascii="Times New Roman" w:hAnsi="Times New Roman" w:cs="Times New Roman"/>
+          <w:sz w:val="24"/>
+          <w:szCs w:val="24"/>
           <w:u w:val="single"/>
         </w:rPr>
-        <w:t>Бо в Го́спода ми́лість і відку́плення вели́ке в Ньо́го;* Він ви́зволить Ізра́їля від усьо́го беззако́ння його́.</w:t>
-      </w:r>
-    </w:p>
-    <w:p>
-      <w:pPr>
-        <w:spacing w:after="120"/>
-        <w:jc w:val="both"/>
-        <w:rPr>
-          <w:rFonts w:ascii="Times New Roman" w:hAnsi="Times New Roman" w:cs="Times New Roman"/>
-          <w:sz w:val="24"/>
-          <w:szCs w:val="24"/>
-        </w:rPr>
-      </w:pPr>
-      <w:r>
-        <w:rPr>
-          <w:rFonts w:ascii="Times New Roman" w:hAnsi="Times New Roman" w:cs="Times New Roman"/>
-          <w:sz w:val="24"/>
-          <w:szCs w:val="24"/>
-        </w:rPr>
-        <w:t>Черпайте, люди,* здоров’я душі і тіла:* ковчег бо перед усіма лежить,* у якому покладена дорогоцінна риза Приснодіви,* що виточує нам струмені чудес* і обмиває морок сердець* і скверну пристрастей,* і освячує душі вірних* Божественною благодаттю.</w:t>
-      </w:r>
-    </w:p>
-    <w:p>
-      <w:pPr>
-        <w:spacing w:after="120"/>
-        <w:jc w:val="center"/>
+      </w:pPr>
+      <w:r>
+        <w:rPr>
+          <w:rFonts w:ascii="Times New Roman" w:hAnsi="Times New Roman" w:cs="Times New Roman"/>
+          <w:i/>
+          <w:color w:val="FF0000"/>
+          <w:sz w:val="24"/>
+          <w:szCs w:val="24"/>
+        </w:rPr>
+        <w:t xml:space="preserve">Стих: </w:t>
+      </w:r>
+      <w:r>
+        <w:rPr>
+          <w:rFonts w:ascii="Times New Roman" w:hAnsi="Times New Roman" w:cs="Times New Roman"/>
+          <w:sz w:val="24"/>
+          <w:szCs w:val="24"/>
+          <w:u w:val="single"/>
+        </w:rPr>
+        <w:t>Велике бо до нас його милосердя, і вірність Господа повіки.</w:t>
+      </w:r>
+    </w:p>
+    <w:p>
+      <w:pPr>
+        <w:spacing w:after="120"/>
+        <w:jc w:val="both"/>
+        <w:rPr>
+          <w:rFonts w:ascii="Times New Roman" w:hAnsi="Times New Roman" w:cs="Times New Roman"/>
+          <w:sz w:val="24"/>
+          <w:szCs w:val="24"/>
+        </w:rPr>
+      </w:pPr>
+      <w:r>
+        <w:rPr>
+          <w:rFonts w:ascii="Times New Roman" w:hAnsi="Times New Roman" w:cs="Times New Roman"/>
+          <w:sz w:val="24"/>
+          <w:szCs w:val="24"/>
+        </w:rPr>
+        <w:t>Сьогодні, зібравшись побожно,* прославмо Богородицю:* Пресвята Діво! Велика твоя слава* і чудес твоїх глибока безодня!* Ти свята охорона і похвала,* і джерело зцілень нам, що святкуємо твій празник.* Тож молимось, промовляючи:* Ісусе всесильний,* спаси, як Милосердний, душі наші!</w:t>
+      </w:r>
+    </w:p>
+    <w:p>
+      <w:pPr>
+        <w:widowControl w:val="0"/>
+        <w:spacing w:after="120"/>
+        <w:jc w:val="both"/>
+        <w:rPr>
+          <w:rFonts w:ascii="Times New Roman" w:hAnsi="Times New Roman" w:cs="Times New Roman"/>
+          <w:sz w:val="24"/>
+          <w:szCs w:val="24"/>
+        </w:rPr>
+      </w:pPr>
+      <w:r>
         <w:rPr>
           <w:rFonts w:ascii="Times New Roman" w:hAnsi="Times New Roman" w:cs="Times New Roman"/>
           <w:b/>
-          <w:i/>
-          <w:color w:val="FF0000"/>
-          <w:sz w:val="24"/>
-          <w:szCs w:val="24"/>
-        </w:rPr>
-      </w:pPr>
-      <w:r>
-        <w:rPr>
-          <w:rFonts w:ascii="Times New Roman" w:hAnsi="Times New Roman" w:cs="Times New Roman"/>
-          <w:b/>
-          <w:i/>
-          <w:color w:val="FF0000"/>
-          <w:sz w:val="24"/>
-          <w:szCs w:val="24"/>
-        </w:rPr>
-        <w:t>Псалом 116</w:t>
-      </w:r>
-    </w:p>
-    <w:p>
-      <w:pPr>
-        <w:spacing w:after="120"/>
-        <w:jc w:val="both"/>
-      </w:pPr>
-      <w:r>
-        <w:rPr>
-          <w:rFonts w:ascii="Times New Roman" w:hAnsi="Times New Roman"/>
-          <w:i/>
-          <w:color w:val="FF0000"/>
-          <w:sz w:val="24"/>
-        </w:rPr>
-        <w:t>Стих:</w:t>
-      </w:r>
-      <w:r>
-        <w:rPr>
-          <w:rFonts w:ascii="Times New Roman" w:hAnsi="Times New Roman"/>
-          <w:i/>
-          <w:sz w:val="24"/>
-        </w:rPr>
-        <w:t xml:space="preserve"> </w:t>
-      </w:r>
-      <w:r>
-        <w:rPr>
-          <w:rFonts w:ascii="Times New Roman" w:hAnsi="Times New Roman"/>
-          <w:sz w:val="24"/>
-          <w:u w:val="single"/>
-        </w:rPr>
-        <w:t>Хвалі́те Го́спода всі наро́ди!* Прославля́йте Його́ всі лю́ди!</w:t>
-      </w:r>
-    </w:p>
-    <w:p>
-      <w:pPr>
-        <w:spacing w:after="120"/>
-        <w:jc w:val="both"/>
-        <w:rPr>
-          <w:rFonts w:ascii="Times New Roman" w:hAnsi="Times New Roman" w:cs="Times New Roman"/>
-          <w:color w:val="FF0000"/>
-          <w:sz w:val="24"/>
-          <w:szCs w:val="24"/>
-        </w:rPr>
-      </w:pPr>
-      <w:r>
-        <w:rPr>
-          <w:rFonts w:ascii="Times New Roman" w:hAnsi="Times New Roman" w:cs="Times New Roman"/>
-          <w:i/>
-          <w:color w:val="FF0000"/>
-          <w:sz w:val="24"/>
-          <w:szCs w:val="24"/>
-        </w:rPr>
-        <w:t xml:space="preserve">(г. 4, подібний: Дав ти як знамено): </w:t>
-      </w:r>
-      <w:r>
-        <w:rPr>
-          <w:rFonts w:ascii="Times New Roman" w:hAnsi="Times New Roman" w:cs="Times New Roman"/>
-          <w:sz w:val="24"/>
-          <w:szCs w:val="24"/>
-        </w:rPr>
-        <w:t>Своїм божественним заступництвом* ти зберігаєш і покриваєш від ворожих нападів тих,* що з любов'ю святкують твоє преславне свято Покладення ризи</w:t>
-      </w:r>
-      <w:r>
-        <w:rPr>
-          <w:rFonts w:ascii="Times New Roman" w:hAnsi="Times New Roman" w:cs="Times New Roman"/>
-          <w:i/>
-          <w:sz w:val="24"/>
-          <w:szCs w:val="24"/>
-        </w:rPr>
-        <w:t>*</w:t>
-      </w:r>
-      <w:r>
-        <w:rPr>
-          <w:rFonts w:ascii="Times New Roman" w:hAnsi="Times New Roman" w:cs="Times New Roman"/>
-          <w:sz w:val="24"/>
-          <w:szCs w:val="24"/>
-        </w:rPr>
-        <w:t xml:space="preserve"> і кличуть до тебе:* Ти наша кріпость і твердиня, і радість богоподібна;* єдиний Син твій і Бог наш,* якому кланяємося і кажемо:* Ісусе всесильний,* спаси, як милосердний, душі наші!</w:t>
-      </w:r>
-    </w:p>
-    <w:p>
-      <w:pPr>
-        <w:spacing w:after="120"/>
-        <w:jc w:val="both"/>
-      </w:pPr>
-      <w:r>
-        <w:rPr>
-          <w:rFonts w:ascii="Times New Roman" w:hAnsi="Times New Roman"/>
-          <w:i/>
-          <w:color w:val="FF0000"/>
-          <w:sz w:val="24"/>
-        </w:rPr>
-        <w:t>Стих:</w:t>
-      </w:r>
-      <w:r>
-        <w:rPr>
-          <w:rFonts w:ascii="Times New Roman" w:hAnsi="Times New Roman"/>
-          <w:i/>
-          <w:sz w:val="24"/>
-        </w:rPr>
-        <w:t xml:space="preserve"> </w:t>
-      </w:r>
-      <w:r>
-        <w:rPr>
-          <w:rFonts w:ascii="Times New Roman" w:hAnsi="Times New Roman"/>
-          <w:sz w:val="24"/>
-          <w:u w:val="single"/>
-        </w:rPr>
-        <w:t>Вели́ке бо до нас Його́ милосе́рдя,* і ві́рність Го́спода пові́ки.</w:t>
-      </w:r>
-    </w:p>
-    <w:p>
-      <w:pPr>
-        <w:spacing w:after="120"/>
-        <w:jc w:val="both"/>
-        <w:rPr>
-          <w:rFonts w:ascii="Times New Roman" w:hAnsi="Times New Roman" w:cs="Times New Roman"/>
-          <w:sz w:val="24"/>
-          <w:szCs w:val="24"/>
-        </w:rPr>
-      </w:pPr>
-      <w:r>
-        <w:rPr>
-          <w:rFonts w:ascii="Times New Roman" w:hAnsi="Times New Roman" w:cs="Times New Roman"/>
-          <w:sz w:val="24"/>
-          <w:szCs w:val="24"/>
-        </w:rPr>
-        <w:t>Сьогодні, зібравшись побожно,* прославмо Богородицю:* Пресвята Діво! Велика твоя слава* і чудес твоїх глибока безодня!* Ти свята охорона і похвала,* і джерело зцілень нам, що святкуємо твій празник.* Тож молимось, промовляючи:* Ісусе всесильний,* спаси, як Милосердний, душі наші!</w:t>
-      </w:r>
-    </w:p>
-    <w:p>
-      <w:pPr>
-        <w:widowControl w:val="0"/>
-        <w:spacing w:after="120"/>
-        <w:jc w:val="both"/>
-        <w:rPr>
-          <w:rFonts w:ascii="Times New Roman" w:hAnsi="Times New Roman" w:cs="Times New Roman"/>
-          <w:sz w:val="24"/>
-          <w:szCs w:val="24"/>
-        </w:rPr>
-      </w:pPr>
-      <w:r>
-        <w:rPr>
-          <w:rFonts w:ascii="Times New Roman" w:hAnsi="Times New Roman" w:cs="Times New Roman"/>
-          <w:b/>
           <w:sz w:val="24"/>
           <w:szCs w:val="24"/>
         </w:rPr>
@@ -3166,17 +4366,17 @@
           <w:sz w:val="24"/>
           <w:szCs w:val="24"/>
         </w:rPr>
-        <w:t xml:space="preserve"> </w:t>
-      </w:r>
-      <w:r>
-        <w:rPr>
-          <w:rFonts w:ascii="Times New Roman" w:hAnsi="Times New Roman" w:cs="Times New Roman"/>
-          <w:i/>
-          <w:color w:val="FF0000"/>
-          <w:sz w:val="24"/>
-          <w:szCs w:val="24"/>
-        </w:rPr>
-        <w:t>(г. 2):</w:t>
+        <w:t> </w:t>
+      </w:r>
+      <w:r>
+        <w:rPr>
+          <w:rFonts w:ascii="Times New Roman" w:hAnsi="Times New Roman" w:cs="Times New Roman"/>
+          <w:i/>
+          <w:color w:val="FF0000"/>
+          <w:sz w:val="24"/>
+          <w:szCs w:val="24"/>
+        </w:rPr>
+        <w:t>(г. 2):</w:t>
       </w:r>
       <w:r>
         <w:rPr>
@@ -3311,13 +4511,19 @@
       <w:pPr>
         <w:spacing w:after="120"/>
         <w:jc w:val="both"/>
-      </w:pPr>
-      <w:r>
-        <w:rPr>
-          <w:rFonts w:ascii="Times New Roman" w:hAnsi="Times New Roman"/>
-          <w:sz w:val="24"/>
-        </w:rPr>
-        <w:t>Благий Людинолюбче Царю, що все благословляєш! Молимось Тобі наполегливо, серцем сокрушеним і духом смиренним: Благослови наші входи і виходи, Христе, істинний Боже наш. Бо прихід Твій і вознесіння, і пожиття з людьми завжди благословенне: нині і повсякчас, і на віки віків. Амінь.</w:t>
+        <w:rPr>
+          <w:rFonts w:ascii="Times New Roman" w:hAnsi="Times New Roman" w:cs="Times New Roman"/>
+          <w:sz w:val="24"/>
+          <w:szCs w:val="24"/>
+        </w:rPr>
+      </w:pPr>
+      <w:r>
+        <w:rPr>
+          <w:rFonts w:ascii="Times New Roman" w:hAnsi="Times New Roman" w:cs="Times New Roman"/>
+          <w:sz w:val="24"/>
+          <w:szCs w:val="24"/>
+        </w:rPr>
+        <w:t>Добрий Чоловіколюбче Царю, що все благословляєш! Молимось тобі наполегливо, серцем сокрушеним і духом смиренним: Благослови наші входи і виходи, Христе, істинний Боже наш. Бо прихід твій, і вознесіння, і пожиття з людьми завжди благословенне: нині і повсякчас, і на віки віків. Амінь.</w:t>
       </w:r>
     </w:p>
     <w:p>
@@ -3371,7 +4577,7 @@
           <w:sz w:val="24"/>
           <w:szCs w:val="24"/>
         </w:rPr>
-        <w:t>Священник благословляє до сходу і каже:</w:t>
+        <w:t>Священик благословляє до сходу і каже:</w:t>
       </w:r>
       <w:r>
         <w:rPr>
@@ -3413,30 +4619,39 @@
     <w:p>
       <w:pPr>
         <w:spacing w:after="120"/>
-      </w:pPr>
-      <w:r>
-        <w:rPr>
-          <w:rFonts w:ascii="Times New Roman" w:hAnsi="Times New Roman"/>
-          <w:i/>
-          <w:color w:val="FF0000"/>
-          <w:sz w:val="24"/>
+        <w:jc w:val="both"/>
+        <w:rPr>
+          <w:rFonts w:ascii="Times New Roman" w:hAnsi="Times New Roman" w:cs="Times New Roman"/>
+          <w:sz w:val="24"/>
+          <w:szCs w:val="24"/>
+        </w:rPr>
+      </w:pPr>
+      <w:r>
+        <w:rPr>
+          <w:rFonts w:ascii="Times New Roman" w:hAnsi="Times New Roman" w:cs="Times New Roman"/>
+          <w:i/>
+          <w:color w:val="FF0000"/>
+          <w:sz w:val="24"/>
+          <w:szCs w:val="24"/>
         </w:rPr>
         <w:t>Вірні:</w:t>
       </w:r>
       <w:r>
         <w:rPr>
-          <w:rFonts w:ascii="Times New Roman" w:hAnsi="Times New Roman"/>
-          <w:color w:val="FF0000"/>
-          <w:sz w:val="24"/>
+          <w:rFonts w:ascii="Times New Roman" w:hAnsi="Times New Roman" w:cs="Times New Roman"/>
+          <w:color w:val="FF0000"/>
+          <w:sz w:val="24"/>
+          <w:szCs w:val="24"/>
         </w:rPr>
         <w:t xml:space="preserve"> </w:t>
       </w:r>
       <w:r>
         <w:rPr>
-          <w:rFonts w:ascii="Times New Roman" w:hAnsi="Times New Roman"/>
-          <w:sz w:val="24"/>
-        </w:rPr>
-        <w:t>Сві́тло ти́хе свято́ї сла́ви безсме́ртного Отця́ небе́сного, свято́го, блаже́нного, Ісу́се Хри́сте, дожи́вши до за́ходу со́нця, ба́чивши сві́тло вечі́рнє, сла́вимо Отця́, і Си́на, і Свято́го Ду́ха – Бо́га. Досто́йно є повсякча́с прославля́ти Тебе́ голоса́ми побо́жними, Си́ну Бо́жий, що життя́ дає́ш усьому́ сві́ту, тому́ світ уве́сь сла́вить Тебе́.</w:t>
+          <w:rFonts w:ascii="Times New Roman" w:hAnsi="Times New Roman" w:cs="Times New Roman"/>
+          <w:sz w:val="24"/>
+          <w:szCs w:val="24"/>
+        </w:rPr>
+        <w:t>Світло тихе святої слави, безсмертного Отця небесного, святого, блаженного, Ісусе Христе! Доживши до заходу сонця, бачивши світло вечірнє, славимо Отця, і Сина, і Святого Духа – Бога. Достойно є повсякчас прославляти тебе голосами побожними, Сину Божий, що життя даєш усьому світу; тому світ увесь славить тебе.</w:t>
       </w:r>
     </w:p>
     <w:p>
@@ -3489,7 +4704,7 @@
           <w:sz w:val="24"/>
           <w:szCs w:val="24"/>
         </w:rPr>
-        <w:t>Священник:</w:t>
+        <w:t>Священик:</w:t>
       </w:r>
       <w:r>
         <w:rPr>
@@ -4913,14 +6128,21 @@
       <w:pPr>
         <w:spacing w:after="120"/>
         <w:jc w:val="both"/>
-      </w:pPr>
-      <w:r>
-        <w:rPr>
-          <w:rFonts w:ascii="Times New Roman" w:hAnsi="Times New Roman"/>
-          <w:sz w:val="24"/>
+        <w:rPr>
+          <w:rFonts w:ascii="Times New Roman" w:hAnsi="Times New Roman" w:cs="Times New Roman"/>
+          <w:sz w:val="24"/>
+          <w:szCs w:val="24"/>
           <w:u w:val="single"/>
         </w:rPr>
-        <w:t>[Господи, Боже наш! Згадай нас грішних і недостойних слуг Твоїх, коли призиваємо святе ім'я Твоє, і не осороми нас, коли очікуємо милости Твоєї, але вислухай, Господи, усі наші спасенні прохання, і вчини нас достойними любити і боятися Тебе від усього серця нашого і творити в усьому волю Твою.]</w:t>
+      </w:pPr>
+      <w:r>
+        <w:rPr>
+          <w:rFonts w:ascii="Times New Roman" w:hAnsi="Times New Roman" w:cs="Times New Roman"/>
+          <w:sz w:val="24"/>
+          <w:szCs w:val="24"/>
+          <w:u w:val="single"/>
+        </w:rPr>
+        <w:t>[Господи, Боже наш! Згадай нас грішних і недостойних слуг твоїх, коли призиваємо святе ім'я твоє, і не осороми нас, коли очікуємо милости твоєї, але вислухай, Господи, усі наші спасенні прохання, і вчини нас достойними любити і боятися тебе від усього серця нашого і творити в усьому волю твою.]</w:t>
       </w:r>
     </w:p>
     <w:p>
@@ -5010,121 +6232,191 @@
     <w:p>
       <w:pPr>
         <w:spacing w:after="120"/>
-      </w:pPr>
-      <w:r>
-        <w:rPr>
-          <w:rFonts w:ascii="Times New Roman" w:hAnsi="Times New Roman"/>
-          <w:sz w:val="24"/>
-        </w:rPr>
-        <w:t>Сподо́би, Го́споди, цього́ ве́чора* без гріха́ зберегти́ся нам.</w:t>
-      </w:r>
-    </w:p>
-    <w:p>
-      <w:pPr>
-        <w:spacing w:after="120"/>
-      </w:pPr>
-      <w:r>
-        <w:rPr>
-          <w:rFonts w:ascii="Times New Roman" w:hAnsi="Times New Roman"/>
-          <w:sz w:val="24"/>
-        </w:rPr>
-        <w:t>Благослове́нний Ти, Го́споди, Бо́же отці́в на́ших,* і хва́льне і просла́влене Ім’я́ Твоє́ наві́ки. Амі́нь.</w:t>
-      </w:r>
-    </w:p>
-    <w:p>
-      <w:pPr>
-        <w:spacing w:after="120"/>
-      </w:pPr>
-      <w:r>
-        <w:rPr>
-          <w:rFonts w:ascii="Times New Roman" w:hAnsi="Times New Roman"/>
-          <w:sz w:val="24"/>
-        </w:rPr>
-        <w:t>Неха́й бу́де, Го́споди, ми́лість Твоя́ на нас,* бо ми наді́ємось на Те́бе.</w:t>
-      </w:r>
-    </w:p>
-    <w:p>
-      <w:pPr>
-        <w:spacing w:after="120"/>
-      </w:pPr>
-      <w:r>
-        <w:rPr>
-          <w:rFonts w:ascii="Times New Roman" w:hAnsi="Times New Roman"/>
-          <w:sz w:val="24"/>
-        </w:rPr>
-        <w:t>Благослове́нний Ти, Го́споди,* навчи́ мене́ устано́в Твої́х.</w:t>
-      </w:r>
-    </w:p>
-    <w:p>
-      <w:pPr>
-        <w:spacing w:after="120"/>
-      </w:pPr>
-      <w:r>
-        <w:rPr>
-          <w:rFonts w:ascii="Times New Roman" w:hAnsi="Times New Roman"/>
-          <w:sz w:val="24"/>
-        </w:rPr>
-        <w:t>Благослове́нний Ти, Влади́ко,* врозуми́ мене́ устано́вами Твої́ми.</w:t>
-      </w:r>
-    </w:p>
-    <w:p>
-      <w:pPr>
-        <w:spacing w:after="120"/>
-      </w:pPr>
-      <w:r>
-        <w:rPr>
-          <w:rFonts w:ascii="Times New Roman" w:hAnsi="Times New Roman"/>
-          <w:sz w:val="24"/>
-        </w:rPr>
-        <w:t>Благослове́нний Ти, Святи́й,* просвіти́ мене́ устано́вами Твої́ми.</w:t>
-      </w:r>
-    </w:p>
-    <w:p>
-      <w:pPr>
-        <w:spacing w:after="120"/>
-      </w:pPr>
-      <w:r>
-        <w:rPr>
-          <w:rFonts w:ascii="Times New Roman" w:hAnsi="Times New Roman"/>
-          <w:sz w:val="24"/>
-        </w:rPr>
-        <w:t>Го́споди, ми́лість Твоя́ пові́ки,* не покида́й ді́ло рук Твої́х.</w:t>
-      </w:r>
-    </w:p>
-    <w:p>
-      <w:pPr>
-        <w:spacing w:after="120"/>
-      </w:pPr>
-      <w:r>
-        <w:rPr>
-          <w:rFonts w:ascii="Times New Roman" w:hAnsi="Times New Roman"/>
-          <w:sz w:val="24"/>
-        </w:rPr>
-        <w:t>Тобі́ нале́жить хвала́,* Тобі́ нале́жить пі́сня.</w:t>
-      </w:r>
-    </w:p>
-    <w:p>
-      <w:pPr>
-        <w:spacing w:after="120"/>
-      </w:pPr>
-      <w:r>
-        <w:rPr>
-          <w:rFonts w:ascii="Times New Roman" w:hAnsi="Times New Roman"/>
-          <w:sz w:val="24"/>
-        </w:rPr>
-        <w:t>Тобі́ нале́жить сла́ва:* Отцю́ і Си́ну, і Свято́му Ду́хові,</w:t>
-      </w:r>
-    </w:p>
-    <w:p>
-      <w:pPr>
-        <w:spacing w:after="120"/>
-      </w:pPr>
-      <w:r>
-        <w:rPr>
-          <w:rFonts w:ascii="Times New Roman" w:hAnsi="Times New Roman"/>
-          <w:sz w:val="24"/>
-        </w:rPr>
-        <w:t>І ни́ні і повсякча́с,* і на ві́ки вікі́в. Амі́нь.</w:t>
+        <w:jc w:val="both"/>
+        <w:rPr>
+          <w:rFonts w:ascii="Times New Roman" w:hAnsi="Times New Roman" w:cs="Times New Roman"/>
+          <w:sz w:val="24"/>
+          <w:szCs w:val="24"/>
+        </w:rPr>
+      </w:pPr>
+      <w:r>
+        <w:rPr>
+          <w:rFonts w:ascii="Times New Roman" w:hAnsi="Times New Roman" w:cs="Times New Roman"/>
+          <w:sz w:val="24"/>
+          <w:szCs w:val="24"/>
+        </w:rPr>
+        <w:t>Сподоби, Господи, цього вечора* без гріха зберегтися нам.</w:t>
+      </w:r>
+    </w:p>
+    <w:p>
+      <w:pPr>
+        <w:spacing w:after="120"/>
+        <w:jc w:val="both"/>
+        <w:rPr>
+          <w:rFonts w:ascii="Times New Roman" w:hAnsi="Times New Roman" w:cs="Times New Roman"/>
+          <w:sz w:val="24"/>
+          <w:szCs w:val="24"/>
+        </w:rPr>
+      </w:pPr>
+      <w:r>
+        <w:rPr>
+          <w:rFonts w:ascii="Times New Roman" w:hAnsi="Times New Roman" w:cs="Times New Roman"/>
+          <w:sz w:val="24"/>
+          <w:szCs w:val="24"/>
+        </w:rPr>
+        <w:t>Благословенний ти, Господи, Боже отців наших,* і хвальне і прославлене ім'я твоє навіки. Амінь.</w:t>
+      </w:r>
+    </w:p>
+    <w:p>
+      <w:pPr>
+        <w:spacing w:after="120"/>
+        <w:jc w:val="both"/>
+        <w:rPr>
+          <w:rFonts w:ascii="Times New Roman" w:hAnsi="Times New Roman" w:cs="Times New Roman"/>
+          <w:sz w:val="24"/>
+          <w:szCs w:val="24"/>
+        </w:rPr>
+      </w:pPr>
+      <w:r>
+        <w:rPr>
+          <w:rFonts w:ascii="Times New Roman" w:hAnsi="Times New Roman" w:cs="Times New Roman"/>
+          <w:sz w:val="24"/>
+          <w:szCs w:val="24"/>
+        </w:rPr>
+        <w:t>Нехай буде, Господи, милість твоя на нас,* бо ми надіємось на тебе.</w:t>
+      </w:r>
+    </w:p>
+    <w:p>
+      <w:pPr>
+        <w:spacing w:after="120"/>
+        <w:jc w:val="both"/>
+        <w:rPr>
+          <w:rFonts w:ascii="Times New Roman" w:hAnsi="Times New Roman" w:cs="Times New Roman"/>
+          <w:sz w:val="24"/>
+          <w:szCs w:val="24"/>
+        </w:rPr>
+      </w:pPr>
+      <w:r>
+        <w:rPr>
+          <w:rFonts w:ascii="Times New Roman" w:hAnsi="Times New Roman" w:cs="Times New Roman"/>
+          <w:sz w:val="24"/>
+          <w:szCs w:val="24"/>
+        </w:rPr>
+        <w:t>Благословенний ти, Господи,* навчи мене установ твоїх.</w:t>
+      </w:r>
+    </w:p>
+    <w:p>
+      <w:pPr>
+        <w:spacing w:after="120"/>
+        <w:jc w:val="both"/>
+        <w:rPr>
+          <w:rFonts w:ascii="Times New Roman" w:hAnsi="Times New Roman" w:cs="Times New Roman"/>
+          <w:sz w:val="24"/>
+          <w:szCs w:val="24"/>
+        </w:rPr>
+      </w:pPr>
+      <w:r>
+        <w:rPr>
+          <w:rFonts w:ascii="Times New Roman" w:hAnsi="Times New Roman" w:cs="Times New Roman"/>
+          <w:sz w:val="24"/>
+          <w:szCs w:val="24"/>
+        </w:rPr>
+        <w:t>Благословенний ти, Владико,* врозуми мене установами твоїми.</w:t>
+      </w:r>
+    </w:p>
+    <w:p>
+      <w:pPr>
+        <w:spacing w:after="120"/>
+        <w:jc w:val="both"/>
+        <w:rPr>
+          <w:rFonts w:ascii="Times New Roman" w:hAnsi="Times New Roman" w:cs="Times New Roman"/>
+          <w:sz w:val="24"/>
+          <w:szCs w:val="24"/>
+        </w:rPr>
+      </w:pPr>
+      <w:r>
+        <w:rPr>
+          <w:rFonts w:ascii="Times New Roman" w:hAnsi="Times New Roman" w:cs="Times New Roman"/>
+          <w:sz w:val="24"/>
+          <w:szCs w:val="24"/>
+        </w:rPr>
+        <w:t>Благословенний ти, Святий,* просвіти мене установами твоїми.</w:t>
+      </w:r>
+    </w:p>
+    <w:p>
+      <w:pPr>
+        <w:spacing w:after="120"/>
+        <w:jc w:val="both"/>
+        <w:rPr>
+          <w:rFonts w:ascii="Times New Roman" w:hAnsi="Times New Roman" w:cs="Times New Roman"/>
+          <w:sz w:val="24"/>
+          <w:szCs w:val="24"/>
+        </w:rPr>
+      </w:pPr>
+      <w:r>
+        <w:rPr>
+          <w:rFonts w:ascii="Times New Roman" w:hAnsi="Times New Roman" w:cs="Times New Roman"/>
+          <w:sz w:val="24"/>
+          <w:szCs w:val="24"/>
+        </w:rPr>
+        <w:t>Господи, милість твоя повіки,* не покидай діло рук твоїх.</w:t>
+      </w:r>
+    </w:p>
+    <w:p>
+      <w:pPr>
+        <w:spacing w:after="120"/>
+        <w:jc w:val="both"/>
+        <w:rPr>
+          <w:rFonts w:ascii="Times New Roman" w:hAnsi="Times New Roman" w:cs="Times New Roman"/>
+          <w:sz w:val="24"/>
+          <w:szCs w:val="24"/>
+        </w:rPr>
+      </w:pPr>
+      <w:r>
+        <w:rPr>
+          <w:rFonts w:ascii="Times New Roman" w:hAnsi="Times New Roman" w:cs="Times New Roman"/>
+          <w:sz w:val="24"/>
+          <w:szCs w:val="24"/>
+        </w:rPr>
+        <w:t>Тобі належить хвала,* тобі належить пісня.</w:t>
+      </w:r>
+    </w:p>
+    <w:p>
+      <w:pPr>
+        <w:spacing w:after="120"/>
+        <w:jc w:val="both"/>
+        <w:rPr>
+          <w:rFonts w:ascii="Times New Roman" w:hAnsi="Times New Roman" w:cs="Times New Roman"/>
+          <w:sz w:val="24"/>
+          <w:szCs w:val="24"/>
+        </w:rPr>
+      </w:pPr>
+      <w:r>
+        <w:rPr>
+          <w:rFonts w:ascii="Times New Roman" w:hAnsi="Times New Roman" w:cs="Times New Roman"/>
+          <w:sz w:val="24"/>
+          <w:szCs w:val="24"/>
+        </w:rPr>
+        <w:t>Тобі належить слава:* Отцю, і Сину, і Святому Духові:</w:t>
+      </w:r>
+    </w:p>
+    <w:p>
+      <w:pPr>
+        <w:spacing w:after="120"/>
+        <w:jc w:val="both"/>
+        <w:rPr>
+          <w:rFonts w:ascii="Times New Roman" w:hAnsi="Times New Roman" w:cs="Times New Roman"/>
+          <w:sz w:val="24"/>
+          <w:szCs w:val="24"/>
+        </w:rPr>
+      </w:pPr>
+      <w:r>
+        <w:rPr>
+          <w:rFonts w:ascii="Times New Roman" w:hAnsi="Times New Roman" w:cs="Times New Roman"/>
+          <w:sz w:val="24"/>
+          <w:szCs w:val="24"/>
+        </w:rPr>
+        <w:t>Нині і повсякчас,* і на віки віків. Амінь.</w:t>
       </w:r>
     </w:p>
     <w:p>
@@ -5511,28 +6803,35 @@
       <w:pPr>
         <w:spacing w:after="120"/>
         <w:jc w:val="both"/>
-      </w:pPr>
-      <w:r>
-        <w:rPr>
-          <w:rFonts w:ascii="Times New Roman" w:hAnsi="Times New Roman"/>
-          <w:sz w:val="24"/>
+        <w:rPr>
+          <w:rFonts w:ascii="Times New Roman" w:hAnsi="Times New Roman" w:cs="Times New Roman"/>
+          <w:sz w:val="24"/>
+          <w:szCs w:val="24"/>
           <w:u w:val="single"/>
         </w:rPr>
-        <w:t>[Боже великий і вишній, в Тебе одного є безсмертність і в світлі живеш недоступнім. Ти все створіння мудро створив, відокремив світло від темряви і сонце поклав, щоб правити днем, а місяць і зорі, щоб володіли ніччю, нас же грішних вчинив достойними і в теперішню годину стати перед Твоїм обличчям, щоб Тебе визнавати і принести Тобі вечірнє славослов'я. Направ, Людинолюбче, молитву нашу, немов кадило, перед Тобою і прийми її, як благовонний запах. Дай нам мирний цей вечір і близьку вже ніч; зодягни нас у броню світла; визволь нас від нічного страху і всякої речі, що в темряві з'являється, і дай сон, що його Ти дарував на відпочинок нашій немічності, вільний від усякого маріння диявольського. Владико, давче добра, хай і на нашій постелі, бувши Тобі милими, згадуємо вночі Твоє ім'я і, просвічувані навчанням Твоїх заповідей, встанемо в душевній радості до звеличування Твоєї доброти, приносячи твоєму милосердю молитви і моління, за наші і всіх Твоїх людей провини. Відвідай їх задля молитов святої Богородиці.]</w:t>
-      </w:r>
-    </w:p>
-    <w:p>
-      <w:pPr>
-        <w:spacing w:after="120"/>
-      </w:pPr>
-      <w:r>
-        <w:rPr>
-          <w:rFonts w:ascii="Times New Roman" w:hAnsi="Times New Roman"/>
-          <w:i/>
-          <w:color w:val="FF0000"/>
-          <w:sz w:val="24"/>
-        </w:rPr>
-        <w:t>Священник:</w:t>
+      </w:pPr>
+      <w:r>
+        <w:rPr>
+          <w:rFonts w:ascii="Times New Roman" w:hAnsi="Times New Roman" w:cs="Times New Roman"/>
+          <w:sz w:val="24"/>
+          <w:szCs w:val="24"/>
+          <w:u w:val="single"/>
+        </w:rPr>
+        <w:t>[Боже великий і вишній, в тебе одного є безсмертність і в світлі живеш недоступнім. Ти все створіння мудро створив, відокремив світло від темряви і сонце поклав, щоб правити днем, а місяць і зорі, щоб володіли ніччю, нас же грішних вчинив достойними і в теперішню годину стати перед твоїм обличчям, щоб тебе визнавати і принести тобі вечірнє славослов'я. Направ, Чоловіколюбче, молитву нашу, немов кадило, перед тобою і прийми її, як благовонний запах. Дай нам мирний цей вечір і близьку вже ніч; зодягни нас у броню світла; визволь нас від нічного страху і всякої речі, що в темряві з'являється, і дай сон, що його ти дарував на відпочинок нашій немічності, вільний від усякого маріння диявольського. Владико, давче добра, хай і на нашій постелі, бувши тобі милими, згадуємо вночі твоє ім'я і, просвічувані навчанням твоїх заповідей, встанемо в душевній радості до звеличування твоєї доброти, приносячи твоєму милосердю молитви і моління, за наші і всіх твоїх людей провини. Відвідай їх задля молитов святої Богородиці.]</w:t>
+      </w:r>
+    </w:p>
+    <w:p>
+      <w:pPr>
+        <w:spacing w:after="120"/>
+      </w:pPr>
+      <w:r>
+        <w:rPr>
+          <w:rFonts w:ascii="Times New Roman" w:hAnsi="Times New Roman"/>
+          <w:i/>
+          <w:color w:val="FF0000"/>
+          <w:sz w:val="24"/>
+        </w:rPr>
+        <w:t>Священик:</w:t>
       </w:r>
       <w:r>
         <w:rPr>
@@ -5548,7 +6847,7 @@
           <w:color w:val="000000"/>
           <w:sz w:val="24"/>
         </w:rPr>
-        <w:t>Бо Ти – Бог милости, ласк і людинолюбности, і Тобі славу віддаємо, Отцю, і Сину, і Святому Духові, нині, і повсякчас, і на віки віків.</w:t>
+        <w:t>Бо Ти – Бог милости, ласк і людинолюбности, і Тобі славу віддаємо, Отцю, і Сину, і Святому Духові, нині, і повсякчас, і на віки віків.</w:t>
       </w:r>
     </w:p>
     <w:p>
@@ -5607,7 +6906,7 @@
           <w:sz w:val="24"/>
           <w:szCs w:val="24"/>
         </w:rPr>
-        <w:t>Священник:</w:t>
+        <w:t>Священик:</w:t>
       </w:r>
       <w:r>
         <w:rPr>
@@ -5740,29 +7039,29 @@
           <w:sz w:val="24"/>
           <w:szCs w:val="24"/>
         </w:rPr>
-        <w:t>Священник читає молитву:</w:t>
-      </w:r>
-      <w:r>
-        <w:rPr>
-          <w:rFonts w:ascii="Times New Roman" w:hAnsi="Times New Roman" w:cs="Times New Roman"/>
-          <w:sz w:val="24"/>
-          <w:szCs w:val="24"/>
-        </w:rPr>
-        <w:t xml:space="preserve"> Господи, Боже наш, що прихилив небо і зійшов на спасіння людського роду! Зглянься на слуг твоїх і на спадкоємство твоє, бо перед тобою, страшним і людинолюбним Суддею, слуги твої схилили свої голови і зігнули свої шиї, не від людей очікуючи допомоги, але на твою надіючись милість і твого очікуючи спасіння; тож оберігай їх повсякчасно, і в цей вечір, і в прийдешню ніч збережи від усякого ворога, і від будь-якого зазіхання диявольського, і від думок марних, і спогадів лукавих.</w:t>
-      </w:r>
-    </w:p>
-    <w:p>
-      <w:pPr>
-        <w:spacing w:after="120"/>
-      </w:pPr>
-      <w:r>
-        <w:rPr>
-          <w:rFonts w:ascii="Times New Roman" w:hAnsi="Times New Roman"/>
-          <w:i/>
-          <w:color w:val="FF0000"/>
-          <w:sz w:val="24"/>
-        </w:rPr>
-        <w:t>Священник:</w:t>
+        <w:t>Священик читає молитву:</w:t>
+      </w:r>
+      <w:r>
+        <w:rPr>
+          <w:rFonts w:ascii="Times New Roman" w:hAnsi="Times New Roman" w:cs="Times New Roman"/>
+          <w:sz w:val="24"/>
+          <w:szCs w:val="24"/>
+        </w:rPr>
+        <w:t xml:space="preserve"> Господи, Боже наш, що прихилив небо і зійшов на спасіння людського роду! Зглянься на слуг твоїх і на спадкоємство твоє, бо перед тобою, страшним і чоловіколюбним Суддею, слуги твої схилили свої голови і зігнули свої шиї, не від людей очікуючи допомоги, але на твою надіючись милість і твого очікуючи спасіння; тож оберігай їх повсякчасно, і в цей вечір, і в прийдешню ніч збережи від усякого ворога, і від будь-якого зазіхання диявольського, і від думок марних, і спогадів лукавих.</w:t>
+      </w:r>
+    </w:p>
+    <w:p>
+      <w:pPr>
+        <w:spacing w:after="120"/>
+      </w:pPr>
+      <w:r>
+        <w:rPr>
+          <w:rFonts w:ascii="Times New Roman" w:hAnsi="Times New Roman"/>
+          <w:i/>
+          <w:color w:val="FF0000"/>
+          <w:sz w:val="24"/>
+        </w:rPr>
+        <w:t>Священик:</w:t>
       </w:r>
       <w:r>
         <w:rPr>
@@ -5867,7 +7166,7 @@
           <w:sz w:val="24"/>
           <w:szCs w:val="24"/>
         </w:rPr>
-        <w:t>(г. 1, подібний: Преславні мученики):</w:t>
+        <w:t>(г. 1, подібний: Преславні мученики):</w:t>
       </w:r>
       <w:r>
         <w:rPr>
@@ -6098,26 +7397,38 @@
       <w:pPr>
         <w:spacing w:after="120"/>
         <w:jc w:val="both"/>
-      </w:pPr>
-      <w:r>
-        <w:rPr>
-          <w:rFonts w:ascii="Times New Roman" w:hAnsi="Times New Roman"/>
-          <w:sz w:val="24"/>
-        </w:rPr>
-        <w:t>Бо побачили очі мої* спасіння твоє;</w:t>
-      </w:r>
-    </w:p>
-    <w:p>
-      <w:pPr>
-        <w:spacing w:after="120"/>
-        <w:jc w:val="both"/>
-      </w:pPr>
-      <w:r>
-        <w:rPr>
-          <w:rFonts w:ascii="Times New Roman" w:hAnsi="Times New Roman"/>
-          <w:sz w:val="24"/>
-        </w:rPr>
-        <w:t>Що приготував ти* перед усіма народами;</w:t>
+        <w:rPr>
+          <w:rFonts w:ascii="Times New Roman" w:hAnsi="Times New Roman" w:cs="Times New Roman"/>
+          <w:sz w:val="24"/>
+          <w:szCs w:val="24"/>
+        </w:rPr>
+      </w:pPr>
+      <w:r>
+        <w:rPr>
+          <w:rFonts w:ascii="Times New Roman" w:hAnsi="Times New Roman" w:cs="Times New Roman"/>
+          <w:sz w:val="24"/>
+          <w:szCs w:val="24"/>
+        </w:rPr>
+        <w:t xml:space="preserve">Бо побачили очі мої* спасіння твоє, </w:t>
+      </w:r>
+    </w:p>
+    <w:p>
+      <w:pPr>
+        <w:spacing w:after="120"/>
+        <w:jc w:val="both"/>
+        <w:rPr>
+          <w:rFonts w:ascii="Times New Roman" w:hAnsi="Times New Roman" w:cs="Times New Roman"/>
+          <w:sz w:val="24"/>
+          <w:szCs w:val="24"/>
+        </w:rPr>
+      </w:pPr>
+      <w:r>
+        <w:rPr>
+          <w:rFonts w:ascii="Times New Roman" w:hAnsi="Times New Roman" w:cs="Times New Roman"/>
+          <w:sz w:val="24"/>
+          <w:szCs w:val="24"/>
+        </w:rPr>
+        <w:t xml:space="preserve">що приготував ти* перед усіма народами. </w:t>
       </w:r>
     </w:p>
     <w:p>
@@ -6142,92 +7453,173 @@
     <w:p>
       <w:pPr>
         <w:spacing w:after="120"/>
-      </w:pPr>
-      <w:r>
-        <w:rPr>
-          <w:rFonts w:ascii="Times New Roman" w:hAnsi="Times New Roman"/>
-          <w:sz w:val="24"/>
-        </w:rPr>
-        <w:t xml:space="preserve">Святи́й Бо́же, святи́й Крі́пкий, святи́й Безсме́ртний, поми́луй нас. </w:t>
-      </w:r>
-      <w:r>
-        <w:rPr>
-          <w:rFonts w:ascii="Times New Roman" w:hAnsi="Times New Roman"/>
-          <w:i/>
-          <w:color w:val="FF0000"/>
-          <w:sz w:val="24"/>
-        </w:rPr>
-        <w:t>(3 р.)</w:t>
-      </w:r>
-    </w:p>
-    <w:p>
-      <w:pPr>
-        <w:spacing w:after="120"/>
-      </w:pPr>
-      <w:r>
-        <w:rPr>
-          <w:rFonts w:ascii="Times New Roman" w:hAnsi="Times New Roman"/>
-          <w:sz w:val="24"/>
-        </w:rPr>
-        <w:t>Сла́ва Отцю́, і Си́ну, і Свято́му Ду́хові,* і ни́ні, і повсякча́с, і на ві́ки вікі́в. Амі́нь.</w:t>
-      </w:r>
-    </w:p>
-    <w:p>
-      <w:pPr>
-        <w:spacing w:after="120"/>
-      </w:pPr>
-      <w:r>
-        <w:rPr>
-          <w:rFonts w:ascii="Times New Roman" w:hAnsi="Times New Roman"/>
-          <w:sz w:val="24"/>
-        </w:rPr>
-        <w:t>Пресвята́ Тро́йце, поми́луй нас; Го́споди, очи́сти гріхи́ на́ші; Влади́ко, прости́ беззако́ння на́ші; Святи́й, завіта́й і зціли́ не́мочі на́ші, І́мени Твого́ ра́ди.</w:t>
-      </w:r>
-    </w:p>
-    <w:p>
-      <w:pPr>
-        <w:spacing w:after="120"/>
-      </w:pPr>
-      <w:r>
-        <w:rPr>
-          <w:rFonts w:ascii="Times New Roman" w:hAnsi="Times New Roman"/>
-          <w:sz w:val="24"/>
-        </w:rPr>
-        <w:t xml:space="preserve">Го́споди, поми́луй. </w:t>
-      </w:r>
-      <w:r>
-        <w:rPr>
-          <w:rFonts w:ascii="Times New Roman" w:hAnsi="Times New Roman"/>
-          <w:i/>
-          <w:color w:val="FF0000"/>
-          <w:sz w:val="24"/>
-        </w:rPr>
-        <w:t>(3 р.)</w:t>
-      </w:r>
-    </w:p>
-    <w:p>
-      <w:pPr>
-        <w:spacing w:after="120"/>
-      </w:pPr>
-      <w:r>
-        <w:rPr>
-          <w:rFonts w:ascii="Times New Roman" w:hAnsi="Times New Roman"/>
-          <w:sz w:val="24"/>
-        </w:rPr>
-        <w:t>Сла́ва Отцю́, і Си́ну, і Свято́му Ду́хові,* і ни́ні, і повсякча́с, і на ві́ки вікі́в. Амі́нь.</w:t>
-      </w:r>
-    </w:p>
-    <w:p>
-      <w:pPr>
-        <w:spacing w:after="120"/>
-        <w:jc w:val="both"/>
-      </w:pPr>
-      <w:r>
-        <w:rPr>
-          <w:rFonts w:ascii="Times New Roman" w:hAnsi="Times New Roman"/>
-          <w:sz w:val="24"/>
-        </w:rPr>
-        <w:t>О́тче наш, що єси́ на небеса́х,* неха́й святи́ться ім’я́ Твоє́,* неха́й при́йде ца́рство Твоє́,* неха́й бу́де во́ля Твоя́, як на не́бі, так і на землі́.* Хліб наш насу́щний дай нам сього́дні;* і прости́ нам прови́ни на́ші,* як і ми проща́ємо винува́тцям на́шим;* і не введи́ нас у споку́су,* але́ ви́зволи нас від лука́вого.</w:t>
+        <w:jc w:val="both"/>
+        <w:rPr>
+          <w:rFonts w:ascii="Times New Roman" w:hAnsi="Times New Roman" w:cs="Times New Roman"/>
+          <w:sz w:val="24"/>
+          <w:szCs w:val="24"/>
+        </w:rPr>
+      </w:pPr>
+      <w:r>
+        <w:rPr>
+          <w:rFonts w:ascii="Times New Roman" w:hAnsi="Times New Roman" w:cs="Times New Roman"/>
+          <w:sz w:val="24"/>
+          <w:szCs w:val="24"/>
+        </w:rPr>
+        <w:t xml:space="preserve">Святий Боже, святий Кріпкий, святий Безсмертний, помилуй нас </w:t>
+      </w:r>
+      <w:r>
+        <w:rPr>
+          <w:rFonts w:ascii="Times New Roman" w:hAnsi="Times New Roman" w:cs="Times New Roman"/>
+          <w:i/>
+          <w:color w:val="FF0000"/>
+          <w:sz w:val="24"/>
+          <w:szCs w:val="24"/>
+        </w:rPr>
+        <w:t>(3 р.)</w:t>
+      </w:r>
+      <w:r>
+        <w:rPr>
+          <w:rFonts w:ascii="Times New Roman" w:hAnsi="Times New Roman" w:cs="Times New Roman"/>
+          <w:i/>
+          <w:sz w:val="24"/>
+          <w:szCs w:val="24"/>
+        </w:rPr>
+        <w:t>.</w:t>
+      </w:r>
+    </w:p>
+    <w:p>
+      <w:pPr>
+        <w:spacing w:after="120"/>
+        <w:jc w:val="both"/>
+        <w:rPr>
+          <w:rFonts w:ascii="Times New Roman" w:hAnsi="Times New Roman" w:cs="Times New Roman"/>
+          <w:sz w:val="24"/>
+          <w:szCs w:val="24"/>
+        </w:rPr>
+      </w:pPr>
+      <w:r>
+        <w:rPr>
+          <w:rFonts w:ascii="Times New Roman" w:hAnsi="Times New Roman" w:cs="Times New Roman"/>
+          <w:sz w:val="24"/>
+          <w:szCs w:val="24"/>
+        </w:rPr>
+        <w:t>Слава Отцю, і Сину, і Святому Духові,* і нині і повсякчас, і на віки віків. Амінь.</w:t>
+      </w:r>
+    </w:p>
+    <w:p>
+      <w:pPr>
+        <w:spacing w:after="120"/>
+        <w:jc w:val="both"/>
+        <w:rPr>
+          <w:rFonts w:ascii="Times New Roman" w:hAnsi="Times New Roman" w:cs="Times New Roman"/>
+          <w:sz w:val="24"/>
+          <w:szCs w:val="24"/>
+        </w:rPr>
+      </w:pPr>
+      <w:r>
+        <w:rPr>
+          <w:rFonts w:ascii="Times New Roman" w:hAnsi="Times New Roman" w:cs="Times New Roman"/>
+          <w:sz w:val="24"/>
+          <w:szCs w:val="24"/>
+        </w:rPr>
+        <w:t>Пресвята Тройце, помилуй нас;* Господи, очисти гріхи наші;* Владико, прости беззаконня наші;* Святий, завітай і зціли немочі наші імени твого ради.</w:t>
+      </w:r>
+    </w:p>
+    <w:p>
+      <w:pPr>
+        <w:spacing w:after="120"/>
+        <w:jc w:val="both"/>
+        <w:rPr>
+          <w:rFonts w:ascii="Times New Roman" w:hAnsi="Times New Roman" w:cs="Times New Roman"/>
+          <w:i/>
+          <w:sz w:val="24"/>
+          <w:szCs w:val="24"/>
+        </w:rPr>
+      </w:pPr>
+      <w:r>
+        <w:rPr>
+          <w:rFonts w:ascii="Times New Roman" w:hAnsi="Times New Roman" w:cs="Times New Roman"/>
+          <w:sz w:val="24"/>
+          <w:szCs w:val="24"/>
+        </w:rPr>
+        <w:t xml:space="preserve">Господи, помилуй </w:t>
+      </w:r>
+      <w:r>
+        <w:rPr>
+          <w:rFonts w:ascii="Times New Roman" w:hAnsi="Times New Roman" w:cs="Times New Roman"/>
+          <w:i/>
+          <w:color w:val="FF0000"/>
+          <w:sz w:val="24"/>
+          <w:szCs w:val="24"/>
+        </w:rPr>
+        <w:t>(3 р.)</w:t>
+      </w:r>
+      <w:r>
+        <w:rPr>
+          <w:rFonts w:ascii="Times New Roman" w:hAnsi="Times New Roman" w:cs="Times New Roman"/>
+          <w:i/>
+          <w:sz w:val="24"/>
+          <w:szCs w:val="24"/>
+        </w:rPr>
+        <w:t>.</w:t>
+      </w:r>
+    </w:p>
+    <w:p>
+      <w:pPr>
+        <w:spacing w:after="120"/>
+        <w:jc w:val="both"/>
+        <w:rPr>
+          <w:rFonts w:ascii="Times New Roman" w:hAnsi="Times New Roman" w:cs="Times New Roman"/>
+          <w:sz w:val="24"/>
+          <w:szCs w:val="24"/>
+        </w:rPr>
+      </w:pPr>
+      <w:r>
+        <w:rPr>
+          <w:rFonts w:ascii="Times New Roman" w:hAnsi="Times New Roman" w:cs="Times New Roman"/>
+          <w:sz w:val="24"/>
+          <w:szCs w:val="24"/>
+        </w:rPr>
+        <w:t>Слава Отцю, і Сину, і Святому Духові.</w:t>
+      </w:r>
+    </w:p>
+    <w:p>
+      <w:pPr>
+        <w:spacing w:after="120"/>
+        <w:jc w:val="both"/>
+        <w:rPr>
+          <w:rFonts w:ascii="Times New Roman" w:hAnsi="Times New Roman" w:cs="Times New Roman"/>
+          <w:sz w:val="24"/>
+          <w:szCs w:val="24"/>
+        </w:rPr>
+      </w:pPr>
+      <w:r>
+        <w:rPr>
+          <w:rFonts w:ascii="Times New Roman" w:hAnsi="Times New Roman" w:cs="Times New Roman"/>
+          <w:sz w:val="24"/>
+          <w:szCs w:val="24"/>
+        </w:rPr>
+        <w:t>І нині і повсякчас, і на віки віків. Амінь.</w:t>
+      </w:r>
+    </w:p>
+    <w:p>
+      <w:pPr>
+        <w:spacing w:after="120"/>
+        <w:jc w:val="both"/>
+        <w:rPr>
+          <w:rFonts w:ascii="Times New Roman" w:hAnsi="Times New Roman" w:cs="Times New Roman"/>
+          <w:sz w:val="24"/>
+          <w:szCs w:val="24"/>
+        </w:rPr>
+      </w:pPr>
+      <w:r>
+        <w:rPr>
+          <w:rFonts w:ascii="Times New Roman" w:hAnsi="Times New Roman" w:cs="Times New Roman"/>
+          <w:sz w:val="24"/>
+          <w:szCs w:val="24"/>
+        </w:rPr>
+        <w:t>Отче наш, що єси на небесах,* нехай святиться ім’я твоє,* нехай прийде царство твоє,* нехай буде воля твоя, як на небі, так і на землі.* Хліб наш насущний дай нам сьогодні,* і прости нам провини наші,* як і ми прощаємо винуватцям нашим,* і не введи нас у спокусу,* але визволи нас від лукавого.</w:t>
       </w:r>
     </w:p>
     <w:p>
@@ -6430,262 +7822,325 @@
     <w:p>
       <w:pPr>
         <w:spacing w:after="120"/>
-      </w:pPr>
-      <w:r>
-        <w:rPr>
-          <w:rFonts w:ascii="Times New Roman" w:hAnsi="Times New Roman"/>
-          <w:sz w:val="24"/>
-        </w:rPr>
-        <w:t>Прему́дрість!</w:t>
-      </w:r>
-    </w:p>
-    <w:p>
-      <w:pPr>
-        <w:spacing w:after="120"/>
-      </w:pPr>
-      <w:r>
-        <w:rPr>
-          <w:rFonts w:ascii="Times New Roman" w:hAnsi="Times New Roman"/>
-          <w:i/>
-          <w:color w:val="FF0000"/>
-          <w:sz w:val="24"/>
+        <w:jc w:val="both"/>
+        <w:rPr>
+          <w:rFonts w:ascii="Times New Roman" w:hAnsi="Times New Roman" w:cs="Times New Roman"/>
+          <w:sz w:val="24"/>
+          <w:szCs w:val="24"/>
+        </w:rPr>
+      </w:pPr>
+      <w:r>
+        <w:rPr>
+          <w:rFonts w:ascii="Times New Roman" w:hAnsi="Times New Roman" w:cs="Times New Roman"/>
+          <w:sz w:val="24"/>
+          <w:szCs w:val="24"/>
+        </w:rPr>
+        <w:t>Премудрість.</w:t>
+      </w:r>
+    </w:p>
+    <w:p>
+      <w:pPr>
+        <w:spacing w:after="120"/>
+        <w:jc w:val="both"/>
+        <w:rPr>
+          <w:rFonts w:ascii="Times New Roman" w:hAnsi="Times New Roman" w:cs="Times New Roman"/>
+          <w:sz w:val="24"/>
+          <w:szCs w:val="24"/>
+        </w:rPr>
+      </w:pPr>
+      <w:r>
+        <w:rPr>
+          <w:rFonts w:ascii="Times New Roman" w:hAnsi="Times New Roman" w:cs="Times New Roman"/>
+          <w:i/>
+          <w:color w:val="FF0000"/>
+          <w:sz w:val="24"/>
+          <w:szCs w:val="24"/>
         </w:rPr>
         <w:t>Вірні:</w:t>
       </w:r>
       <w:r>
         <w:rPr>
-          <w:rFonts w:ascii="Times New Roman" w:hAnsi="Times New Roman"/>
-          <w:color w:val="FF0000"/>
-          <w:sz w:val="24"/>
+          <w:rFonts w:ascii="Times New Roman" w:hAnsi="Times New Roman" w:cs="Times New Roman"/>
+          <w:color w:val="FF0000"/>
+          <w:sz w:val="24"/>
+          <w:szCs w:val="24"/>
         </w:rPr>
         <w:t xml:space="preserve"> </w:t>
       </w:r>
       <w:r>
         <w:rPr>
-          <w:rFonts w:ascii="Times New Roman" w:hAnsi="Times New Roman"/>
-          <w:sz w:val="24"/>
-        </w:rPr>
-        <w:t>Благослови́.</w:t>
-      </w:r>
-    </w:p>
-    <w:p>
-      <w:pPr>
-        <w:spacing w:after="120"/>
-      </w:pPr>
-      <w:r>
-        <w:rPr>
-          <w:rFonts w:ascii="Times New Roman" w:hAnsi="Times New Roman"/>
-          <w:i/>
-          <w:color w:val="FF0000"/>
-          <w:sz w:val="24"/>
-        </w:rPr>
-        <w:t>Священник:</w:t>
-      </w:r>
-      <w:r>
-        <w:rPr>
-          <w:rFonts w:ascii="Times New Roman" w:hAnsi="Times New Roman"/>
-          <w:color w:val="FF0000"/>
-          <w:sz w:val="24"/>
+          <w:rFonts w:ascii="Times New Roman" w:hAnsi="Times New Roman" w:cs="Times New Roman"/>
+          <w:sz w:val="24"/>
+          <w:szCs w:val="24"/>
+        </w:rPr>
+        <w:t>Благослови.</w:t>
+      </w:r>
+    </w:p>
+    <w:p>
+      <w:pPr>
+        <w:spacing w:after="120"/>
+        <w:jc w:val="both"/>
+        <w:rPr>
+          <w:rFonts w:ascii="Times New Roman" w:hAnsi="Times New Roman" w:cs="Times New Roman"/>
+          <w:sz w:val="24"/>
+          <w:szCs w:val="24"/>
+        </w:rPr>
+      </w:pPr>
+      <w:r>
+        <w:rPr>
+          <w:rFonts w:ascii="Times New Roman" w:hAnsi="Times New Roman" w:cs="Times New Roman"/>
+          <w:i/>
+          <w:color w:val="FF0000"/>
+          <w:sz w:val="24"/>
+          <w:szCs w:val="24"/>
+        </w:rPr>
+        <w:t>Священик:</w:t>
+      </w:r>
+      <w:r>
+        <w:rPr>
+          <w:rFonts w:ascii="Times New Roman" w:hAnsi="Times New Roman" w:cs="Times New Roman"/>
+          <w:color w:val="FF0000"/>
+          <w:sz w:val="24"/>
+          <w:szCs w:val="24"/>
         </w:rPr>
         <w:t xml:space="preserve"> </w:t>
       </w:r>
       <w:r>
         <w:rPr>
-          <w:rFonts w:ascii="Times New Roman" w:hAnsi="Times New Roman"/>
-          <w:sz w:val="24"/>
-        </w:rPr>
-        <w:t>Благослове́нний Христо́с Бог наш, за́вжди, ни́ні, і повсякча́с, і на ві́ки вікі́в.</w:t>
-      </w:r>
-    </w:p>
-    <w:p>
-      <w:pPr>
-        <w:spacing w:after="120"/>
-      </w:pPr>
-      <w:r>
-        <w:rPr>
-          <w:rFonts w:ascii="Times New Roman" w:hAnsi="Times New Roman"/>
-          <w:i/>
-          <w:color w:val="FF0000"/>
-          <w:sz w:val="24"/>
+          <w:rFonts w:ascii="Times New Roman" w:hAnsi="Times New Roman" w:cs="Times New Roman"/>
+          <w:sz w:val="24"/>
+          <w:szCs w:val="24"/>
+        </w:rPr>
+        <w:t>Благословенний Христос, Бог наш, завжди, нині і повсякчас, і на віки віків.</w:t>
+      </w:r>
+    </w:p>
+    <w:p>
+      <w:pPr>
+        <w:spacing w:after="120"/>
+        <w:jc w:val="both"/>
+        <w:rPr>
+          <w:rFonts w:ascii="Times New Roman" w:hAnsi="Times New Roman" w:cs="Times New Roman"/>
+          <w:sz w:val="24"/>
+          <w:szCs w:val="24"/>
+        </w:rPr>
+      </w:pPr>
+      <w:r>
+        <w:rPr>
+          <w:rFonts w:ascii="Times New Roman" w:hAnsi="Times New Roman" w:cs="Times New Roman"/>
+          <w:i/>
+          <w:color w:val="FF0000"/>
+          <w:sz w:val="24"/>
+          <w:szCs w:val="24"/>
         </w:rPr>
         <w:t>Вірні:</w:t>
       </w:r>
       <w:r>
         <w:rPr>
-          <w:rFonts w:ascii="Times New Roman" w:hAnsi="Times New Roman"/>
-          <w:color w:val="FF0000"/>
-          <w:sz w:val="24"/>
+          <w:rFonts w:ascii="Times New Roman" w:hAnsi="Times New Roman" w:cs="Times New Roman"/>
+          <w:color w:val="FF0000"/>
+          <w:sz w:val="24"/>
+          <w:szCs w:val="24"/>
         </w:rPr>
         <w:t xml:space="preserve"> </w:t>
       </w:r>
       <w:r>
         <w:rPr>
-          <w:rFonts w:ascii="Times New Roman" w:hAnsi="Times New Roman"/>
-          <w:sz w:val="24"/>
-        </w:rPr>
-        <w:t>Амі́нь. Утверди́, Бо́же, святу́ правосла́вну ві́ру на ві́ки вікі́в.</w:t>
-      </w:r>
-    </w:p>
-    <w:p>
-      <w:pPr>
-        <w:spacing w:after="120"/>
-      </w:pPr>
-      <w:r>
-        <w:rPr>
-          <w:rFonts w:ascii="Times New Roman" w:hAnsi="Times New Roman"/>
-          <w:i/>
-          <w:color w:val="FF0000"/>
-          <w:sz w:val="24"/>
-        </w:rPr>
-        <w:t>Священник:</w:t>
-      </w:r>
-      <w:r>
-        <w:rPr>
-          <w:rFonts w:ascii="Times New Roman" w:hAnsi="Times New Roman"/>
-          <w:color w:val="FF0000"/>
-          <w:sz w:val="24"/>
+          <w:rFonts w:ascii="Times New Roman" w:hAnsi="Times New Roman" w:cs="Times New Roman"/>
+          <w:sz w:val="24"/>
+          <w:szCs w:val="24"/>
+        </w:rPr>
+        <w:t>Амінь. Утверди, Боже, святу православну віру на віки віків.</w:t>
+      </w:r>
+    </w:p>
+    <w:p>
+      <w:pPr>
+        <w:spacing w:after="120"/>
+        <w:jc w:val="both"/>
+        <w:rPr>
+          <w:rFonts w:ascii="Times New Roman" w:hAnsi="Times New Roman" w:cs="Times New Roman"/>
+          <w:sz w:val="24"/>
+          <w:szCs w:val="24"/>
+        </w:rPr>
+      </w:pPr>
+      <w:r>
+        <w:rPr>
+          <w:rFonts w:ascii="Times New Roman" w:hAnsi="Times New Roman" w:cs="Times New Roman"/>
+          <w:i/>
+          <w:color w:val="FF0000"/>
+          <w:sz w:val="24"/>
+          <w:szCs w:val="24"/>
+        </w:rPr>
+        <w:t>Священик:</w:t>
+      </w:r>
+      <w:r>
+        <w:rPr>
+          <w:rFonts w:ascii="Times New Roman" w:hAnsi="Times New Roman" w:cs="Times New Roman"/>
+          <w:color w:val="FF0000"/>
+          <w:sz w:val="24"/>
+          <w:szCs w:val="24"/>
         </w:rPr>
         <w:t xml:space="preserve"> </w:t>
       </w:r>
       <w:r>
         <w:rPr>
-          <w:rFonts w:ascii="Times New Roman" w:hAnsi="Times New Roman"/>
-          <w:sz w:val="24"/>
-        </w:rPr>
-        <w:t>Пресвята́ Богоро́дице, спаси́ нас.</w:t>
-      </w:r>
-    </w:p>
-    <w:p>
-      <w:pPr>
-        <w:spacing w:after="120"/>
-      </w:pPr>
-      <w:r>
-        <w:rPr>
-          <w:rFonts w:ascii="Times New Roman" w:hAnsi="Times New Roman"/>
-          <w:i/>
-          <w:color w:val="FF0000"/>
-          <w:sz w:val="24"/>
+          <w:rFonts w:ascii="Times New Roman" w:hAnsi="Times New Roman" w:cs="Times New Roman"/>
+          <w:sz w:val="24"/>
+          <w:szCs w:val="24"/>
+        </w:rPr>
+        <w:t>Пресвята Богородице, спаси нас.</w:t>
+      </w:r>
+    </w:p>
+    <w:p>
+      <w:pPr>
+        <w:spacing w:after="120"/>
+        <w:jc w:val="both"/>
+        <w:rPr>
+          <w:rFonts w:ascii="Times New Roman" w:hAnsi="Times New Roman" w:cs="Times New Roman"/>
+          <w:sz w:val="24"/>
+          <w:szCs w:val="24"/>
+        </w:rPr>
+      </w:pPr>
+      <w:r>
+        <w:rPr>
+          <w:rFonts w:ascii="Times New Roman" w:hAnsi="Times New Roman" w:cs="Times New Roman"/>
+          <w:i/>
+          <w:color w:val="FF0000"/>
+          <w:sz w:val="24"/>
+          <w:szCs w:val="24"/>
         </w:rPr>
         <w:t>Вірні:</w:t>
       </w:r>
       <w:r>
         <w:rPr>
-          <w:rFonts w:ascii="Times New Roman" w:hAnsi="Times New Roman"/>
-          <w:color w:val="FF0000"/>
-          <w:sz w:val="24"/>
+          <w:rFonts w:ascii="Times New Roman" w:hAnsi="Times New Roman" w:cs="Times New Roman"/>
+          <w:sz w:val="24"/>
+          <w:szCs w:val="24"/>
+        </w:rPr>
+        <w:t xml:space="preserve"> Чеснішу від херувимів і незрівнянно славнішу від серафимів, що без зотління Бога Слово породила, сущу Богородицю, тебе величаємо.</w:t>
+      </w:r>
+    </w:p>
+    <w:p>
+      <w:pPr>
+        <w:spacing w:after="120"/>
+        <w:jc w:val="both"/>
+        <w:rPr>
+          <w:rFonts w:ascii="Times New Roman" w:hAnsi="Times New Roman" w:cs="Times New Roman"/>
+          <w:sz w:val="24"/>
+          <w:szCs w:val="24"/>
+        </w:rPr>
+      </w:pPr>
+      <w:r>
+        <w:rPr>
+          <w:rFonts w:ascii="Times New Roman" w:hAnsi="Times New Roman" w:cs="Times New Roman"/>
+          <w:i/>
+          <w:color w:val="FF0000"/>
+          <w:sz w:val="24"/>
+          <w:szCs w:val="24"/>
+        </w:rPr>
+        <w:t>Священик:</w:t>
+      </w:r>
+      <w:r>
+        <w:rPr>
+          <w:rFonts w:ascii="Times New Roman" w:hAnsi="Times New Roman" w:cs="Times New Roman"/>
+          <w:color w:val="FF0000"/>
+          <w:sz w:val="24"/>
+          <w:szCs w:val="24"/>
         </w:rPr>
         <w:t xml:space="preserve"> </w:t>
       </w:r>
       <w:r>
         <w:rPr>
-          <w:rFonts w:ascii="Times New Roman" w:hAnsi="Times New Roman"/>
-          <w:sz w:val="24"/>
-        </w:rPr>
-        <w:t>Чесні́шу від херуви́мів* і незрівня́нно славні́шу від серафи́мів,* що без зотлі́ння Бо́га Сло́во породи́ла,* су́щу Богоро́дицю, тебе́ велича́ємо.</w:t>
-      </w:r>
-    </w:p>
-    <w:p>
-      <w:pPr>
-        <w:spacing w:after="120"/>
-      </w:pPr>
-      <w:r>
-        <w:rPr>
-          <w:rFonts w:ascii="Times New Roman" w:hAnsi="Times New Roman"/>
-          <w:i/>
-          <w:color w:val="FF0000"/>
-          <w:sz w:val="24"/>
-        </w:rPr>
-        <w:t>Священник:</w:t>
-      </w:r>
-      <w:r>
-        <w:rPr>
-          <w:rFonts w:ascii="Times New Roman" w:hAnsi="Times New Roman"/>
-          <w:color w:val="FF0000"/>
-          <w:sz w:val="24"/>
-        </w:rPr>
-        <w:t xml:space="preserve"> </w:t>
-      </w:r>
-      <w:r>
-        <w:rPr>
-          <w:rFonts w:ascii="Times New Roman" w:hAnsi="Times New Roman"/>
-          <w:sz w:val="24"/>
-        </w:rPr>
-        <w:t>Сла́ва Тобі́, Хри́сте Бо́же, упова́ння на́ше, сла́ва Тобі́!</w:t>
-      </w:r>
-    </w:p>
-    <w:p>
-      <w:pPr>
-        <w:spacing w:after="120"/>
-      </w:pPr>
-      <w:r>
-        <w:rPr>
-          <w:rFonts w:ascii="Times New Roman" w:hAnsi="Times New Roman"/>
-          <w:i/>
-          <w:color w:val="FF0000"/>
-          <w:sz w:val="24"/>
+          <w:rFonts w:ascii="Times New Roman" w:hAnsi="Times New Roman" w:cs="Times New Roman"/>
+          <w:sz w:val="24"/>
+          <w:szCs w:val="24"/>
+        </w:rPr>
+        <w:t>Слава тобі, Христе Боже, надіє наша, слава тобі!</w:t>
+      </w:r>
+    </w:p>
+    <w:p>
+      <w:pPr>
+        <w:spacing w:after="120"/>
+        <w:jc w:val="both"/>
+        <w:rPr>
+          <w:rFonts w:ascii="Times New Roman" w:hAnsi="Times New Roman" w:cs="Times New Roman"/>
+          <w:sz w:val="24"/>
+          <w:szCs w:val="24"/>
+        </w:rPr>
+      </w:pPr>
+      <w:r>
+        <w:rPr>
+          <w:rFonts w:ascii="Times New Roman" w:hAnsi="Times New Roman" w:cs="Times New Roman"/>
+          <w:i/>
+          <w:color w:val="FF0000"/>
+          <w:sz w:val="24"/>
+          <w:szCs w:val="24"/>
         </w:rPr>
         <w:t>Вірні:</w:t>
       </w:r>
       <w:r>
         <w:rPr>
-          <w:rFonts w:ascii="Times New Roman" w:hAnsi="Times New Roman"/>
-          <w:color w:val="FF0000"/>
-          <w:sz w:val="24"/>
-        </w:rPr>
-        <w:t xml:space="preserve"> </w:t>
-      </w:r>
-      <w:r>
-        <w:rPr>
-          <w:rFonts w:ascii="Times New Roman" w:hAnsi="Times New Roman"/>
-          <w:sz w:val="24"/>
-        </w:rPr>
-        <w:t xml:space="preserve">Сла́ва Отцю́, і Си́ну, і Свято́му Ду́хові, і ни́ні, і повсякча́с, і на ві́ки вікі́в. Амі́нь. Го́споди, поми́луй. </w:t>
-      </w:r>
-      <w:r>
-        <w:rPr>
-          <w:rFonts w:ascii="Times New Roman" w:hAnsi="Times New Roman"/>
-          <w:i/>
-          <w:color w:val="FF0000"/>
-          <w:sz w:val="24"/>
-        </w:rPr>
-        <w:t>(3 р.)</w:t>
-      </w:r>
-      <w:r>
-        <w:rPr>
-          <w:rFonts w:ascii="Times New Roman" w:hAnsi="Times New Roman"/>
-          <w:sz w:val="24"/>
-        </w:rPr>
-        <w:t xml:space="preserve"> Благослови́.</w:t>
-      </w:r>
-    </w:p>
-    <w:p>
-      <w:pPr>
-        <w:spacing w:after="120"/>
-        <w:jc w:val="both"/>
-        <w:rPr>
-          <w:rFonts w:ascii="Times New Roman" w:hAnsi="Times New Roman" w:cs="Times New Roman"/>
-          <w:sz w:val="24"/>
-          <w:szCs w:val="24"/>
-        </w:rPr>
-      </w:pPr>
-      <w:r>
-        <w:rPr>
-          <w:rFonts w:ascii="Times New Roman" w:hAnsi="Times New Roman" w:cs="Times New Roman"/>
-          <w:i/>
-          <w:color w:val="FF0000"/>
-          <w:sz w:val="24"/>
-          <w:szCs w:val="24"/>
-        </w:rPr>
-        <w:t>Священник:</w:t>
-      </w:r>
-      <w:r>
-        <w:rPr>
-          <w:rFonts w:ascii="Times New Roman" w:hAnsi="Times New Roman" w:cs="Times New Roman"/>
-          <w:color w:val="FF0000"/>
-          <w:sz w:val="24"/>
-          <w:szCs w:val="24"/>
-        </w:rPr>
-        <w:t xml:space="preserve"> </w:t>
+          <w:rFonts w:ascii="Times New Roman" w:hAnsi="Times New Roman" w:cs="Times New Roman"/>
+          <w:sz w:val="24"/>
+          <w:szCs w:val="24"/>
+        </w:rPr>
+        <w:t xml:space="preserve"> Слава Отцю і Сину, і Святому Духові, і нині і повсякчас, і на віки віків. Амінь. Господи, помилуй </w:t>
+      </w:r>
+      <w:r>
+        <w:rPr>
+          <w:rFonts w:ascii="Times New Roman" w:hAnsi="Times New Roman" w:cs="Times New Roman"/>
+          <w:i/>
+          <w:color w:val="FF0000"/>
+          <w:sz w:val="24"/>
+          <w:szCs w:val="24"/>
+        </w:rPr>
+        <w:t>(3 р.)</w:t>
+      </w:r>
+      <w:r>
+        <w:rPr>
+          <w:rFonts w:ascii="Times New Roman" w:hAnsi="Times New Roman" w:cs="Times New Roman"/>
+          <w:i/>
+          <w:sz w:val="24"/>
+          <w:szCs w:val="24"/>
+        </w:rPr>
+        <w:t>.</w:t>
+      </w:r>
+      <w:r>
+        <w:rPr>
+          <w:rFonts w:ascii="Times New Roman" w:hAnsi="Times New Roman" w:cs="Times New Roman"/>
+          <w:sz w:val="24"/>
+          <w:szCs w:val="24"/>
+        </w:rPr>
+        <w:t xml:space="preserve"> Благослови.</w:t>
+      </w:r>
+    </w:p>
+    <w:p>
+      <w:pPr>
+        <w:spacing w:after="120"/>
+        <w:jc w:val="both"/>
+        <w:rPr>
+          <w:rFonts w:ascii="Times New Roman" w:hAnsi="Times New Roman" w:cs="Times New Roman"/>
+          <w:sz w:val="24"/>
+          <w:szCs w:val="24"/>
+        </w:rPr>
+      </w:pPr>
+      <w:r>
+        <w:rPr>
+          <w:rFonts w:ascii="Times New Roman" w:hAnsi="Times New Roman" w:cs="Times New Roman"/>
+          <w:i/>
+          <w:color w:val="FF0000"/>
+          <w:sz w:val="24"/>
+          <w:szCs w:val="24"/>
+        </w:rPr>
+        <w:t>Священик:</w:t>
+      </w:r>
+      <w:r>
+        <w:rPr>
+          <w:rFonts w:ascii="Times New Roman" w:hAnsi="Times New Roman" w:cs="Times New Roman"/>
+          <w:color w:val="FF0000"/>
+          <w:sz w:val="24"/>
+          <w:szCs w:val="24"/>
+        </w:rPr>
+        <w:t> </w:t>
       </w:r>
       <w:r>
         <w:rPr>
@@ -6711,7 +8166,7 @@
           <w:sz w:val="24"/>
           <w:szCs w:val="24"/>
         </w:rPr>
-        <w:t xml:space="preserve"> і всіх святих, помилує і спасе нас, як благий і Людинолюбець.</w:t>
+        <w:t xml:space="preserve"> і всіх святих, помилує і спасе нас, як благий і чоловіколюбець.</w:t>
       </w:r>
     </w:p>
     <w:p>
@@ -6909,7 +8364,7 @@
           <w:sz w:val="24"/>
           <w:szCs w:val="24"/>
         </w:rPr>
-        <w:t>Священник</w:t>
+        <w:t>Священик</w:t>
       </w:r>
       <w:r>
         <w:rPr>
@@ -6985,7 +8440,7 @@
           <w:sz w:val="24"/>
           <w:szCs w:val="24"/>
         </w:rPr>
-        <w:t>(3 р.)</w:t>
+        <w:t>(3 р.)</w:t>
       </w:r>
       <w:r>
         <w:rPr>
@@ -7033,7 +8488,7 @@
           <w:sz w:val="24"/>
           <w:szCs w:val="24"/>
         </w:rPr>
-        <w:t>(2 р.)</w:t>
+        <w:t>(2 р.)</w:t>
       </w:r>
       <w:r>
         <w:rPr>
@@ -9241,7 +10696,7 @@
           <w:sz w:val="24"/>
           <w:szCs w:val="24"/>
         </w:rPr>
-        <w:t>(3 р.)</w:t>
+        <w:t>(3 р.)</w:t>
       </w:r>
     </w:p>
     <w:p>
@@ -9306,429 +10761,330 @@
       <w:pPr>
         <w:spacing w:after="120"/>
         <w:jc w:val="both"/>
-      </w:pPr>
-      <w:r>
-        <w:rPr>
-          <w:rFonts w:ascii="Times New Roman" w:hAnsi="Times New Roman"/>
-          <w:color w:val="FF0000"/>
-          <w:sz w:val="24"/>
-        </w:rPr>
-        <w:t xml:space="preserve">1. </w:t>
-      </w:r>
-      <w:r>
-        <w:rPr>
-          <w:rFonts w:ascii="Times New Roman" w:hAnsi="Times New Roman"/>
-          <w:sz w:val="24"/>
-        </w:rPr>
-        <w:t xml:space="preserve">Благодаримо </w:t>
-      </w:r>
-      <w:r>
-        <w:rPr>
-          <w:rFonts w:ascii="Times New Roman" w:hAnsi="Times New Roman"/>
-          <w:color w:val="000000"/>
-          <w:sz w:val="24"/>
-        </w:rPr>
-        <w:t>Т</w:t>
-      </w:r>
-      <w:r>
-        <w:rPr>
-          <w:rFonts w:ascii="Times New Roman" w:hAnsi="Times New Roman"/>
-          <w:sz w:val="24"/>
-        </w:rPr>
-        <w:t>е</w:t>
-      </w:r>
-      <w:r>
-        <w:rPr>
-          <w:rFonts w:ascii="Times New Roman" w:hAnsi="Times New Roman"/>
-          <w:color w:val="000000"/>
-          <w:sz w:val="24"/>
-        </w:rPr>
-        <w:t>б</w:t>
-      </w:r>
-      <w:r>
-        <w:rPr>
-          <w:rFonts w:ascii="Times New Roman" w:hAnsi="Times New Roman"/>
-          <w:sz w:val="24"/>
-        </w:rPr>
-        <w:t>е</w:t>
-      </w:r>
-      <w:r>
-        <w:rPr>
-          <w:rFonts w:ascii="Times New Roman" w:hAnsi="Times New Roman"/>
-          <w:color w:val="000000"/>
-          <w:sz w:val="24"/>
-        </w:rPr>
-        <w:t>, Господи, Боже наш, що підняв нас із постелі нашої і вклав в уста наші слово хвали, щоб поклонятися і призивати ім'я Твоє святе. Ми умоляємо Твоє милосердя, яке Ти завжди виявляв у нашому житті. Пошли поміч свою людям, що стоять перед лицем святої слави Твоєї і дожидають від Тебе багатої милости; і дай нам, що зо страхом і любов'ю завжди Тобі служимо, хвалити несказанну Твою доброту. Бо Тобі належить усяка слава, честь і поклоніння: Отцю, і Сину, і Святому Духові, нині і повсякчас, і на віки віків. Амінь.</w:t>
-      </w:r>
-    </w:p>
-    <w:p>
-      <w:pPr>
-        <w:spacing w:after="120"/>
-        <w:jc w:val="both"/>
-      </w:pPr>
-      <w:r>
-        <w:rPr>
-          <w:rFonts w:ascii="Times New Roman" w:hAnsi="Times New Roman"/>
-          <w:color w:val="FF0000"/>
-          <w:sz w:val="24"/>
-        </w:rPr>
-        <w:t xml:space="preserve">2. </w:t>
-      </w:r>
-      <w:r>
-        <w:rPr>
-          <w:rFonts w:ascii="Times New Roman" w:hAnsi="Times New Roman"/>
-          <w:color w:val="000000"/>
-          <w:sz w:val="24"/>
-        </w:rPr>
-        <w:t>Від ночі лине дух наш до Тебе, Боже, бо світлом є повеління Твої на землі. Навчи нас у страсі Твоєму виконувати правду й добро, бо Тебе славимо як правдивого Бога нашого. Прихили вухо своє і вислухай нас, і пом'яни, Господи, тих, що є та що моляться з нами, всіх по імені, і спаси їх силою Твоєю. Благослови людей Твоїх і освяти спадкоємство Твоє: мир світові Твоєму даруй, церквам Твоїм, Священникам, владі, і всім людям. Хай благословиться і прославляється всечесне і величне ім'я Твоє, Отця, і Сина, і Святого Духа, нині і повсякчас, і на віки віків. Амінь.</w:t>
-      </w:r>
-    </w:p>
-    <w:p>
-      <w:pPr>
-        <w:spacing w:after="120"/>
-        <w:jc w:val="both"/>
-      </w:pPr>
-      <w:r>
-        <w:rPr>
-          <w:rFonts w:ascii="Times New Roman" w:hAnsi="Times New Roman"/>
-          <w:color w:val="FF0000"/>
-          <w:sz w:val="24"/>
+        <w:rPr>
+          <w:rFonts w:ascii="Times New Roman" w:hAnsi="Times New Roman" w:cs="Times New Roman"/>
+          <w:color w:val="000000"/>
+          <w:sz w:val="24"/>
+          <w:szCs w:val="24"/>
+        </w:rPr>
+      </w:pPr>
+      <w:r>
+        <w:rPr>
+          <w:rFonts w:ascii="Times New Roman" w:hAnsi="Times New Roman" w:cs="Times New Roman"/>
+          <w:color w:val="FF0000"/>
+          <w:sz w:val="24"/>
+          <w:szCs w:val="24"/>
+        </w:rPr>
+        <w:t>1. </w:t>
+      </w:r>
+      <w:r>
+        <w:rPr>
+          <w:rFonts w:ascii="Times New Roman" w:hAnsi="Times New Roman" w:cs="Times New Roman"/>
+          <w:color w:val="000000"/>
+          <w:sz w:val="24"/>
+          <w:szCs w:val="24"/>
+        </w:rPr>
+        <w:t>Дякуємо тобі, Господи, Боже наш, що підняв нас із постелі нашої і вклав в уста наші слово хвали, щоб поклонятися і призивати ім'я твоє святе. Ми умоляємо твоє милосердя, яке ти завжди виявляв у нашому житті. Пошли поміч свою людям, що стоять перед лицем святої слави твоєї і дожидають від тебе багатої милости; і дай нам, що зо страхом і любов'ю завжди тобі служимо, хвалити несказанну твою доброту. Бо тобі належить усяка слава, честь і поклоніння: Отцю, і Сину, і Святому Духові, нині і повсякчас, і на віки віків. Амінь.</w:t>
+      </w:r>
+    </w:p>
+    <w:p>
+      <w:pPr>
+        <w:spacing w:after="120"/>
+        <w:jc w:val="both"/>
+        <w:rPr>
+          <w:rFonts w:ascii="Times New Roman" w:hAnsi="Times New Roman" w:cs="Times New Roman"/>
+          <w:color w:val="000000"/>
+          <w:sz w:val="24"/>
+          <w:szCs w:val="24"/>
+        </w:rPr>
+      </w:pPr>
+      <w:r>
+        <w:rPr>
+          <w:rFonts w:ascii="Times New Roman" w:hAnsi="Times New Roman" w:cs="Times New Roman"/>
+          <w:color w:val="FF0000"/>
+          <w:sz w:val="24"/>
+          <w:szCs w:val="24"/>
+        </w:rPr>
+        <w:t>2. </w:t>
+      </w:r>
+      <w:r>
+        <w:rPr>
+          <w:rFonts w:ascii="Times New Roman" w:hAnsi="Times New Roman" w:cs="Times New Roman"/>
+          <w:color w:val="000000"/>
+          <w:sz w:val="24"/>
+          <w:szCs w:val="24"/>
+        </w:rPr>
+        <w:t>Від ночі лине дух наш до тебе, Боже, бо світлом є повеління твої на землі. Навчи нас у страсі твоєму виконувати правду й добро, бо тебе славимо як правдивого Бога нашого. Прихили вухо своє і вислухай нас, і пом'яни, Господи, тих, що є та що моляться з нами, всіх по імені, і спаси їх силою твоєю. Благослови людей твоїх і освяти спадкоємство твоє: мир світові твоєму даруй, церквам твоїм, священикам, владі, і всім людям. Хай благословиться і прославляється всечесне і величне ім'я твоє, Отця, і Сина, і Святого Духа, нині і повсякчас, і на віки віків. Амінь.</w:t>
+      </w:r>
+    </w:p>
+    <w:p>
+      <w:pPr>
+        <w:spacing w:after="120"/>
+        <w:jc w:val="both"/>
+        <w:rPr>
+          <w:rFonts w:ascii="Times New Roman" w:hAnsi="Times New Roman" w:cs="Times New Roman"/>
+          <w:color w:val="000000"/>
+          <w:sz w:val="24"/>
+          <w:szCs w:val="24"/>
+        </w:rPr>
+      </w:pPr>
+      <w:r>
+        <w:rPr>
+          <w:rFonts w:ascii="Times New Roman" w:hAnsi="Times New Roman" w:cs="Times New Roman"/>
+          <w:color w:val="FF0000"/>
+          <w:sz w:val="24"/>
+          <w:szCs w:val="24"/>
         </w:rPr>
         <w:t>3.</w:t>
       </w:r>
       <w:r>
         <w:rPr>
-          <w:rFonts w:ascii="Times New Roman" w:hAnsi="Times New Roman"/>
-          <w:color w:val="000000"/>
-          <w:sz w:val="24"/>
-        </w:rPr>
-        <w:t xml:space="preserve"> Від ночі лине дух наш до Тебе, Боже, бо світлом є повеління Твої. Навчи нас, Боже, правди Твоєї, заповідей Твоїх і виправдань Твоїх. Просвіти наші духовні очі, щоб ми не заснули в гріхах на смерть. Віджени всяку мряку від сердець наших, даруй нам сонце правди і охорони життя наше знаменням і печаттю Святого Твого Духа. Направ стопи наші на шлях мирний, дай нам бачити ранішній день у радості, щоб ми Тобі засилали ранішні молитви, бо Твоє є володіння і Твоє є царство і сила, і слава Отця, і Сина, і Святого Духа, нині і повсякчас, і на віки віків. Амінь.</w:t>
-      </w:r>
-    </w:p>
-    <w:p>
-      <w:pPr>
-        <w:spacing w:after="120"/>
-        <w:jc w:val="both"/>
-      </w:pPr>
-      <w:r>
-        <w:rPr>
-          <w:rFonts w:ascii="Times New Roman" w:hAnsi="Times New Roman"/>
-          <w:color w:val="FF0000"/>
-          <w:sz w:val="24"/>
+          <w:rFonts w:ascii="Times New Roman" w:hAnsi="Times New Roman" w:cs="Times New Roman"/>
+          <w:color w:val="000000"/>
+          <w:sz w:val="24"/>
+          <w:szCs w:val="24"/>
+        </w:rPr>
+        <w:t> Від ночі лине дух наш до тебе, Боже, бо світлом є повеління твої. Навчи нас, Боже, правди твоєї, заповідей твоїх і виправдань твоїх. Просвіти наші духовні очі, щоб ми не заснули в гріхах на смерть. Віджени всяку мряку від сердець наших, даруй нам сонце правди і охорони життя наше знаменням і печаттю Святого твого Духа. Направ стопи наші на шлях мирний, дай нам бачити ранішній день у радості, щоб ми тобі засилали ранішні молитви, бо твоє є володіння і твоє є царство і сила, і слава Отця, і Сина, і Святого Духа, нині і повсякчас, і на віки віків. Амінь.</w:t>
+      </w:r>
+    </w:p>
+    <w:p>
+      <w:pPr>
+        <w:spacing w:after="120"/>
+        <w:jc w:val="both"/>
+        <w:rPr>
+          <w:rFonts w:ascii="Times New Roman" w:hAnsi="Times New Roman" w:cs="Times New Roman"/>
+          <w:color w:val="000000"/>
+          <w:sz w:val="24"/>
+          <w:szCs w:val="24"/>
+        </w:rPr>
+      </w:pPr>
+      <w:r>
+        <w:rPr>
+          <w:rFonts w:ascii="Times New Roman" w:hAnsi="Times New Roman" w:cs="Times New Roman"/>
+          <w:color w:val="FF0000"/>
+          <w:sz w:val="24"/>
+          <w:szCs w:val="24"/>
         </w:rPr>
         <w:t>4.</w:t>
       </w:r>
       <w:r>
         <w:rPr>
-          <w:rFonts w:ascii="Times New Roman" w:hAnsi="Times New Roman"/>
-          <w:color w:val="000000"/>
-          <w:sz w:val="24"/>
-        </w:rPr>
-        <w:t xml:space="preserve"> Владико, Боже святий і неосяжний, що казав із темряви світлові засіяти, що заспокоїв нас у нічному сні й підвів до величання і моління Твоєї доброти! Ти, що даєш себе умолити задля свого милосердя, прийми і нині нас, що поклоняємося Тобі й по силі </w:t>
-      </w:r>
-      <w:r>
-        <w:rPr>
-          <w:rFonts w:ascii="Times New Roman" w:hAnsi="Times New Roman"/>
-          <w:sz w:val="24"/>
-        </w:rPr>
-        <w:t xml:space="preserve">благодаримо </w:t>
-      </w:r>
-      <w:r>
-        <w:rPr>
-          <w:rFonts w:ascii="Times New Roman" w:hAnsi="Times New Roman"/>
-          <w:color w:val="000000"/>
-          <w:sz w:val="24"/>
-        </w:rPr>
-        <w:t>Т</w:t>
-      </w:r>
-      <w:r>
-        <w:rPr>
-          <w:rFonts w:ascii="Times New Roman" w:hAnsi="Times New Roman"/>
-          <w:sz w:val="24"/>
-        </w:rPr>
-        <w:t>ебе</w:t>
-      </w:r>
-      <w:r>
-        <w:rPr>
-          <w:rFonts w:ascii="Times New Roman" w:hAnsi="Times New Roman"/>
-          <w:color w:val="000000"/>
-          <w:sz w:val="24"/>
-        </w:rPr>
-        <w:t xml:space="preserve">; і даруй нам те, чого просимо задля спасіння. Вчини нас синами світла і дня та спадкоємцями вічних Твоїх </w:t>
-      </w:r>
-      <w:r>
-        <w:rPr>
-          <w:rFonts w:ascii="Times New Roman" w:hAnsi="Times New Roman"/>
-          <w:sz w:val="24"/>
-        </w:rPr>
-        <w:t>благ</w:t>
-      </w:r>
-      <w:r>
-        <w:rPr>
-          <w:rFonts w:ascii="Times New Roman" w:hAnsi="Times New Roman"/>
-          <w:color w:val="000000"/>
-          <w:sz w:val="24"/>
-        </w:rPr>
-        <w:t>. Пом'яни, Господи, за багатством ласк Твоїх усіх людей, що є і моляться з нами, і всю братію нашу на землі й на морі, і на всякому місці володіння Твого, що потребують Твоєї любови й помочі. Усім вияви велику Твою милість, щоб спасенні, як душею так і тілом, завжди перебували й відважно славили чудне й благословенне ім'я Твоє, бо Ти Бог милости і ласк, і любови, і Тобі славу возсилаємо: Отцю, і Сину, і Святому Духові, нині і повсякчас, і на віки віків. Амінь.</w:t>
-      </w:r>
-    </w:p>
-    <w:p>
-      <w:pPr>
-        <w:spacing w:after="120"/>
-        <w:jc w:val="both"/>
-      </w:pPr>
-      <w:r>
-        <w:rPr>
-          <w:rFonts w:ascii="Times New Roman" w:hAnsi="Times New Roman"/>
-          <w:color w:val="FF0000"/>
-          <w:sz w:val="24"/>
+          <w:rFonts w:ascii="Times New Roman" w:hAnsi="Times New Roman" w:cs="Times New Roman"/>
+          <w:color w:val="000000"/>
+          <w:sz w:val="24"/>
+          <w:szCs w:val="24"/>
+        </w:rPr>
+        <w:t> Владико, Боже святий і неосяжний, що казав із темряви світлові засіяти, що заспокоїв нас у нічному сні й підвів до величання і моління твоєї доброти! Ти, що даєш себе умолити задля свого милосердя, прийми і нині нас, що поклоняємося тобі й по силі дякуємо тобі; і даруй нам те, чого просимо задля спасіння. Вчини нас синами світла і дня та спадкоємцями вічних твоїх дібр. Пом'яни, Господи, за багатством ласк твоїх усіх людей, що є і моляться з нами, і всю братію нашу на землі й на морі, і на всякому місці володіння твого, що потребують твоєї любови й помочі. Усім вияви велику твою милість, щоб спасенні, як душею так і тілом, завжди перебували й відважно славили чудне й благословенне ім'я твоє, бо ти Бог милости і ласк, і любови, і тобі славу віддаємо: Отцю, і Сину, і Святому Духові, нині і повсякчас, і на віки віків. Амінь.</w:t>
+      </w:r>
+    </w:p>
+    <w:p>
+      <w:pPr>
+        <w:spacing w:after="120"/>
+        <w:jc w:val="both"/>
+        <w:rPr>
+          <w:rFonts w:ascii="Times New Roman" w:hAnsi="Times New Roman" w:cs="Times New Roman"/>
+          <w:color w:val="000000"/>
+          <w:sz w:val="24"/>
+          <w:szCs w:val="24"/>
+        </w:rPr>
+      </w:pPr>
+      <w:r>
+        <w:rPr>
+          <w:rFonts w:ascii="Times New Roman" w:hAnsi="Times New Roman" w:cs="Times New Roman"/>
+          <w:color w:val="FF0000"/>
+          <w:sz w:val="24"/>
+          <w:szCs w:val="24"/>
         </w:rPr>
         <w:t>5.</w:t>
       </w:r>
       <w:r>
         <w:rPr>
-          <w:rFonts w:ascii="Times New Roman" w:hAnsi="Times New Roman"/>
-          <w:color w:val="000000"/>
-          <w:sz w:val="24"/>
-        </w:rPr>
-        <w:t xml:space="preserve"> Скарб</w:t>
-      </w:r>
-      <w:r>
-        <w:rPr>
-          <w:rFonts w:ascii="Times New Roman" w:hAnsi="Times New Roman"/>
-          <w:sz w:val="24"/>
-        </w:rPr>
-        <w:t>нице</w:t>
-      </w:r>
-      <w:r>
-        <w:rPr>
-          <w:rFonts w:ascii="Times New Roman" w:hAnsi="Times New Roman"/>
-          <w:color w:val="000000"/>
-          <w:sz w:val="24"/>
-        </w:rPr>
-        <w:t xml:space="preserve"> </w:t>
-      </w:r>
-      <w:r>
-        <w:rPr>
-          <w:rFonts w:ascii="Times New Roman" w:hAnsi="Times New Roman"/>
-          <w:sz w:val="24"/>
-        </w:rPr>
-        <w:t>благ</w:t>
-      </w:r>
-      <w:r>
-        <w:rPr>
-          <w:rFonts w:ascii="Times New Roman" w:hAnsi="Times New Roman"/>
-          <w:color w:val="000000"/>
-          <w:sz w:val="24"/>
-        </w:rPr>
-        <w:t>, джерело невисихаюче, Отче святий, чудотворче всесильний і вседержителю! Усі Тобі поклоняємося і Тобі молимося та Твої милості і Твої ласки призиваємо на поміч і на заступництво нашій смиренності. Пом'яни, Господи, слуг Твоїх, прийми від усіх нас ранішні моління, як кадило перед Тобою; ні одного з нас не вчини нездатним, але всіх нас зберігай ласками Твоїми. Пом'яни, Господи, тих, що чувають і співають на славу Твою і єдинородного Твого Сина і Бога нашого, і Святого Твого Духа. Будь їм помічником і заступником; прийми їх молитви на наднебесний і духовний Твій жертовник, бо Ти Бог наш, і Тобі славу возсилаємо: Отцю, і Сину, і Святому Духові, нині і повсякчас, і на віки віків. Амінь.</w:t>
-      </w:r>
-    </w:p>
-    <w:p>
-      <w:pPr>
-        <w:spacing w:after="120"/>
-        <w:jc w:val="both"/>
-      </w:pPr>
-      <w:r>
-        <w:rPr>
-          <w:rFonts w:ascii="Times New Roman" w:hAnsi="Times New Roman"/>
-          <w:color w:val="FF0000"/>
-          <w:sz w:val="24"/>
-        </w:rPr>
-        <w:t xml:space="preserve">6. </w:t>
-      </w:r>
-      <w:r>
-        <w:rPr>
-          <w:rFonts w:ascii="Times New Roman" w:hAnsi="Times New Roman"/>
-          <w:sz w:val="24"/>
-        </w:rPr>
-        <w:t>Благодаримо</w:t>
-      </w:r>
-      <w:r>
-        <w:rPr>
-          <w:rFonts w:ascii="Times New Roman" w:hAnsi="Times New Roman"/>
-          <w:color w:val="000000"/>
-          <w:sz w:val="24"/>
-        </w:rPr>
-        <w:t xml:space="preserve"> Т</w:t>
-      </w:r>
-      <w:r>
-        <w:rPr>
-          <w:rFonts w:ascii="Times New Roman" w:hAnsi="Times New Roman"/>
-          <w:sz w:val="24"/>
-        </w:rPr>
-        <w:t>е</w:t>
-      </w:r>
-      <w:r>
-        <w:rPr>
-          <w:rFonts w:ascii="Times New Roman" w:hAnsi="Times New Roman"/>
-          <w:color w:val="000000"/>
-          <w:sz w:val="24"/>
-        </w:rPr>
-        <w:t>б</w:t>
-      </w:r>
-      <w:r>
-        <w:rPr>
-          <w:rFonts w:ascii="Times New Roman" w:hAnsi="Times New Roman"/>
-          <w:sz w:val="24"/>
-        </w:rPr>
-        <w:t>е</w:t>
-      </w:r>
-      <w:r>
-        <w:rPr>
-          <w:rFonts w:ascii="Times New Roman" w:hAnsi="Times New Roman"/>
-          <w:color w:val="000000"/>
-          <w:sz w:val="24"/>
-        </w:rPr>
-        <w:t>, Господи, Боже спасіння нашого, бо Ти все робиш для добра життя нашого, щоб ми завжди на Тебе споглядали, Спасителю й Доброчинцю душ наших. Бо Ти дав спокій нам у час минулої ночі й підвів нас, щоб ми поклонялися величному імені Твоєму. Тому молимо Тебе, Господи: Дай нам ласку й силу, щоб ми стали гідними співати Тобі розумно й молитися безупинно та в страсі і тремтінні над нашим спасінням працювали, при заступництві Христа Твого. Пом'яни, Господи, і тих, що вночі до Тебе кличуть. Вислухай їх і помилуй, і круши під ноги їх невидимих і войовничих ворогів. Бо Ти Цар миру і Спас душ наших, і Тобі славу возсилаємо: Отцю і Сину, і Святому Духові, нині і повсякчас, і на віки віків. Амінь.</w:t>
-      </w:r>
-    </w:p>
-    <w:p>
-      <w:pPr>
-        <w:spacing w:after="120"/>
-        <w:jc w:val="both"/>
-      </w:pPr>
-      <w:r>
-        <w:rPr>
-          <w:rFonts w:ascii="Times New Roman" w:hAnsi="Times New Roman"/>
-          <w:color w:val="FF0000"/>
-          <w:sz w:val="24"/>
+          <w:rFonts w:ascii="Times New Roman" w:hAnsi="Times New Roman" w:cs="Times New Roman"/>
+          <w:color w:val="000000"/>
+          <w:sz w:val="24"/>
+          <w:szCs w:val="24"/>
+        </w:rPr>
+        <w:t> Скарбе добра, джерело невисихаюче, Отче святий, чудотворче всесильний і вседержителю! Усі тобі поклоняємося і тобі молимося та твої милості і твої ласки призиваємо на поміч і на заступництво нашій смиренності. Пом'яни, Господи, слуг твоїх, прийми від усіх нас ранішні моління, як кадило перед тобою; ні одного з нас не вчини нездатним, але всіх нас зберігай ласками твоїми. Пом'яни, Господи, тих, що чувають і співають на славу твою і єдинородного твого Сина і Бога нашого, і Святого твого Духа. Будь їм помічником і заступником; прийми їх молитви на наднебесний і духовний твій жертовник, бо ти Бог наш, і Тобі славу віддаємо: Отцю, і Сину, і Святому Духові, нині і повсякчас, і на віки віків. Амінь.</w:t>
+      </w:r>
+    </w:p>
+    <w:p>
+      <w:pPr>
+        <w:spacing w:after="120"/>
+        <w:jc w:val="both"/>
+        <w:rPr>
+          <w:rFonts w:ascii="Times New Roman" w:hAnsi="Times New Roman" w:cs="Times New Roman"/>
+          <w:color w:val="000000"/>
+          <w:sz w:val="24"/>
+          <w:szCs w:val="24"/>
+        </w:rPr>
+      </w:pPr>
+      <w:r>
+        <w:rPr>
+          <w:rFonts w:ascii="Times New Roman" w:hAnsi="Times New Roman" w:cs="Times New Roman"/>
+          <w:color w:val="FF0000"/>
+          <w:sz w:val="24"/>
+          <w:szCs w:val="24"/>
+        </w:rPr>
+        <w:t>6. </w:t>
+      </w:r>
+      <w:r>
+        <w:rPr>
+          <w:rFonts w:ascii="Times New Roman" w:hAnsi="Times New Roman" w:cs="Times New Roman"/>
+          <w:color w:val="000000"/>
+          <w:sz w:val="24"/>
+          <w:szCs w:val="24"/>
+        </w:rPr>
+        <w:t>Дякуємо тобі, Господи, Боже спасіння нашого, бо ти все робиш для добра життя нашого, щоб ми завжди на тебе споглядали, Спасителю й Доброчинцю душ наших. Бо ти дав спокій нам у час минулої ночі й підвів нас, щоб ми поклонялися величному імені твоєму. Тому молимо тебе, Господи: Дай нам ласку й силу, щоб ми стали гідними співати тобі розумно й молитися безупинно та в страсі і тремтінні над нашим спасінням працювали, при заступництві Христа твого. Пом'яни, Господи, і тих, що вночі до тебе кличуть. Вислухай їх і помилуй, і круши під ноги їх невидимих і войовничих ворогів. Бо ти Цар миру і Спас душ наших, і тобі славу віддаємо: Отцю і Сину, і Святому Духові, нині і повсякчас, і на віки віків. Амінь.</w:t>
+      </w:r>
+    </w:p>
+    <w:p>
+      <w:pPr>
+        <w:spacing w:after="120"/>
+        <w:jc w:val="both"/>
+        <w:rPr>
+          <w:rFonts w:ascii="Times New Roman" w:hAnsi="Times New Roman" w:cs="Times New Roman"/>
+          <w:color w:val="000000"/>
+          <w:sz w:val="24"/>
+          <w:szCs w:val="24"/>
+        </w:rPr>
+      </w:pPr>
+      <w:r>
+        <w:rPr>
+          <w:rFonts w:ascii="Times New Roman" w:hAnsi="Times New Roman" w:cs="Times New Roman"/>
+          <w:color w:val="FF0000"/>
+          <w:sz w:val="24"/>
+          <w:szCs w:val="24"/>
         </w:rPr>
         <w:t>7.</w:t>
       </w:r>
       <w:r>
         <w:rPr>
-          <w:rFonts w:ascii="Times New Roman" w:hAnsi="Times New Roman"/>
-          <w:color w:val="000000"/>
-          <w:sz w:val="24"/>
-        </w:rPr>
-        <w:t xml:space="preserve"> Боже й Отче Господа нашого Ісуса Христа! Ти підніс нас з постелі нашої і зібрав на годину молитви. Дай нам ласку відкрити уста наші і прийми наші подяки, що в наших силах, і навчи нас установ Твоїх. Бо молитися як слід не вміємо, якщо Ти, Господи, святим Твоїм Духом не навчиш нас. Тому молимося Тобі: Даруй і прости, якщо ми згрішили аж до теперішньої години словом або ділом, або думкою, добровільно або недобровільно. Бо коли на провини будеш дивитися, Господи, Господи, то хто встоїться, бо в Тебе є прощення. Ти один святий, допоміжник сильний, захисник життя нашого, і Тебе ми завжди оспівуватимемо. Нехай буде сила Царства Твого завжди благословенна і вельми прославлювана: Отця, і Сина, і Святого Духа, нині і повсякчас, і на віки віків. Амінь.</w:t>
-      </w:r>
-    </w:p>
-    <w:p>
-      <w:pPr>
-        <w:spacing w:after="120"/>
-        <w:jc w:val="both"/>
-      </w:pPr>
-      <w:r>
-        <w:rPr>
-          <w:rFonts w:ascii="Times New Roman" w:hAnsi="Times New Roman"/>
-          <w:color w:val="FF0000"/>
-          <w:sz w:val="24"/>
-        </w:rPr>
-        <w:t xml:space="preserve">8. </w:t>
-      </w:r>
-      <w:r>
-        <w:rPr>
-          <w:rFonts w:ascii="Times New Roman" w:hAnsi="Times New Roman"/>
-          <w:color w:val="000000"/>
-          <w:sz w:val="24"/>
-        </w:rPr>
-        <w:t>Господи, Боже наш, що сонну неміч забрав від нас і покликав нас візванням святим, щоб і вночі підносити руки наші і прославляти Тебе за справедливі Твої присуди. Прийми благання наші, моління, визнавання, нічні служби і даруй нам, Боже, віру бездоганну, надію впевнену, любов нелицемірну. Благослови наші входи й виходи, вчинки, слова, діла й думки; і дай нам дочекатися початку дня, нам, що хвалять й оспівують, і благословлять добрість Твоєї несказанної сили, щоб було благословенне Твоє пресвяте ім'я і прославлене Твоє царство: Отця, і Сина, і Святого Духа, нині і повсякчас, і на віки віків. Амінь.</w:t>
-      </w:r>
-    </w:p>
-    <w:p>
-      <w:pPr>
-        <w:spacing w:after="120"/>
-        <w:jc w:val="both"/>
-      </w:pPr>
-      <w:r>
-        <w:rPr>
-          <w:rFonts w:ascii="Times New Roman" w:hAnsi="Times New Roman"/>
-          <w:color w:val="FF0000"/>
-          <w:sz w:val="24"/>
+          <w:rFonts w:ascii="Times New Roman" w:hAnsi="Times New Roman" w:cs="Times New Roman"/>
+          <w:color w:val="000000"/>
+          <w:sz w:val="24"/>
+          <w:szCs w:val="24"/>
+        </w:rPr>
+        <w:t> Боже й Отче Господа нашого Ісуса Христа! Ти підніс нас з постелі нашої і зібрав на годину молитви. Дай нам ласку відкрити уста наші і прийми наші подяки, що в наших силах, і навчи нас установ твоїх. Бо молитися як слід не вміємо, якщо ти, Господи, святим твоїм Духом не навчиш нас. Тому молимося тобі: Даруй і прости, якщо ми згрішили аж дотеперішньої години словом або ділом, або думкою, добровільно або недобровільно. Бо коли на провини будеш дивитися, Господи, Господи, то хто встоїться, бо в тебе є прощення. Ти один святий, допоміжник сильний, захисник життя нашого, і тебе ми завжди оспівуватимемо. Нехай буде сила Царства твого завжди благословенна і вельми прославлювана: Отця, і Сина, і Святого Духа, нині і повсякчас, і на віки віків. Амінь.</w:t>
+      </w:r>
+    </w:p>
+    <w:p>
+      <w:pPr>
+        <w:spacing w:after="120"/>
+        <w:jc w:val="both"/>
+        <w:rPr>
+          <w:rFonts w:ascii="Times New Roman" w:hAnsi="Times New Roman" w:cs="Times New Roman"/>
+          <w:color w:val="000000"/>
+          <w:sz w:val="24"/>
+          <w:szCs w:val="24"/>
+        </w:rPr>
+      </w:pPr>
+      <w:r>
+        <w:rPr>
+          <w:rFonts w:ascii="Times New Roman" w:hAnsi="Times New Roman" w:cs="Times New Roman"/>
+          <w:color w:val="FF0000"/>
+          <w:sz w:val="24"/>
+          <w:szCs w:val="24"/>
+        </w:rPr>
+        <w:t>8. </w:t>
+      </w:r>
+      <w:r>
+        <w:rPr>
+          <w:rFonts w:ascii="Times New Roman" w:hAnsi="Times New Roman" w:cs="Times New Roman"/>
+          <w:color w:val="000000"/>
+          <w:sz w:val="24"/>
+          <w:szCs w:val="24"/>
+        </w:rPr>
+        <w:t>Господи, Боже наш, що сонну неміч забрав від нас і покликав нас візванням святим, щоб і вночі підносити руки наші і прославляти тебе за справедливі твої присуди. Прийми благання наші, моління, визнавання, нічні служби і даруй нам, Боже, віру бездоганну, надію впевнену, любов нелицемірну. Благослови наші входи й виходи, вчинки, слова, діла й думки; і дай нам дочекатися початку дня, нам, що хвалять й оспівують, і благословлять добрість твоєї несказанної сили, щоб було благословенне твоє пресвяте ім'я і прославлене твоє царство: Отця, і Сина, і Святого Духа, нині і повсякчас, і на віки віків. Амінь.</w:t>
+      </w:r>
+    </w:p>
+    <w:p>
+      <w:pPr>
+        <w:spacing w:after="120"/>
+        <w:jc w:val="both"/>
+        <w:rPr>
+          <w:rFonts w:ascii="Times New Roman" w:hAnsi="Times New Roman" w:cs="Times New Roman"/>
+          <w:color w:val="000000"/>
+          <w:sz w:val="24"/>
+          <w:szCs w:val="24"/>
+        </w:rPr>
+      </w:pPr>
+      <w:r>
+        <w:rPr>
+          <w:rFonts w:ascii="Times New Roman" w:hAnsi="Times New Roman" w:cs="Times New Roman"/>
+          <w:color w:val="FF0000"/>
+          <w:sz w:val="24"/>
+          <w:szCs w:val="24"/>
         </w:rPr>
         <w:t>9.</w:t>
       </w:r>
       <w:r>
         <w:rPr>
-          <w:rFonts w:ascii="Times New Roman" w:hAnsi="Times New Roman"/>
-          <w:color w:val="000000"/>
-          <w:sz w:val="24"/>
-        </w:rPr>
-        <w:t xml:space="preserve"> Господи, Боже наш! Ти за покаяння дарував людям відпущення, нам же, як образ пізнання і визнання гріхів, показав покаяння і прощення пророка Давида. Тож, Владико, помилуй з великої милости Твоєї нас, що в чимало великих гріхів впали, і по багатстві ласк Твоїх очисти беззаконня наші, бо перед Тобою згрішили ми, Господи, що невідомі й таємні речі серця людського знаєш, і єдиний Ти маєш владу прощати гріхи. Серце ж чисте вчини в нас </w:t>
-      </w:r>
-      <w:r>
-        <w:rPr>
-          <w:rFonts w:ascii="Times New Roman" w:hAnsi="Times New Roman"/>
-          <w:color w:val="000000"/>
-          <w:sz w:val="24"/>
-        </w:rPr>
-        <w:t>і Духом владичним утверди нас, і радість спасіння Твого яви нам. Не відкинь нас від лиця Твого, але дозволь, як благий і людинолюбний, аж до останнього нашого віддиху появляти Тобі жертву справедливости й приноси на святих Твоїх жертовниках, милістю і ласками і людинолюб'ям єдинородного Сина Твого, з яким Ти є благословенний з пресвятим, добрим і животворчим Твоїм Духом, нині й повсякчас, і на віки віків. Амінь.</w:t>
-      </w:r>
-    </w:p>
-    <w:p>
-      <w:pPr>
-        <w:spacing w:after="120"/>
-        <w:jc w:val="both"/>
-      </w:pPr>
-      <w:r>
-        <w:rPr>
-          <w:rFonts w:ascii="Times New Roman" w:hAnsi="Times New Roman"/>
-          <w:color w:val="FF0000"/>
-          <w:sz w:val="24"/>
+          <w:rFonts w:ascii="Times New Roman" w:hAnsi="Times New Roman" w:cs="Times New Roman"/>
+          <w:color w:val="000000"/>
+          <w:sz w:val="24"/>
+          <w:szCs w:val="24"/>
+        </w:rPr>
+        <w:t> Господи, Боже наш! Ти за покаяння дарував людям відпущення, нам же, як образ пізнання і визнання гріхів, показав покаяння і прощення пророка Давида. Тож, Владико, помилуй з великої милости твоєї нас, що в чимало великих гріхів впали, і по багатстві ласк твоїх очисти беззаконня наші, бо перед тобою згрішили ми, Господи, що невідомі й таємні речі серця людського знаєш, і єдиний ти маєш владу прощати гріхи. Серце ж чисте вчини в нас і Духом владичним утверди нас, і радість спасіння твого яви нам. Не відкинь нас від лиця твого, але дозволь, як Добрий і Чоловіколюбець, аж до останнього нашого віддиху появляти тобі жертву справедливости й приноси на святих твоїх жертовниках, милістю і ласками і чоловіколюб'ям єдинородного Сина твого, з яким ти є благословенний з пресвятим, добрим і животворящим твоїм Духом, нині й повсякчас, і на віки віків. Амінь.</w:t>
+      </w:r>
+    </w:p>
+    <w:p>
+      <w:pPr>
+        <w:spacing w:after="120"/>
+        <w:jc w:val="both"/>
+        <w:rPr>
+          <w:rFonts w:ascii="Times New Roman" w:hAnsi="Times New Roman" w:cs="Times New Roman"/>
+          <w:color w:val="000000"/>
+          <w:sz w:val="24"/>
+          <w:szCs w:val="24"/>
+        </w:rPr>
+      </w:pPr>
+      <w:r>
+        <w:rPr>
+          <w:rFonts w:ascii="Times New Roman" w:hAnsi="Times New Roman" w:cs="Times New Roman"/>
+          <w:color w:val="FF0000"/>
+          <w:sz w:val="24"/>
+          <w:szCs w:val="24"/>
         </w:rPr>
         <w:t>10.</w:t>
       </w:r>
       <w:r>
         <w:rPr>
-          <w:rFonts w:ascii="Times New Roman" w:hAnsi="Times New Roman"/>
-          <w:color w:val="000000"/>
-          <w:sz w:val="24"/>
-        </w:rPr>
-        <w:t xml:space="preserve"> Боже, Боже наш! Ти сотворив розумні й духовні сили Своєю волею. Тебе просимо й Тобі молимося: Прийми наші посильні величання з усіма Твоїми творіннями і збагати щедрими даруваннями Твоєї ласки. Бо перед Тобою згинається всяке коліно: на небі, на землі й під землею, і все, що живе, і все створіння оспівує неосяжну Твою славу, бо Ти Бог правдивий і вельми милостивий. Тебе бо хвалять усі небесні сили, і Тобі славу возсилаємо: Отцю, і Сину, і Святому Духові, нині і повсякчас, і на віки віків. Амінь.</w:t>
-      </w:r>
-    </w:p>
-    <w:p>
-      <w:pPr>
-        <w:spacing w:after="120"/>
-        <w:jc w:val="both"/>
-      </w:pPr>
-      <w:r>
-        <w:rPr>
-          <w:rFonts w:ascii="Times New Roman" w:hAnsi="Times New Roman"/>
-          <w:color w:val="FF0000"/>
-          <w:sz w:val="24"/>
-        </w:rPr>
-        <w:t xml:space="preserve">11. </w:t>
-      </w:r>
-      <w:r>
-        <w:rPr>
-          <w:rFonts w:ascii="Times New Roman" w:hAnsi="Times New Roman"/>
-          <w:color w:val="000000"/>
-          <w:sz w:val="24"/>
-        </w:rPr>
-        <w:t xml:space="preserve">Хвалимо, співаємо, благословимо і </w:t>
-      </w:r>
-      <w:r>
-        <w:rPr>
-          <w:rFonts w:ascii="Times New Roman" w:hAnsi="Times New Roman"/>
-          <w:sz w:val="24"/>
-        </w:rPr>
-        <w:t>благодаримо</w:t>
-      </w:r>
-      <w:r>
-        <w:rPr>
-          <w:rFonts w:ascii="Times New Roman" w:hAnsi="Times New Roman"/>
-          <w:color w:val="000000"/>
-          <w:sz w:val="24"/>
-        </w:rPr>
-        <w:t xml:space="preserve"> Т</w:t>
-      </w:r>
-      <w:r>
-        <w:rPr>
-          <w:rFonts w:ascii="Times New Roman" w:hAnsi="Times New Roman"/>
-          <w:sz w:val="24"/>
-        </w:rPr>
-        <w:t>ебе</w:t>
-      </w:r>
-      <w:r>
-        <w:rPr>
-          <w:rFonts w:ascii="Times New Roman" w:hAnsi="Times New Roman"/>
-          <w:color w:val="000000"/>
-          <w:sz w:val="24"/>
-        </w:rPr>
-        <w:t>, Боже батьків наших, бо Ти забрав тінь нічну і явив нам знову світло денне. Молимо Твою добрість: Милостивий будь для нас грішних і прийми молитву нашу задля великої Твоєї ласкавости, бо ми прибігаємо до Тебе, милостивого і всемогутнього Бога. Ти, що засвітив у серцях наших правдиве сонце справедливости Твоєї! Просвіти розум наш і почування всі зберігай, щоб, як у день, ходили ми пристойно шляхом заповідей Твоїх і дійшли до життя вічного, і стали гідними насолоджуватися недоступним Твоїм світлом. Бо в Тебе є джерело життя, Ти Бог наш і Тобі славу возсилаємо: Отцю, і Сину, і Святому Духові, нині і повсякчас, і на віки віків. Амінь.</w:t>
+          <w:rFonts w:ascii="Times New Roman" w:hAnsi="Times New Roman" w:cs="Times New Roman"/>
+          <w:color w:val="000000"/>
+          <w:sz w:val="24"/>
+          <w:szCs w:val="24"/>
+        </w:rPr>
+        <w:t> Боже, Боже наш! Ти сотворив розумні й духовні сили своєю волею. Тебе просимо й тобі молимося: Прийми наші посильні величання з усіма твоїми творіннями і збагати щедрими даруваннями твоєї ласки. Бо перед тобою згинається всяке коліно: на небі, на землі й під землею, і все, що живе, і все створіння оспівує неосяжну твою славу, бо ти Бог правдивий і вельми милостивий. Тебе бо хвалять усі небесні сили, і тобі славу віддаємо: Отцю, і Сину, і Святому Духові, нині і повсякчас, і на віки віків. Амінь.</w:t>
+      </w:r>
+    </w:p>
+    <w:p>
+      <w:pPr>
+        <w:spacing w:after="120"/>
+        <w:jc w:val="both"/>
+        <w:rPr>
+          <w:rFonts w:ascii="Times New Roman" w:hAnsi="Times New Roman" w:cs="Times New Roman"/>
+          <w:color w:val="FF0000"/>
+          <w:sz w:val="24"/>
+          <w:szCs w:val="24"/>
+        </w:rPr>
+      </w:pPr>
+      <w:r>
+        <w:rPr>
+          <w:rFonts w:ascii="Times New Roman" w:hAnsi="Times New Roman" w:cs="Times New Roman"/>
+          <w:color w:val="FF0000"/>
+          <w:sz w:val="24"/>
+          <w:szCs w:val="24"/>
+        </w:rPr>
+        <w:t>11. </w:t>
+      </w:r>
+      <w:r>
+        <w:rPr>
+          <w:rFonts w:ascii="Times New Roman" w:hAnsi="Times New Roman" w:cs="Times New Roman"/>
+          <w:color w:val="000000"/>
+          <w:sz w:val="24"/>
+          <w:szCs w:val="24"/>
+        </w:rPr>
+        <w:t>Хвалимо, співаємо, благословимо і дякуємо тобі, Боже батьків наших, бо ти забрав тінь нічну і явив нам знову світло денне. Молимо твою добрість: Милостивий будь для нас грішних і прийми молитву нашу задля великої твоєї ласкавости, бо ми прибігаємо до тебе, милостивого і всемогутнього Бога. Ти, що засвітив у серцях наших правдиве сонце справедливости твоєї! Просвіти розум наш і почування всі зберігай, щоб, як у день, ходили ми пристойно шляхом заповідей твоїх і дійшли до життя вічного, і стали гідними насолоджуватися недоступним твоїм світлом. Бо в тебе є джерело життя, ти Бог наш і тобі славу віддаємо: Отцю, і Сину, і Святому Духові, нині і повсякчас, і на віки віків. Амінь.</w:t>
       </w:r>
     </w:p>
     <w:p>
@@ -10307,14 +11663,21 @@
       <w:pPr>
         <w:spacing w:after="120"/>
         <w:jc w:val="both"/>
-      </w:pPr>
-      <w:r>
-        <w:rPr>
-          <w:rFonts w:ascii="Times New Roman" w:hAnsi="Times New Roman"/>
-          <w:sz w:val="24"/>
+        <w:rPr>
+          <w:rFonts w:ascii="Times New Roman" w:hAnsi="Times New Roman" w:cs="Times New Roman"/>
+          <w:sz w:val="24"/>
+          <w:szCs w:val="24"/>
           <w:u w:val="single"/>
         </w:rPr>
-        <w:t>[Благодаримо Тебе, Господи, Боже наш, що підняв нас із постелі нашої і вклав в уста наші слово хвали, щоб поклонятися і призивати ім'я Твоє святе. Ми умоляємо Твоє милосердя, яке Ти завжди виявляв у нашому житті. Пошли поміч свою людям, що стоять перед лицем святої слави Твоєї і дожидають від Тебе багатої милости; і дай нам, що зо страхом і любов'ю завжди Тобі служимо, хвалити несказанну Твою доброту.]</w:t>
+      </w:pPr>
+      <w:r>
+        <w:rPr>
+          <w:rFonts w:ascii="Times New Roman" w:hAnsi="Times New Roman" w:cs="Times New Roman"/>
+          <w:sz w:val="24"/>
+          <w:szCs w:val="24"/>
+          <w:u w:val="single"/>
+        </w:rPr>
+        <w:t>[Дякуємо тобі, Господи, Боже наш, що підняв нас із постелі нашої і вклав в уста наші слово хвали, щоб поклонятися і призивати ім'я твоє святе. Ми умоляємо твоє милосердя, яке ти завжди виявляв у нашому житті. Пошли поміч свою людям, що стоять перед лицем святої слави твоєї і дожидають від тебе багатої милости; і дай нам, що зо страхом і любов'ю завжди тобі служимо, хвалити несказанну твою доброту.]</w:t>
       </w:r>
     </w:p>
     <w:p>
@@ -10977,14 +12340,21 @@
       <w:pPr>
         <w:spacing w:after="120"/>
         <w:jc w:val="both"/>
-      </w:pPr>
-      <w:r>
-        <w:rPr>
-          <w:rFonts w:ascii="Times New Roman" w:hAnsi="Times New Roman"/>
-          <w:sz w:val="24"/>
+        <w:rPr>
+          <w:rFonts w:ascii="Times New Roman" w:hAnsi="Times New Roman" w:cs="Times New Roman"/>
+          <w:sz w:val="24"/>
+          <w:szCs w:val="24"/>
           <w:u w:val="single"/>
         </w:rPr>
-        <w:t>[Від ночі лине дух наш до Тебе, Боже, бо світлом є повеління Твої. Навчи нас, Боже, правди Твоєї, заповідей Твоїх і виправдань Твоїх. Просвіти наші духовні очі, щоб ми не заснули в гріхах на смерть. Віджени всяку мряку від сердець наших, даруй нам сонце правди і охорони життя наше знаменням і печаттю Святого Твого Духа. Направ стопи наші на шлях мирний, дай нам бачити ранішній день у радості, щоб ми Тобі засилали ранішні молитви.]</w:t>
+      </w:pPr>
+      <w:r>
+        <w:rPr>
+          <w:rFonts w:ascii="Times New Roman" w:hAnsi="Times New Roman" w:cs="Times New Roman"/>
+          <w:sz w:val="24"/>
+          <w:szCs w:val="24"/>
+          <w:u w:val="single"/>
+        </w:rPr>
+        <w:t>[Від ночі лине дух наш до тебе, Боже, бо світлом є повеління твої. Навчи нас, Боже, правди твоєї, заповідей твоїх і виправдань твоїх. Просвіти наші духовні очі, щоб ми не заснули в гріхах на смерть. Віджени всяку мряку від сердець наших, даруй нам сонце правди і охорони життя наше знаменням і печаттю Святого твого Духа. Направ стопи наші на шлях мирний, дай нам бачити ранішній день у радості, щоб ми тобі засилали ранішні молитви]</w:t>
       </w:r>
     </w:p>
     <w:p>
@@ -11098,7 +12468,7 @@
           <w:sz w:val="24"/>
           <w:szCs w:val="24"/>
         </w:rPr>
-        <w:t>(г. 4):</w:t>
+        <w:t>(г. 4):</w:t>
       </w:r>
       <w:r>
         <w:rPr>
@@ -11450,7 +12820,7 @@
           <w:sz w:val="24"/>
           <w:szCs w:val="24"/>
         </w:rPr>
-        <w:t>(г. 4, подібний: Здивувався Йосиф):</w:t>
+        <w:t>(г. 4, подібний: Здивувався Йосиф):</w:t>
       </w:r>
       <w:r>
         <w:rPr>
@@ -11579,7 +12949,7 @@
           <w:sz w:val="24"/>
           <w:szCs w:val="24"/>
         </w:rPr>
-        <w:t>(3 р.)</w:t>
+        <w:t>(3 р.)</w:t>
       </w:r>
       <w:r>
         <w:rPr>
@@ -11617,7 +12987,7 @@
           <w:sz w:val="24"/>
           <w:szCs w:val="24"/>
         </w:rPr>
-        <w:t>(3 р.)</w:t>
+        <w:t>(3 р.)</w:t>
       </w:r>
       <w:r>
         <w:rPr>
@@ -11655,7 +13025,7 @@
           <w:sz w:val="24"/>
           <w:szCs w:val="24"/>
         </w:rPr>
-        <w:t>(3 р.)</w:t>
+        <w:t>(3 р.)</w:t>
       </w:r>
       <w:r>
         <w:rPr>
@@ -11693,7 +13063,7 @@
           <w:sz w:val="24"/>
           <w:szCs w:val="24"/>
         </w:rPr>
-        <w:t>(3 р.)</w:t>
+        <w:t>(3 р.)</w:t>
       </w:r>
       <w:r>
         <w:rPr>
@@ -11731,7 +13101,7 @@
           <w:sz w:val="24"/>
           <w:szCs w:val="24"/>
         </w:rPr>
-        <w:t>(3 р.)</w:t>
+        <w:t>(3 р.)</w:t>
       </w:r>
       <w:r>
         <w:rPr>
@@ -11769,7 +13139,7 @@
           <w:sz w:val="24"/>
           <w:szCs w:val="24"/>
         </w:rPr>
-        <w:t>(3 р.)</w:t>
+        <w:t>(3 р.)</w:t>
       </w:r>
       <w:r>
         <w:rPr>
@@ -11808,7 +13178,7 @@
           <w:sz w:val="24"/>
           <w:szCs w:val="24"/>
         </w:rPr>
-        <w:t>(3 р.)</w:t>
+        <w:t>(3 р.)</w:t>
       </w:r>
       <w:r>
         <w:rPr>
@@ -11847,7 +13217,7 @@
           <w:sz w:val="24"/>
           <w:szCs w:val="24"/>
         </w:rPr>
-        <w:t>(3 р.)</w:t>
+        <w:t>(3 р.)</w:t>
       </w:r>
       <w:r>
         <w:rPr>
@@ -12133,7 +13503,7 @@
           <w:sz w:val="24"/>
           <w:szCs w:val="24"/>
         </w:rPr>
-        <w:t>(3 р.)</w:t>
+        <w:t>(3 р.)</w:t>
       </w:r>
     </w:p>
     <w:p>
@@ -12315,7 +13685,7 @@
           <w:sz w:val="24"/>
           <w:szCs w:val="24"/>
         </w:rPr>
-        <w:t xml:space="preserve">Священник: </w:t>
+        <w:t>Священик: </w:t>
       </w:r>
       <w:r>
         <w:rPr>
@@ -12425,7 +13795,7 @@
           <w:sz w:val="24"/>
           <w:szCs w:val="24"/>
         </w:rPr>
-        <w:t>(г. 1):</w:t>
+        <w:t>(г. 1):</w:t>
       </w:r>
       <w:r>
         <w:rPr>
@@ -12643,7 +14013,7 @@
           <w:sz w:val="24"/>
           <w:szCs w:val="24"/>
         </w:rPr>
-        <w:t>Священник:</w:t>
+        <w:t>Священик:</w:t>
       </w:r>
       <w:r>
         <w:rPr>
@@ -12866,28 +14236,37 @@
       <w:pPr>
         <w:spacing w:after="120"/>
         <w:jc w:val="both"/>
-      </w:pPr>
-      <w:r>
-        <w:rPr>
-          <w:rFonts w:ascii="Times New Roman" w:hAnsi="Times New Roman"/>
-          <w:sz w:val="24"/>
+        <w:rPr>
+          <w:rFonts w:ascii="Times New Roman" w:hAnsi="Times New Roman" w:cs="Times New Roman"/>
+          <w:sz w:val="24"/>
+          <w:szCs w:val="24"/>
           <w:u w:val="single"/>
         </w:rPr>
-        <w:t>[Скарбнице благ, джерело невисихаюче, Отче святий, чудотворче всесильний і вседержителю! Усі Тобі поклоняємося і Тобі молимося та Твої милості і Твої ласки призиваємо на поміч і на заступництво нашій смиренності. Пом'яни, Господи, слуг Твоїх, прийми від усіх нас ранішні моління, як кадило перед Тобою; ні одного з нас не вчини нездатним, але всіх нас зберігай ласками Твоїми. Пом'яни, Господи, тих, що чувають і співають на славу Твою і єдинородного Твого Сина і Бога нашого, і Святого Твого Духа. Будь їм помічником і заступником; прийми їх молитви на наднебесний і духовний Твій жертовник.]</w:t>
-      </w:r>
-    </w:p>
-    <w:p>
-      <w:pPr>
-        <w:spacing w:after="120"/>
-      </w:pPr>
-      <w:r>
-        <w:rPr>
-          <w:rFonts w:ascii="Times New Roman" w:hAnsi="Times New Roman"/>
-          <w:i/>
-          <w:color w:val="FF0000"/>
-          <w:sz w:val="24"/>
-        </w:rPr>
-        <w:t>Священник:</w:t>
+      </w:pPr>
+      <w:bookmarkStart w:id="0" w:name="_heading=h.30j0zll" w:colFirst="0" w:colLast="0"/>
+      <w:bookmarkEnd w:id="0"/>
+      <w:r>
+        <w:rPr>
+          <w:rFonts w:ascii="Times New Roman" w:hAnsi="Times New Roman" w:cs="Times New Roman"/>
+          <w:sz w:val="24"/>
+          <w:szCs w:val="24"/>
+          <w:u w:val="single"/>
+        </w:rPr>
+        <w:t>[Скарбе добра, джерело невисихаюче, Отче святий, чудотворче всесильний і вседержителю! Усі тобі поклоняємося і тобі молимося та твої милості і твої ласки призиваємо на поміч і на заступництво нашій смиренності. Пом'яни, Господи, слуг твоїх, прийми від усіх нас ранішні моління, як кадило перед тобою; ні одного з нас не вчини нездатним, але всіх нас зберігай ласками твоїми. Пом'яни, Господи, тих, що чувають і співають на славу твою і єдинородного твого Сина і Бога нашого, і Святого твого Духа. Будь їм помічником і заступником; прийми їх молитви на наднебесний і духовний твій жертовник]</w:t>
+      </w:r>
+    </w:p>
+    <w:p>
+      <w:pPr>
+        <w:spacing w:after="120"/>
+      </w:pPr>
+      <w:r>
+        <w:rPr>
+          <w:rFonts w:ascii="Times New Roman" w:hAnsi="Times New Roman"/>
+          <w:i/>
+          <w:color w:val="FF0000"/>
+          <w:sz w:val="24"/>
+        </w:rPr>
+        <w:t>Священик:</w:t>
       </w:r>
       <w:r>
         <w:rPr>
@@ -13137,7 +14516,7 @@
           <w:sz w:val="24"/>
           <w:szCs w:val="24"/>
         </w:rPr>
-        <w:t>(3 р.)</w:t>
+        <w:t>(3 р.)</w:t>
       </w:r>
       <w:r>
         <w:rPr>
@@ -13186,7 +14565,7 @@
           <w:sz w:val="24"/>
           <w:szCs w:val="24"/>
         </w:rPr>
-        <w:t>Священник:</w:t>
+        <w:t>Священик:</w:t>
       </w:r>
       <w:r>
         <w:rPr>
@@ -13253,7 +14632,7 @@
           <w:sz w:val="24"/>
           <w:szCs w:val="24"/>
         </w:rPr>
-        <w:t>Священник:</w:t>
+        <w:t>Священик:</w:t>
       </w:r>
       <w:r>
         <w:rPr>
@@ -13356,7 +14735,7 @@
           <w:sz w:val="24"/>
           <w:szCs w:val="24"/>
         </w:rPr>
-        <w:t>Священник сам читає Євангеліє:</w:t>
+        <w:t>Священик сам читає Євангеліє:</w:t>
       </w:r>
       <w:r>
         <w:rPr>
@@ -13914,7 +15293,7 @@
           <w:sz w:val="24"/>
           <w:szCs w:val="24"/>
         </w:rPr>
-        <w:t>(г. 6):</w:t>
+        <w:t>(г. 6):</w:t>
       </w:r>
       <w:r>
         <w:rPr>
@@ -14020,7 +15399,7 @@
           <w:sz w:val="24"/>
           <w:szCs w:val="24"/>
         </w:rPr>
-        <w:t>(г. 6):</w:t>
+        <w:t>(г. 6):</w:t>
       </w:r>
       <w:r>
         <w:rPr>
@@ -14144,7 +15523,7 @@
           <w:sz w:val="24"/>
           <w:szCs w:val="24"/>
         </w:rPr>
-        <w:t>(12 р.)</w:t>
+        <w:t>(12 р.)</w:t>
       </w:r>
       <w:r>
         <w:rPr>
@@ -14175,7 +15554,7 @@
           <w:szCs w:val="24"/>
           <w:u w:val="single"/>
         </w:rPr>
-        <w:t>[Господи, Боже наш! Ти за покаяння дарував людям відпущення, нам же, як образ пізнання і визнання гріхів, показав покаяння і прощення пророка Давида. Тож, Владико, помилуй з великої милости твоєї нас, що в чимало великих гріхів впали, і по багатстві ласк твоїх очисти беззаконня наші, бо перед тобою згрішили ми, Господи, що невідомі й таємні речі серця людського знаєш, і єдиний ти маєш владу прощати гріхи. Серце ж чисте вчини в нас і Духом владичним утверди нас, і радість спасіння твого яви нам. Не відкинь нас від лиця твого, але дозволь, як Добрий і Людинолюбець, аж до останнього нашого віддиху появляти тобі жертву справедливости й приноси на святих твоїх жертовниках]</w:t>
+        <w:t>[Господи, Боже наш! Ти за покаяння дарував людям відпущення, нам же, як образ пізнання і визнання гріхів, показав покаяння і прощення пророка Давида. Тож, Владико, помилуй з великої милости твоєї нас, що в чимало великих гріхів впали, і по багатстві ласк твоїх очисти беззаконня наші, бо перед тобою згрішили ми, Господи, що невідомі й таємні речі серця людського знаєш, і єдиний ти маєш владу прощати гріхи. Серце ж чисте вчини в нас і Духом владичним утверди нас, і радість спасіння твого яви нам. Не відкинь нас від лиця твого, але дозволь, як Добрий і Чоловіколюбець, аж до останнього нашого віддиху появляти тобі жертву справедливости й приноси на святих твоїх жертовниках]</w:t>
       </w:r>
     </w:p>
     <w:p>
@@ -14296,7 +15675,7 @@
           <w:sz w:val="24"/>
           <w:szCs w:val="24"/>
         </w:rPr>
-        <w:t>Ірмос 1:</w:t>
+        <w:t>Ірмос 1:</w:t>
       </w:r>
       <w:r>
         <w:rPr>
@@ -14525,7 +15904,7 @@
           <w:sz w:val="24"/>
           <w:szCs w:val="24"/>
         </w:rPr>
-        <w:t>Ірмос 3:</w:t>
+        <w:t>Ірмос 3:</w:t>
       </w:r>
       <w:r>
         <w:rPr>
@@ -14861,14 +16240,23 @@
       <w:pPr>
         <w:spacing w:after="120"/>
         <w:jc w:val="both"/>
-      </w:pPr>
-      <w:r>
-        <w:rPr>
-          <w:rFonts w:ascii="Times New Roman" w:hAnsi="Times New Roman"/>
-          <w:sz w:val="24"/>
+        <w:rPr>
+          <w:rFonts w:ascii="Times New Roman" w:hAnsi="Times New Roman" w:cs="Times New Roman"/>
+          <w:sz w:val="24"/>
+          <w:szCs w:val="24"/>
           <w:u w:val="single"/>
         </w:rPr>
-        <w:t>[Господи, Боже наш, що сонну неміч забрав від нас і покликав нас візванням святим, щоб і вночі підносити руки наші і прославляти Тебе за справедливі Твої присуди. Прийми благання наші, моління, визнавання, нічні служби і даруй нам, Боже, віру бездоганну, надію впевнену, любов нелицемірну. Благослови наші входи й виходи, вчинки, слова, діла й думки; і дай нам дочекатися початку дня, нам, що хвалять й оспівують, і благословлять добрість Твоєї несказанної сили]</w:t>
+      </w:pPr>
+      <w:bookmarkStart w:id="1" w:name="_heading=h.gjdgxs" w:colFirst="0" w:colLast="0"/>
+      <w:bookmarkEnd w:id="1"/>
+      <w:r>
+        <w:rPr>
+          <w:rFonts w:ascii="Times New Roman" w:hAnsi="Times New Roman" w:cs="Times New Roman"/>
+          <w:sz w:val="24"/>
+          <w:szCs w:val="24"/>
+          <w:u w:val="single"/>
+        </w:rPr>
+        <w:t>[Господи, Боже наш, що сонну неміч забрав від нас і покликав нас візванням святим, щоб і вночі підносити руки наші і прославляти тебе за справедливі твої присуди. Прийми благання наші, моління, визнавання, нічні служби і даруй нам, Боже, віру бездоганну, надію впевнену, любов нелицемірну. Благослови наші входи й виходи, вчинки, слова, діла й думки; і дай нам дочекатися початку дня, нам, що хвалять й оспівують, і благословлять добрість твоєї несказанної сили]</w:t>
       </w:r>
     </w:p>
     <w:p>
@@ -14889,7 +16277,7 @@
           <w:rFonts w:ascii="Times New Roman" w:hAnsi="Times New Roman"/>
           <w:sz w:val="24"/>
         </w:rPr>
-        <w:t xml:space="preserve"> Бо Ти Бог наш і Тобі славу возсилаємо: Отцю, і Сину, і Святому Духові, нині, і повсякчас, і на віки віків.</w:t>
+        <w:t xml:space="preserve"> Бо Ти Бог наш і Тобі славу возсилаємо: Отцю, і Сину, і Святому Духові, нині, і повсякчас, і на віки віків.</w:t>
       </w:r>
     </w:p>
     <w:p>
@@ -15020,7 +16408,7 @@
           <w:sz w:val="24"/>
           <w:szCs w:val="24"/>
         </w:rPr>
-        <w:t>Ірмос 4:</w:t>
+        <w:t>Ірмос 4:</w:t>
       </w:r>
       <w:r>
         <w:rPr>
@@ -15249,7 +16637,7 @@
           <w:sz w:val="24"/>
           <w:szCs w:val="24"/>
         </w:rPr>
-        <w:t>Ірмос 5:</w:t>
+        <w:t>Ірмос 5:</w:t>
       </w:r>
       <w:r>
         <w:rPr>
@@ -15476,7 +16864,7 @@
           <w:sz w:val="24"/>
           <w:szCs w:val="24"/>
         </w:rPr>
-        <w:t>Ірмос 6:</w:t>
+        <w:t>Ірмос 6:</w:t>
       </w:r>
       <w:r>
         <w:rPr>
@@ -15816,22 +17204,21 @@
       <w:pPr>
         <w:spacing w:after="120"/>
         <w:jc w:val="both"/>
-      </w:pPr>
-      <w:r>
-        <w:rPr>
-          <w:rFonts w:ascii="Times New Roman" w:hAnsi="Times New Roman"/>
-          <w:sz w:val="24"/>
+        <w:rPr>
+          <w:rFonts w:ascii="Times New Roman" w:hAnsi="Times New Roman" w:cs="Times New Roman"/>
+          <w:sz w:val="24"/>
+          <w:szCs w:val="24"/>
           <w:u w:val="single"/>
         </w:rPr>
-        <w:t xml:space="preserve">[Благодаримо Тебе, Господи, Боже спасіння нашого, бо Ти все робиш для добра життя нашого, щоб ми завжди на Тебе споглядали, Спасителю й Доброчинцю душ наших. Бо Ти дав спокій нам у час минулої ночі й підвів нас, щоб ми поклонялися величному імені Твоєму. Тому молимо Тебе, Господи: Дай нам ласку й силу, щоб ми стали гідними співати </w:t>
-      </w:r>
-      <w:r>
-        <w:rPr>
-          <w:rFonts w:ascii="Times New Roman" w:hAnsi="Times New Roman"/>
-          <w:sz w:val="24"/>
+      </w:pPr>
+      <w:r>
+        <w:rPr>
+          <w:rFonts w:ascii="Times New Roman" w:hAnsi="Times New Roman" w:cs="Times New Roman"/>
+          <w:sz w:val="24"/>
+          <w:szCs w:val="24"/>
           <w:u w:val="single"/>
         </w:rPr>
-        <w:t>Тобі розумно й молитися безупинно та в страсі і тремтінні над нашим спасінням працювали, при заступництві Христа Твого. Пом'яни, Господи, і тих, що вночі до Тебе кличуть. Вислухай їх і помилуй, і круши під ноги їх невидимих і войовничих ворогів.]</w:t>
+        <w:t>[Дякуємо тобі, Господи, Боже спасіння нашого, бо ти все робиш для добра життя нашого, щоб ми завжди на тебе споглядали, Спасителю й Доброчинцю душ наших. Бо ти дав спокій нам у час минулої ночі й підвів нас, щоб ми поклонялися величному імені твоєму. Тому молимо тебе, Господи: Дай нам ласку й силу, щоб ми стали гідними співати тобі розумно й молитися безупинно та в страсі і тремтінні над нашим спасінням працювали, при заступництві Христа твого. Пом'яни, Господи, і тих, що вночі до тебе кличуть. Вислухай їх і помилуй, і круши під ноги їх невидимих і войовничих ворогів.]</w:t>
       </w:r>
     </w:p>
     <w:p>
@@ -15852,7 +17239,7 @@
           <w:rFonts w:ascii="Times New Roman" w:hAnsi="Times New Roman"/>
           <w:sz w:val="24"/>
         </w:rPr>
-        <w:t xml:space="preserve"> Бо Ти цар миру і Спас душ наших – і Тобі славу возсилаємо, Отцю, і Сину, і Святому Духові, нині, і повсякчас, і на віки віків.</w:t>
+        <w:t xml:space="preserve"> Бо Ти цар миру і Спас душ наших – і Тобі славу возсилаємо, Отцю, і Сину, і Святому Духові, нині, і повсякчас, і на віки віків.</w:t>
       </w:r>
     </w:p>
     <w:p>
@@ -15987,7 +17374,7 @@
           <w:sz w:val="24"/>
           <w:szCs w:val="24"/>
         </w:rPr>
-        <w:t>Ірмос 7:</w:t>
+        <w:t>Ірмос 7:</w:t>
       </w:r>
       <w:r>
         <w:rPr>
@@ -16216,7 +17603,7 @@
           <w:sz w:val="24"/>
           <w:szCs w:val="24"/>
         </w:rPr>
-        <w:t>Ірмос 8:</w:t>
+        <w:t>Ірмос 8:</w:t>
       </w:r>
       <w:r>
         <w:rPr>
@@ -16713,7 +18100,7 @@
           <w:sz w:val="24"/>
           <w:szCs w:val="24"/>
         </w:rPr>
-        <w:t>Ірмос (г. 8):</w:t>
+        <w:t>Ірмос (г. 8):</w:t>
       </w:r>
       <w:r>
         <w:rPr>
@@ -17022,35 +18409,42 @@
       <w:pPr>
         <w:spacing w:after="120"/>
         <w:jc w:val="both"/>
-      </w:pPr>
-      <w:r>
-        <w:rPr>
-          <w:rFonts w:ascii="Times New Roman" w:hAnsi="Times New Roman"/>
-          <w:sz w:val="24"/>
+        <w:rPr>
+          <w:rFonts w:ascii="Times New Roman" w:hAnsi="Times New Roman" w:cs="Times New Roman"/>
+          <w:sz w:val="24"/>
+          <w:szCs w:val="24"/>
           <w:u w:val="single"/>
         </w:rPr>
-        <w:t>[Боже, Боже наш! Ти сотворив розумні й духовні сили Своєю волею. Тебе просимо й Тобі молимося: Прийми наші посильні величання з усіма Твоїми творіннями і збагати щедрими даруваннями Твоєї ласки. Бо перед Тобою згинається всяке коліно: на небі, на землі й під землею, і все, що живе, і все створіння оспівує неосяжну Твою славу, бо Ти Бог правдивий і вельми милостивий.]</w:t>
-      </w:r>
-    </w:p>
-    <w:p>
-      <w:pPr>
-        <w:spacing w:after="120"/>
-        <w:jc w:val="both"/>
-        <w:rPr>
-          <w:rFonts w:ascii="Times New Roman" w:hAnsi="Times New Roman" w:cs="Times New Roman"/>
-          <w:sz w:val="24"/>
-          <w:szCs w:val="24"/>
-        </w:rPr>
-      </w:pPr>
-      <w:r>
-        <w:rPr>
-          <w:rFonts w:ascii="Times New Roman" w:hAnsi="Times New Roman" w:cs="Times New Roman"/>
-          <w:i/>
-          <w:color w:val="FF0000"/>
-          <w:sz w:val="24"/>
-          <w:szCs w:val="24"/>
-        </w:rPr>
-        <w:t xml:space="preserve">Священник: </w:t>
+      </w:pPr>
+      <w:r>
+        <w:rPr>
+          <w:rFonts w:ascii="Times New Roman" w:hAnsi="Times New Roman" w:cs="Times New Roman"/>
+          <w:sz w:val="24"/>
+          <w:szCs w:val="24"/>
+          <w:u w:val="single"/>
+        </w:rPr>
+        <w:t>[Боже, Боже наш! Ти сотворив розумні й духовні сили своєю волею. Тебе просимо й тобі молимося: Прийми наші посильні величання з усіма твоїми творіннями і збагати щедрими даруваннями твоєї ласки. Бо перед тобою згинається всяке коліно: на небі, на землі й під землею, і все, що живе, і все створіння оспівує неосяжну твою славу, бо ти Бог правдивий і вельми милостивий.]</w:t>
+      </w:r>
+    </w:p>
+    <w:p>
+      <w:pPr>
+        <w:spacing w:after="120"/>
+        <w:jc w:val="both"/>
+        <w:rPr>
+          <w:rFonts w:ascii="Times New Roman" w:hAnsi="Times New Roman" w:cs="Times New Roman"/>
+          <w:sz w:val="24"/>
+          <w:szCs w:val="24"/>
+        </w:rPr>
+      </w:pPr>
+      <w:r>
+        <w:rPr>
+          <w:rFonts w:ascii="Times New Roman" w:hAnsi="Times New Roman" w:cs="Times New Roman"/>
+          <w:i/>
+          <w:color w:val="FF0000"/>
+          <w:sz w:val="24"/>
+          <w:szCs w:val="24"/>
+        </w:rPr>
+        <w:t>Священик: </w:t>
       </w:r>
       <w:r>
         <w:rPr>
@@ -17892,7 +19286,7 @@
           <w:sz w:val="24"/>
           <w:szCs w:val="24"/>
         </w:rPr>
-        <w:t>(г. 1):</w:t>
+        <w:t>(г. 1):</w:t>
       </w:r>
       <w:r>
         <w:rPr>
@@ -17988,7 +19382,7 @@
           <w:sz w:val="24"/>
           <w:szCs w:val="24"/>
         </w:rPr>
-        <w:t>(г. 8):</w:t>
+        <w:t>(г. 8):</w:t>
       </w:r>
       <w:r>
         <w:rPr>
@@ -18037,49 +19431,56 @@
       <w:pPr>
         <w:spacing w:after="120"/>
         <w:jc w:val="both"/>
-      </w:pPr>
-      <w:r>
-        <w:rPr>
-          <w:rFonts w:ascii="Times New Roman" w:hAnsi="Times New Roman"/>
-          <w:sz w:val="24"/>
+        <w:rPr>
+          <w:rFonts w:ascii="Times New Roman" w:hAnsi="Times New Roman" w:cs="Times New Roman"/>
+          <w:sz w:val="24"/>
+          <w:szCs w:val="24"/>
           <w:u w:val="single"/>
         </w:rPr>
-        <w:t>[Хвалимо, співаємо, благословимо і благодаримо Тебе, Боже батьків наших, бо Ти забрав тінь нічну і явив нам знову світло денне. Молимо Твою добрість: Милостивий будь для нас грішних і прийми молитву нашу задля великої Твоєї ласкавости, бо ми прибігаємо до Тебе, милостивого і всемогутнього Бога. Ти, що засвітив у серцях наших правдиве сонце справедливости Твоєї! Просвіти розум наш і почування всі зберігай, щоб, як у день, ходили ми пристойно шляхом заповідей Твоїх і дійшли до життя вічного, і стали гідними насолоджуватися недоступним Твоїм світлом. Бо в Тебе є джерело життя, Ти Бог наш і Тобі славу возсилаємо: Отцю, і Сину, і Святому Духові, нині і повсякчас, і на віки віків. Амінь.]</w:t>
-      </w:r>
-    </w:p>
-    <w:p>
-      <w:pPr>
-        <w:spacing w:after="120"/>
-        <w:jc w:val="both"/>
-        <w:rPr>
-          <w:rFonts w:ascii="Times New Roman" w:hAnsi="Times New Roman" w:cs="Times New Roman"/>
-          <w:i/>
-          <w:color w:val="FF0000"/>
-          <w:sz w:val="24"/>
-          <w:szCs w:val="24"/>
-        </w:rPr>
-      </w:pPr>
-    </w:p>
-    <w:p>
-      <w:pPr>
-        <w:spacing w:after="120"/>
-        <w:jc w:val="both"/>
-        <w:rPr>
-          <w:rFonts w:ascii="Times New Roman" w:hAnsi="Times New Roman" w:cs="Times New Roman"/>
-          <w:color w:val="000000"/>
-          <w:sz w:val="24"/>
-          <w:szCs w:val="24"/>
-        </w:rPr>
-      </w:pPr>
-      <w:r>
-        <w:rPr>
-          <w:rFonts w:ascii="Times New Roman" w:hAnsi="Times New Roman" w:cs="Times New Roman"/>
-          <w:i/>
-          <w:color w:val="FF0000"/>
-          <w:sz w:val="24"/>
-          <w:szCs w:val="24"/>
-        </w:rPr>
-        <w:t>Священник:</w:t>
+      </w:pPr>
+      <w:r>
+        <w:rPr>
+          <w:rFonts w:ascii="Times New Roman" w:hAnsi="Times New Roman" w:cs="Times New Roman"/>
+          <w:sz w:val="24"/>
+          <w:szCs w:val="24"/>
+          <w:u w:val="single"/>
+        </w:rPr>
+        <w:t>[Хвалимо, співаємо, благословимо і дякуємо тобі, Боже батьків наших, бо ти забрав тінь нічну і явив нам знову світло денне. Молимо твою добрість: Милостивий будь для нас грішних і прийми молитву нашу задля великої твоєї ласкавости, бо ми прибігаємо до тебе, милостивого і всемогутнього Бога. Ти, що засвітив у серцях наших правдиве сонце справедливости твоєї! Просвіти розум наш і почування всі зберігай, щоб, як у день, ходили ми пристойно шляхом заповідей твоїх і дійшли до життя вічного, і стали гідними насолоджуватися недоступним твоїм світлом. Бо в тебе є джерело життя, ти Бог наш і тобі славу віддаємо: Отцю, і Сину, і Святому Духові, нині і повсякчас, і на віки віків. Амінь.]</w:t>
+      </w:r>
+    </w:p>
+    <w:p>
+      <w:pPr>
+        <w:spacing w:after="120"/>
+        <w:jc w:val="both"/>
+        <w:rPr>
+          <w:rFonts w:ascii="Times New Roman" w:hAnsi="Times New Roman" w:cs="Times New Roman"/>
+          <w:i/>
+          <w:color w:val="FF0000"/>
+          <w:sz w:val="24"/>
+          <w:szCs w:val="24"/>
+        </w:rPr>
+      </w:pPr>
+    </w:p>
+    <w:p>
+      <w:pPr>
+        <w:spacing w:after="120"/>
+        <w:jc w:val="both"/>
+        <w:rPr>
+          <w:rFonts w:ascii="Times New Roman" w:hAnsi="Times New Roman" w:cs="Times New Roman"/>
+          <w:color w:val="000000"/>
+          <w:sz w:val="24"/>
+          <w:szCs w:val="24"/>
+        </w:rPr>
+      </w:pPr>
+      <w:r>
+        <w:rPr>
+          <w:rFonts w:ascii="Times New Roman" w:hAnsi="Times New Roman" w:cs="Times New Roman"/>
+          <w:i/>
+          <w:color w:val="FF0000"/>
+          <w:sz w:val="24"/>
+          <w:szCs w:val="24"/>
+        </w:rPr>
+        <w:t>Священик:</w:t>
       </w:r>
       <w:r>
         <w:rPr>
@@ -18478,35 +19879,49 @@
       <w:pPr>
         <w:spacing w:after="120"/>
         <w:jc w:val="both"/>
-      </w:pPr>
-      <w:r>
-        <w:rPr>
-          <w:rFonts w:ascii="Times New Roman" w:hAnsi="Times New Roman"/>
-          <w:sz w:val="24"/>
-        </w:rPr>
-        <w:t xml:space="preserve">Святий Боже, святий Кріпкий, святий Безсмертний, помилуй нас. </w:t>
-      </w:r>
-      <w:r>
-        <w:rPr>
-          <w:rFonts w:ascii="Times New Roman" w:hAnsi="Times New Roman"/>
-          <w:i/>
-          <w:color w:val="FF0000"/>
-          <w:sz w:val="24"/>
-        </w:rPr>
-        <w:t>(3 р.)</w:t>
-      </w:r>
-    </w:p>
-    <w:p>
-      <w:pPr>
-        <w:spacing w:after="120"/>
-        <w:jc w:val="both"/>
-      </w:pPr>
-      <w:r>
-        <w:rPr>
-          <w:rFonts w:ascii="Times New Roman" w:hAnsi="Times New Roman"/>
-          <w:sz w:val="24"/>
-        </w:rPr>
-        <w:t>Слава Отцю, і Сину, і Святому Духові,* і нині і повсякчас, і на віки віків. Амінь.</w:t>
+        <w:rPr>
+          <w:rFonts w:ascii="Times New Roman" w:hAnsi="Times New Roman" w:cs="Times New Roman"/>
+          <w:i/>
+          <w:sz w:val="24"/>
+          <w:szCs w:val="24"/>
+        </w:rPr>
+      </w:pPr>
+      <w:r>
+        <w:rPr>
+          <w:rFonts w:ascii="Times New Roman" w:hAnsi="Times New Roman" w:cs="Times New Roman"/>
+          <w:sz w:val="24"/>
+          <w:szCs w:val="24"/>
+        </w:rPr>
+        <w:t xml:space="preserve">Святий Боже, святий Кріпкий, святий Безсмертний, помилуй нас </w:t>
+      </w:r>
+      <w:r>
+        <w:rPr>
+          <w:rFonts w:ascii="Times New Roman" w:hAnsi="Times New Roman" w:cs="Times New Roman"/>
+          <w:i/>
+          <w:color w:val="FF0000"/>
+          <w:sz w:val="24"/>
+          <w:szCs w:val="24"/>
+        </w:rPr>
+        <w:t>(3 р.).</w:t>
+      </w:r>
+    </w:p>
+    <w:p>
+      <w:pPr>
+        <w:spacing w:after="120"/>
+        <w:jc w:val="both"/>
+        <w:rPr>
+          <w:rFonts w:ascii="Times New Roman" w:hAnsi="Times New Roman" w:cs="Times New Roman"/>
+          <w:sz w:val="24"/>
+          <w:szCs w:val="24"/>
+        </w:rPr>
+      </w:pPr>
+      <w:r>
+        <w:rPr>
+          <w:rFonts w:ascii="Times New Roman" w:hAnsi="Times New Roman" w:cs="Times New Roman"/>
+          <w:sz w:val="24"/>
+          <w:szCs w:val="24"/>
+        </w:rPr>
+        <w:t>Слава Отцю, і Сину, і Святому Духові. І нині і повсякчас, і на віки віків. Амінь.</w:t>
       </w:r>
     </w:p>
     <w:p>
@@ -19344,7 +20759,7 @@
           <w:color w:val="FF0000"/>
           <w:sz w:val="24"/>
         </w:rPr>
-        <w:t>Священник:</w:t>
+        <w:t>Священик:</w:t>
       </w:r>
       <w:r>
         <w:rPr>
@@ -19360,7 +20775,7 @@
           <w:color w:val="000000"/>
           <w:sz w:val="24"/>
         </w:rPr>
-        <w:t>Бо Ти – Бог милости, ласк і людинолюбности, і Тобі славу віддаємо, Отцю, і Сину, і Святому Духові, нині, і повсякчас, і на віки віків.</w:t>
+        <w:t>Бо Ти – Бог милости, ласк і людинолюбности, і Тобі славу віддаємо, Отцю, і Сину, і Святому Духові, нині, і повсякчас, і на віки віків.</w:t>
       </w:r>
     </w:p>
     <w:p>
@@ -19419,7 +20834,7 @@
           <w:sz w:val="24"/>
           <w:szCs w:val="24"/>
         </w:rPr>
-        <w:t>Священник:</w:t>
+        <w:t>Священик:</w:t>
       </w:r>
       <w:r>
         <w:rPr>
@@ -19543,15 +20958,15 @@
           <w:sz w:val="24"/>
           <w:szCs w:val="24"/>
         </w:rPr>
-        <w:t>Священник читає молитву:</w:t>
-      </w:r>
-      <w:r>
-        <w:rPr>
-          <w:rFonts w:ascii="Times New Roman" w:hAnsi="Times New Roman" w:cs="Times New Roman"/>
-          <w:sz w:val="24"/>
-          <w:szCs w:val="24"/>
-        </w:rPr>
-        <w:t xml:space="preserve"> Господи святий, ти на висоті живеш і всевидючим оком твоїм споглядаєш на всяке створіння! Перед тобою схилили ми голови, душі й тіла, і молимося до тебе, Святий святих: Простягни руку твою невидиму від святого житла твого і благослови всіх нас; а якщо ми де в чому згрішили добровільно чи недобровільно, як добрий і людинолюбний Бог, прости і даруй нам земні й небесні добра твої:</w:t>
+        <w:t>Священик читає молитву:</w:t>
+      </w:r>
+      <w:r>
+        <w:rPr>
+          <w:rFonts w:ascii="Times New Roman" w:hAnsi="Times New Roman" w:cs="Times New Roman"/>
+          <w:sz w:val="24"/>
+          <w:szCs w:val="24"/>
+        </w:rPr>
+        <w:t xml:space="preserve"> Господи святий, ти на висоті живеш і всевидючим оком твоїм споглядаєш на всяке створіння! Перед тобою схилили ми голови, душі й тіла, і молимося до тебе, Святий святих: Простягни руку твою невидиму від святого житла твого і благослови всіх нас; а якщо ми де в чому згрішили добровільно чи недобровільно, як добрий і чоловіколюбний Бог, прости і даруй нам земні й небесні добра твої:</w:t>
       </w:r>
     </w:p>
     <w:p>
@@ -19725,7 +21140,7 @@
           <w:sz w:val="24"/>
           <w:szCs w:val="24"/>
         </w:rPr>
-        <w:t>Священник:</w:t>
+        <w:t>Священик:</w:t>
       </w:r>
       <w:r>
         <w:rPr>
@@ -19801,7 +21216,7 @@
           <w:sz w:val="24"/>
           <w:szCs w:val="24"/>
         </w:rPr>
-        <w:t>Священник:</w:t>
+        <w:t>Священик:</w:t>
       </w:r>
       <w:r>
         <w:rPr>
@@ -19845,30 +21260,38 @@
       <w:pPr>
         <w:spacing w:after="120"/>
         <w:jc w:val="both"/>
-      </w:pPr>
-      <w:r>
-        <w:rPr>
-          <w:rFonts w:ascii="Times New Roman" w:hAnsi="Times New Roman"/>
-          <w:i/>
-          <w:color w:val="FF0000"/>
-          <w:sz w:val="24"/>
-        </w:rPr>
-        <w:t>Священник:</w:t>
-      </w:r>
-      <w:r>
-        <w:rPr>
-          <w:rFonts w:ascii="Times New Roman" w:hAnsi="Times New Roman"/>
-          <w:color w:val="FF0000"/>
-          <w:sz w:val="24"/>
+        <w:rPr>
+          <w:rFonts w:ascii="Times New Roman" w:hAnsi="Times New Roman" w:cs="Times New Roman"/>
+          <w:sz w:val="24"/>
+          <w:szCs w:val="24"/>
+        </w:rPr>
+      </w:pPr>
+      <w:r>
+        <w:rPr>
+          <w:rFonts w:ascii="Times New Roman" w:hAnsi="Times New Roman" w:cs="Times New Roman"/>
+          <w:i/>
+          <w:color w:val="FF0000"/>
+          <w:sz w:val="24"/>
+          <w:szCs w:val="24"/>
+        </w:rPr>
+        <w:t>Священик:</w:t>
+      </w:r>
+      <w:r>
+        <w:rPr>
+          <w:rFonts w:ascii="Times New Roman" w:hAnsi="Times New Roman" w:cs="Times New Roman"/>
+          <w:color w:val="FF0000"/>
+          <w:sz w:val="24"/>
+          <w:szCs w:val="24"/>
         </w:rPr>
         <w:t xml:space="preserve"> </w:t>
       </w:r>
       <w:r>
         <w:rPr>
-          <w:rFonts w:ascii="Times New Roman" w:hAnsi="Times New Roman"/>
-          <w:sz w:val="24"/>
-        </w:rPr>
-        <w:t>Слава тобі, Христе Боже, уповання наше, слава тобі!</w:t>
+          <w:rFonts w:ascii="Times New Roman" w:hAnsi="Times New Roman" w:cs="Times New Roman"/>
+          <w:sz w:val="24"/>
+          <w:szCs w:val="24"/>
+        </w:rPr>
+        <w:t>Слава тобі, Христе Боже, надіє наша, слава тобі!</w:t>
       </w:r>
     </w:p>
     <w:p>
@@ -19916,7 +21339,7 @@
           <w:sz w:val="24"/>
           <w:szCs w:val="24"/>
         </w:rPr>
-        <w:t>(3 р.)</w:t>
+        <w:t>(3 р.)</w:t>
       </w:r>
       <w:r>
         <w:rPr>
@@ -19954,16 +21377,16 @@
           <w:sz w:val="24"/>
           <w:szCs w:val="24"/>
         </w:rPr>
-        <w:t>Священник:</w:t>
-      </w:r>
-      <w:r>
-        <w:rPr>
-          <w:rFonts w:ascii="Times New Roman" w:hAnsi="Times New Roman" w:cs="Times New Roman"/>
-          <w:color w:val="FF0000"/>
-          <w:sz w:val="24"/>
-          <w:szCs w:val="24"/>
-        </w:rPr>
-        <w:t xml:space="preserve"> </w:t>
+        <w:t>Священик:</w:t>
+      </w:r>
+      <w:r>
+        <w:rPr>
+          <w:rFonts w:ascii="Times New Roman" w:hAnsi="Times New Roman" w:cs="Times New Roman"/>
+          <w:color w:val="FF0000"/>
+          <w:sz w:val="24"/>
+          <w:szCs w:val="24"/>
+        </w:rPr>
+        <w:t> </w:t>
       </w:r>
       <w:r>
         <w:rPr>
@@ -19989,7 +21412,7 @@
           <w:sz w:val="24"/>
           <w:szCs w:val="24"/>
         </w:rPr>
-        <w:t xml:space="preserve"> і всіх святих, помилує і спасе нас, як благий і Людинолюбець.</w:t>
+        <w:t xml:space="preserve"> і всіх святих, помилує і спасе нас, як благий і чоловіколюбець.</w:t>
       </w:r>
     </w:p>
     <w:p>
